--- a/tests/tests.docx
+++ b/tests/tests.docx
@@ -1,6 +1,6 @@
 
 <file path=word/document.xml><?xml version="1.0" encoding="utf-8"?>
-<w:document xmlns:wpc="http://schemas.microsoft.com/office/word/2010/wordprocessingCanvas" xmlns:cx="http://schemas.microsoft.com/office/drawing/2014/chartex" xmlns:cx1="http://schemas.microsoft.com/office/drawing/2015/9/8/chartex" xmlns:cx2="http://schemas.microsoft.com/office/drawing/2015/10/21/chartex" xmlns:cx3="http://schemas.microsoft.com/office/drawing/2016/5/9/chartex" xmlns:cx4="http://schemas.microsoft.com/office/drawing/2016/5/10/chartex" xmlns:cx5="http://schemas.microsoft.com/office/drawing/2016/5/11/chartex" xmlns:cx6="http://schemas.microsoft.com/office/drawing/2016/5/12/chartex" xmlns:cx7="http://schemas.microsoft.com/office/drawing/2016/5/13/chartex" xmlns:cx8="http://schemas.microsoft.com/office/drawing/2016/5/14/chartex" xmlns:mc="http://schemas.openxmlformats.org/markup-compatibility/2006" xmlns:aink="http://schemas.microsoft.com/office/drawing/2016/ink" xmlns:am3d="http://schemas.microsoft.com/office/drawing/2017/model3d" xmlns:o="urn:schemas-microsoft-com:office:office" xmlns:oel="http://schemas.microsoft.com/office/2019/extlst" xmlns:r="http://schemas.openxmlformats.org/officeDocument/2006/relationships" xmlns:m="http://schemas.openxmlformats.org/officeDocument/2006/math" xmlns:v="urn:schemas-microsoft-com:vml" xmlns:wp14="http://schemas.microsoft.com/office/word/2010/wordprocessingDrawing" xmlns:wp="http://schemas.openxmlformats.org/drawingml/2006/wordprocessingDrawing" xmlns:w10="urn:schemas-microsoft-com:office:word" xmlns:w="http://schemas.openxmlformats.org/wordprocessingml/2006/main" xmlns:w14="http://schemas.microsoft.com/office/word/2010/wordml" xmlns:w15="http://schemas.microsoft.com/office/word/2012/wordml" xmlns:w16cei="http://schemas.microsoft.com/office/word/2026/wordml/cei" xmlns:w16cex="http://schemas.microsoft.com/office/word/2018/wordml/cex" xmlns:w16cid="http://schemas.microsoft.com/office/word/2016/wordml/cid" xmlns:w16="http://schemas.microsoft.com/office/word/2018/wordml" xmlns:w16du="http://schemas.microsoft.com/office/word/2023/wordml/word16du" xmlns:w16sdtdh="http://schemas.microsoft.com/office/word/2020/wordml/sdtdatahash" xmlns:w16sdtfl="http://schemas.microsoft.com/office/word/2024/wordml/sdtformatlock" xmlns:w16se="http://schemas.microsoft.com/office/word/2015/wordml/symex" xmlns:wpg="http://schemas.microsoft.com/office/word/2010/wordprocessingGroup" xmlns:wpi="http://schemas.microsoft.com/office/word/2010/wordprocessingInk" xmlns:wne="http://schemas.microsoft.com/office/word/2006/wordml" xmlns:wps="http://schemas.microsoft.com/office/word/2010/wordprocessingShape" mc:Ignorable="w14 w15 w16se w16cid w16 w16cex w16sdtdh w16sdtfl w16du wp14">
+<w:document xmlns:wpc="http://schemas.microsoft.com/office/word/2010/wordprocessingCanvas" xmlns:cx="http://schemas.microsoft.com/office/drawing/2014/chartex" xmlns:cx1="http://schemas.microsoft.com/office/drawing/2015/9/8/chartex" xmlns:cx2="http://schemas.microsoft.com/office/drawing/2015/10/21/chartex" xmlns:cx3="http://schemas.microsoft.com/office/drawing/2016/5/9/chartex" xmlns:cx4="http://schemas.microsoft.com/office/drawing/2016/5/10/chartex" xmlns:cx5="http://schemas.microsoft.com/office/drawing/2016/5/11/chartex" xmlns:cx6="http://schemas.microsoft.com/office/drawing/2016/5/12/chartex" xmlns:cx7="http://schemas.microsoft.com/office/drawing/2016/5/13/chartex" xmlns:cx8="http://schemas.microsoft.com/office/drawing/2016/5/14/chartex" xmlns:mc="http://schemas.openxmlformats.org/markup-compatibility/2006" xmlns:aink="http://schemas.microsoft.com/office/drawing/2016/ink" xmlns:am3d="http://schemas.microsoft.com/office/drawing/2017/model3d" xmlns:o="urn:schemas-microsoft-com:office:office" xmlns:oel="http://schemas.microsoft.com/office/2019/extlst" xmlns:r="http://schemas.openxmlformats.org/officeDocument/2006/relationships" xmlns:m="http://schemas.openxmlformats.org/officeDocument/2006/math" xmlns:v="urn:schemas-microsoft-com:vml" xmlns:wp14="http://schemas.microsoft.com/office/word/2010/wordprocessingDrawing" xmlns:wp="http://schemas.openxmlformats.org/drawingml/2006/wordprocessingDrawing" xmlns:w10="urn:schemas-microsoft-com:office:word" xmlns:w="http://schemas.openxmlformats.org/wordprocessingml/2006/main" xmlns:w14="http://schemas.microsoft.com/office/word/2010/wordml" xmlns:w15="http://schemas.microsoft.com/office/word/2012/wordml" xmlns:w16cex="http://schemas.microsoft.com/office/word/2018/wordml/cex" xmlns:w16cid="http://schemas.microsoft.com/office/word/2016/wordml/cid" xmlns:w16="http://schemas.microsoft.com/office/word/2018/wordml" xmlns:w16du="http://schemas.microsoft.com/office/word/2023/wordml/word16du" xmlns:w16sdtdh="http://schemas.microsoft.com/office/word/2020/wordml/sdtdatahash" xmlns:w16sdtfl="http://schemas.microsoft.com/office/word/2024/wordml/sdtformatlock" xmlns:w16se="http://schemas.microsoft.com/office/word/2015/wordml/symex" xmlns:wpg="http://schemas.microsoft.com/office/word/2010/wordprocessingGroup" xmlns:wpi="http://schemas.microsoft.com/office/word/2010/wordprocessingInk" xmlns:wne="http://schemas.microsoft.com/office/word/2006/wordml" xmlns:wps="http://schemas.microsoft.com/office/word/2010/wordprocessingShape" mc:Ignorable="w14 w15 w16se w16cid w16 w16cex w16sdtdh w16sdtfl w16du wp14">
   <w:body>
     <w:p>
       <w:pPr>
@@ -69,6 +69,9 @@
         </w:rPr>
       </w:pPr>
       <w:r>
+        <w:rPr>
+          <w:noProof/>
+        </w:rPr>
         <w:drawing>
           <wp:anchor distT="0" distB="0" distL="114300" distR="114300" simplePos="0" relativeHeight="251658240" behindDoc="0" locked="0" layoutInCell="1" allowOverlap="1" wp14:anchorId="706E8863" wp14:editId="6C920E76">
             <wp:simplePos x="0" y="0"/>
@@ -1511,6 +1514,9 @@
               <w:cnfStyle w:val="000000000000" w:firstRow="0" w:lastRow="0" w:firstColumn="0" w:lastColumn="0" w:oddVBand="0" w:evenVBand="0" w:oddHBand="0" w:evenHBand="0" w:firstRowFirstColumn="0" w:firstRowLastColumn="0" w:lastRowFirstColumn="0" w:lastRowLastColumn="0"/>
             </w:pPr>
             <w:r>
+              <w:rPr>
+                <w:noProof/>
+              </w:rPr>
               <w:lastRenderedPageBreak/>
               <w:drawing>
                 <wp:anchor distT="0" distB="0" distL="114300" distR="114300" simplePos="0" relativeHeight="251664384" behindDoc="0" locked="0" layoutInCell="1" allowOverlap="1" wp14:anchorId="127ADE06" wp14:editId="28EEBEE2">
@@ -1574,6 +1580,9 @@
               <w:cnfStyle w:val="000000000000" w:firstRow="0" w:lastRow="0" w:firstColumn="0" w:lastColumn="0" w:oddVBand="0" w:evenVBand="0" w:oddHBand="0" w:evenHBand="0" w:firstRowFirstColumn="0" w:firstRowLastColumn="0" w:lastRowFirstColumn="0" w:lastRowLastColumn="0"/>
             </w:pPr>
             <w:r>
+              <w:rPr>
+                <w:noProof/>
+              </w:rPr>
               <w:drawing>
                 <wp:anchor distT="0" distB="0" distL="114300" distR="114300" simplePos="0" relativeHeight="251666432" behindDoc="0" locked="0" layoutInCell="1" allowOverlap="1" wp14:anchorId="71B17681" wp14:editId="2F88DB7F">
                   <wp:simplePos x="0" y="0"/>
@@ -1631,6 +1640,9 @@
               </w:drawing>
             </w:r>
             <w:r>
+              <w:rPr>
+                <w:noProof/>
+              </w:rPr>
               <w:drawing>
                 <wp:anchor distT="0" distB="0" distL="114300" distR="114300" simplePos="0" relativeHeight="251665408" behindDoc="0" locked="0" layoutInCell="1" allowOverlap="1" wp14:anchorId="0CEDD055" wp14:editId="1C34644D">
                   <wp:simplePos x="0" y="0"/>
@@ -1841,6 +1853,9 @@
               <w:cnfStyle w:val="000000000000" w:firstRow="0" w:lastRow="0" w:firstColumn="0" w:lastColumn="0" w:oddVBand="0" w:evenVBand="0" w:oddHBand="0" w:evenHBand="0" w:firstRowFirstColumn="0" w:firstRowLastColumn="0" w:lastRowFirstColumn="0" w:lastRowLastColumn="0"/>
             </w:pPr>
             <w:r>
+              <w:rPr>
+                <w:noProof/>
+              </w:rPr>
               <w:lastRenderedPageBreak/>
               <w:drawing>
                 <wp:anchor distT="0" distB="0" distL="114300" distR="114300" simplePos="0" relativeHeight="251668480" behindDoc="0" locked="0" layoutInCell="1" allowOverlap="1" wp14:anchorId="6D1AF351" wp14:editId="68625E1B">
@@ -1958,6 +1973,9 @@
               <w:cnfStyle w:val="000000000000" w:firstRow="0" w:lastRow="0" w:firstColumn="0" w:lastColumn="0" w:oddVBand="0" w:evenVBand="0" w:oddHBand="0" w:evenHBand="0" w:firstRowFirstColumn="0" w:firstRowLastColumn="0" w:lastRowFirstColumn="0" w:lastRowLastColumn="0"/>
             </w:pPr>
             <w:r>
+              <w:rPr>
+                <w:noProof/>
+              </w:rPr>
               <w:drawing>
                 <wp:anchor distT="0" distB="0" distL="114300" distR="114300" simplePos="0" relativeHeight="251670528" behindDoc="0" locked="0" layoutInCell="1" allowOverlap="1" wp14:anchorId="7007539B" wp14:editId="3E12F536">
                   <wp:simplePos x="0" y="0"/>
@@ -2020,6 +2038,9 @@
               <w:cnfStyle w:val="000000000000" w:firstRow="0" w:lastRow="0" w:firstColumn="0" w:lastColumn="0" w:oddVBand="0" w:evenVBand="0" w:oddHBand="0" w:evenHBand="0" w:firstRowFirstColumn="0" w:firstRowLastColumn="0" w:lastRowFirstColumn="0" w:lastRowLastColumn="0"/>
             </w:pPr>
             <w:r>
+              <w:rPr>
+                <w:noProof/>
+              </w:rPr>
               <w:drawing>
                 <wp:anchor distT="0" distB="0" distL="114300" distR="114300" simplePos="0" relativeHeight="251669504" behindDoc="0" locked="0" layoutInCell="1" allowOverlap="1" wp14:anchorId="1FF0604B" wp14:editId="06FD166A">
                   <wp:simplePos x="0" y="0"/>
@@ -2177,6 +2198,9 @@
               <w:cnfStyle w:val="000000000000" w:firstRow="0" w:lastRow="0" w:firstColumn="0" w:lastColumn="0" w:oddVBand="0" w:evenVBand="0" w:oddHBand="0" w:evenHBand="0" w:firstRowFirstColumn="0" w:firstRowLastColumn="0" w:lastRowFirstColumn="0" w:lastRowLastColumn="0"/>
             </w:pPr>
             <w:r>
+              <w:rPr>
+                <w:noProof/>
+              </w:rPr>
               <w:lastRenderedPageBreak/>
               <w:drawing>
                 <wp:anchor distT="0" distB="0" distL="114300" distR="114300" simplePos="0" relativeHeight="251672576" behindDoc="0" locked="0" layoutInCell="1" allowOverlap="1" wp14:anchorId="6B4425D8" wp14:editId="1A706A9A">
@@ -2313,6 +2337,9 @@
               <w:cnfStyle w:val="000000000000" w:firstRow="0" w:lastRow="0" w:firstColumn="0" w:lastColumn="0" w:oddVBand="0" w:evenVBand="0" w:oddHBand="0" w:evenHBand="0" w:firstRowFirstColumn="0" w:firstRowLastColumn="0" w:lastRowFirstColumn="0" w:lastRowLastColumn="0"/>
             </w:pPr>
             <w:r>
+              <w:rPr>
+                <w:noProof/>
+              </w:rPr>
               <w:drawing>
                 <wp:anchor distT="0" distB="0" distL="114300" distR="114300" simplePos="0" relativeHeight="251673600" behindDoc="0" locked="0" layoutInCell="1" allowOverlap="1" wp14:anchorId="5A390F36" wp14:editId="2B560725">
                   <wp:simplePos x="0" y="0"/>
@@ -2458,6 +2485,9 @@
               <w:cnfStyle w:val="000000000000" w:firstRow="0" w:lastRow="0" w:firstColumn="0" w:lastColumn="0" w:oddVBand="0" w:evenVBand="0" w:oddHBand="0" w:evenHBand="0" w:firstRowFirstColumn="0" w:firstRowLastColumn="0" w:lastRowFirstColumn="0" w:lastRowLastColumn="0"/>
             </w:pPr>
             <w:r>
+              <w:rPr>
+                <w:noProof/>
+              </w:rPr>
               <w:lastRenderedPageBreak/>
               <w:drawing>
                 <wp:anchor distT="0" distB="0" distL="114300" distR="114300" simplePos="0" relativeHeight="251674624" behindDoc="0" locked="0" layoutInCell="1" allowOverlap="1" wp14:anchorId="54308783" wp14:editId="4BD24981">
@@ -2571,6 +2601,9 @@
               <w:cnfStyle w:val="000000000000" w:firstRow="0" w:lastRow="0" w:firstColumn="0" w:lastColumn="0" w:oddVBand="0" w:evenVBand="0" w:oddHBand="0" w:evenHBand="0" w:firstRowFirstColumn="0" w:firstRowLastColumn="0" w:lastRowFirstColumn="0" w:lastRowLastColumn="0"/>
             </w:pPr>
             <w:r>
+              <w:rPr>
+                <w:noProof/>
+              </w:rPr>
               <w:drawing>
                 <wp:anchor distT="0" distB="0" distL="114300" distR="114300" simplePos="0" relativeHeight="251676672" behindDoc="0" locked="0" layoutInCell="1" allowOverlap="1" wp14:anchorId="7FFB8883" wp14:editId="163A1244">
                   <wp:simplePos x="0" y="0"/>
@@ -2628,6 +2661,9 @@
               </w:drawing>
             </w:r>
             <w:r>
+              <w:rPr>
+                <w:noProof/>
+              </w:rPr>
               <w:drawing>
                 <wp:anchor distT="0" distB="0" distL="114300" distR="114300" simplePos="0" relativeHeight="251675648" behindDoc="0" locked="0" layoutInCell="1" allowOverlap="1" wp14:anchorId="38CE3285" wp14:editId="781708AC">
                   <wp:simplePos x="0" y="0"/>
@@ -2715,6 +2751,9 @@
               <w:cnfStyle w:val="000000000000" w:firstRow="0" w:lastRow="0" w:firstColumn="0" w:lastColumn="0" w:oddVBand="0" w:evenVBand="0" w:oddHBand="0" w:evenHBand="0" w:firstRowFirstColumn="0" w:firstRowLastColumn="0" w:lastRowFirstColumn="0" w:lastRowLastColumn="0"/>
             </w:pPr>
             <w:r>
+              <w:rPr>
+                <w:noProof/>
+              </w:rPr>
               <w:drawing>
                 <wp:anchor distT="0" distB="0" distL="114300" distR="114300" simplePos="0" relativeHeight="251677696" behindDoc="0" locked="0" layoutInCell="1" allowOverlap="1" wp14:anchorId="50C5A067" wp14:editId="077E29BC">
                   <wp:simplePos x="0" y="0"/>
@@ -2785,6 +2824,9 @@
               <w:cnfStyle w:val="000000000000" w:firstRow="0" w:lastRow="0" w:firstColumn="0" w:lastColumn="0" w:oddVBand="0" w:evenVBand="0" w:oddHBand="0" w:evenHBand="0" w:firstRowFirstColumn="0" w:firstRowLastColumn="0" w:lastRowFirstColumn="0" w:lastRowLastColumn="0"/>
             </w:pPr>
             <w:r>
+              <w:rPr>
+                <w:noProof/>
+              </w:rPr>
               <w:lastRenderedPageBreak/>
               <w:drawing>
                 <wp:inline distT="0" distB="0" distL="0" distR="0" wp14:anchorId="2045C994" wp14:editId="6026EE4D">
@@ -2833,6 +2875,9 @@
               <w:cnfStyle w:val="000000000000" w:firstRow="0" w:lastRow="0" w:firstColumn="0" w:lastColumn="0" w:oddVBand="0" w:evenVBand="0" w:oddHBand="0" w:evenHBand="0" w:firstRowFirstColumn="0" w:firstRowLastColumn="0" w:lastRowFirstColumn="0" w:lastRowLastColumn="0"/>
             </w:pPr>
             <w:r>
+              <w:rPr>
+                <w:noProof/>
+              </w:rPr>
               <w:drawing>
                 <wp:anchor distT="0" distB="0" distL="114300" distR="114300" simplePos="0" relativeHeight="251667456" behindDoc="0" locked="0" layoutInCell="1" allowOverlap="1" wp14:anchorId="033C6874" wp14:editId="49F5E920">
                   <wp:simplePos x="0" y="0"/>
@@ -2884,6 +2929,9 @@
               </w:drawing>
             </w:r>
             <w:r>
+              <w:rPr>
+                <w:noProof/>
+              </w:rPr>
               <w:drawing>
                 <wp:anchor distT="0" distB="0" distL="114300" distR="114300" simplePos="0" relativeHeight="251659264" behindDoc="0" locked="0" layoutInCell="1" allowOverlap="1" wp14:anchorId="0BC63BA9" wp14:editId="1DC5280C">
                   <wp:simplePos x="0" y="0"/>
@@ -2946,6 +2994,9 @@
               <w:cnfStyle w:val="000000000000" w:firstRow="0" w:lastRow="0" w:firstColumn="0" w:lastColumn="0" w:oddVBand="0" w:evenVBand="0" w:oddHBand="0" w:evenHBand="0" w:firstRowFirstColumn="0" w:firstRowLastColumn="0" w:lastRowFirstColumn="0" w:lastRowLastColumn="0"/>
             </w:pPr>
             <w:r>
+              <w:rPr>
+                <w:noProof/>
+              </w:rPr>
               <w:lastRenderedPageBreak/>
               <w:drawing>
                 <wp:anchor distT="0" distB="0" distL="114300" distR="114300" simplePos="0" relativeHeight="251663360" behindDoc="0" locked="0" layoutInCell="1" allowOverlap="1" wp14:anchorId="392F0CDC" wp14:editId="7A3561D2">
@@ -3004,6 +3055,9 @@
               </w:drawing>
             </w:r>
             <w:r>
+              <w:rPr>
+                <w:noProof/>
+              </w:rPr>
               <w:drawing>
                 <wp:anchor distT="0" distB="0" distL="114300" distR="114300" simplePos="0" relativeHeight="251662336" behindDoc="1" locked="0" layoutInCell="1" allowOverlap="1" wp14:anchorId="7E474786" wp14:editId="3FAA2BF8">
                   <wp:simplePos x="0" y="0"/>
@@ -3375,6 +3429,9 @@
     </w:p>
     <w:p>
       <w:r>
+        <w:rPr>
+          <w:noProof/>
+        </w:rPr>
         <w:drawing>
           <wp:inline distT="0" distB="0" distL="0" distR="0" wp14:anchorId="09C0453A" wp14:editId="71737658">
             <wp:extent cx="3105583" cy="781159"/>
@@ -3416,6 +3473,9 @@
     <w:p/>
     <w:p>
       <w:r>
+        <w:rPr>
+          <w:noProof/>
+        </w:rPr>
         <w:drawing>
           <wp:anchor distT="0" distB="0" distL="114300" distR="114300" simplePos="0" relativeHeight="251680768" behindDoc="0" locked="0" layoutInCell="1" allowOverlap="1" wp14:anchorId="5A4B4410" wp14:editId="1497BFC7">
             <wp:simplePos x="0" y="0"/>
@@ -3478,6 +3538,9 @@
     </w:p>
     <w:p>
       <w:r>
+        <w:rPr>
+          <w:noProof/>
+        </w:rPr>
         <w:drawing>
           <wp:inline distT="0" distB="0" distL="0" distR="0" wp14:anchorId="0F834265" wp14:editId="7EB91109">
             <wp:extent cx="3173043" cy="936172"/>
@@ -3563,6 +3626,9 @@
     </w:p>
     <w:p>
       <w:r>
+        <w:rPr>
+          <w:noProof/>
+        </w:rPr>
         <w:drawing>
           <wp:inline distT="0" distB="0" distL="0" distR="0" wp14:anchorId="2EDAA21D" wp14:editId="32B2767B">
             <wp:extent cx="5083810" cy="1668865"/>
@@ -3612,6 +3678,9 @@
     </w:p>
     <w:p>
       <w:r>
+        <w:rPr>
+          <w:noProof/>
+        </w:rPr>
         <w:drawing>
           <wp:inline distT="0" distB="0" distL="0" distR="0" wp14:anchorId="72D7B834" wp14:editId="72272004">
             <wp:extent cx="4923790" cy="1727807"/>
@@ -3690,6 +3759,9 @@
     </w:p>
     <w:p>
       <w:r>
+        <w:rPr>
+          <w:noProof/>
+        </w:rPr>
         <w:drawing>
           <wp:anchor distT="0" distB="0" distL="114300" distR="114300" simplePos="0" relativeHeight="251682816" behindDoc="0" locked="0" layoutInCell="1" allowOverlap="1" wp14:anchorId="5D1B1AEA" wp14:editId="6846D037">
             <wp:simplePos x="0" y="0"/>
@@ -3748,11 +3820,12 @@
       </w:r>
       <w:r>
         <w:rPr>
+          <w:noProof/>
           <w:sz w:val="44"/>
           <w:szCs w:val="44"/>
         </w:rPr>
         <w:drawing>
-          <wp:anchor distT="0" distB="0" distL="114300" distR="114300" simplePos="0" relativeHeight="251681792" behindDoc="0" locked="0" layoutInCell="1" allowOverlap="1" wp14:anchorId="23749E4E" wp14:editId="58807272">
+          <wp:anchor distT="0" distB="0" distL="114300" distR="114300" simplePos="0" relativeHeight="251681792" behindDoc="0" locked="0" layoutInCell="1" allowOverlap="1" wp14:anchorId="23749E4E" wp14:editId="013FFDE5">
             <wp:simplePos x="0" y="0"/>
             <wp:positionH relativeFrom="column">
               <wp:posOffset>5593080</wp:posOffset>
@@ -3818,6 +3891,9 @@
     </w:p>
     <w:p>
       <w:r>
+        <w:rPr>
+          <w:noProof/>
+        </w:rPr>
         <w:drawing>
           <wp:inline distT="0" distB="0" distL="0" distR="0" wp14:anchorId="0865E35C" wp14:editId="2DA8FDCE">
             <wp:extent cx="3729992" cy="966839"/>
@@ -3859,8 +3935,11 @@
     <w:p/>
     <w:p>
       <w:r>
+        <w:rPr>
+          <w:noProof/>
+        </w:rPr>
         <w:drawing>
-          <wp:anchor distT="0" distB="0" distL="114300" distR="114300" simplePos="0" relativeHeight="251685888" behindDoc="0" locked="0" layoutInCell="1" allowOverlap="1" wp14:anchorId="4E168E56" wp14:editId="334F632E">
+          <wp:anchor distT="0" distB="0" distL="114300" distR="114300" simplePos="0" relativeHeight="251685888" behindDoc="0" locked="0" layoutInCell="1" allowOverlap="1" wp14:anchorId="4E168E56" wp14:editId="012EF37F">
             <wp:simplePos x="0" y="0"/>
             <wp:positionH relativeFrom="margin">
               <wp:posOffset>6271261</wp:posOffset>
@@ -3916,6 +3995,9 @@
         </w:drawing>
       </w:r>
       <w:r>
+        <w:rPr>
+          <w:noProof/>
+        </w:rPr>
         <w:drawing>
           <wp:anchor distT="0" distB="0" distL="114300" distR="114300" simplePos="0" relativeHeight="251684864" behindDoc="0" locked="0" layoutInCell="1" allowOverlap="1" wp14:anchorId="76F170EF" wp14:editId="33B3A39C">
             <wp:simplePos x="0" y="0"/>
@@ -3973,6 +4055,9 @@
         </w:drawing>
       </w:r>
       <w:r>
+        <w:rPr>
+          <w:noProof/>
+        </w:rPr>
         <w:drawing>
           <wp:anchor distT="0" distB="0" distL="114300" distR="114300" simplePos="0" relativeHeight="251683840" behindDoc="0" locked="0" layoutInCell="1" allowOverlap="1" wp14:anchorId="0F1C40F7" wp14:editId="05B0B4FF">
             <wp:simplePos x="0" y="0"/>
@@ -4035,6 +4120,9 @@
     </w:p>
     <w:p>
       <w:r>
+        <w:rPr>
+          <w:noProof/>
+        </w:rPr>
         <w:drawing>
           <wp:inline distT="0" distB="0" distL="0" distR="0" wp14:anchorId="343C44C1" wp14:editId="37141392">
             <wp:extent cx="3390900" cy="1531751"/>
@@ -4685,6 +4773,7 @@
   <w:style w:type="character" w:default="1" w:styleId="DefaultParagraphFont">
     <w:name w:val="Default Paragraph Font"/>
     <w:uiPriority w:val="1"/>
+    <w:semiHidden/>
     <w:unhideWhenUsed/>
   </w:style>
   <w:style w:type="table" w:default="1" w:styleId="TableNormal">

--- a/tests/tests.docx
+++ b/tests/tests.docx
@@ -33,6 +33,9 @@
       </w:r>
     </w:p>
     <w:p>
+      <w:r>
+        <w:t xml:space="preserve">Passes. </w:t>
+      </w:r>
       <w:r>
         <w:t xml:space="preserve">See ‘test_bots.py’. To execute from </w:t>
       </w:r>
@@ -299,48 +302,36 @@
                 <w:i w:val="0"/>
                 <w:iCs w:val="0"/>
               </w:rPr>
-              <w:t>Header has 4 links – 3 nav links and the logo which lead to the correct pages.</w:t>
-            </w:r>
-            <w:r>
-              <w:t xml:space="preserve"> </w:t>
-            </w:r>
-          </w:p>
-          <w:p>
-            <w:pPr>
-              <w:jc w:val="left"/>
+              <w:t>Header has 4 links – 3 nav links and the logo which</w:t>
+            </w:r>
+            <w:r>
               <w:rPr>
                 <w:i w:val="0"/>
                 <w:iCs w:val="0"/>
               </w:rPr>
-            </w:pPr>
-          </w:p>
-          <w:p>
-            <w:pPr>
-              <w:jc w:val="left"/>
+              <w:t xml:space="preserve"> should</w:t>
+            </w:r>
+            <w:r>
               <w:rPr>
                 <w:i w:val="0"/>
                 <w:iCs w:val="0"/>
               </w:rPr>
-            </w:pPr>
-            <w:r>
-              <w:t xml:space="preserve"> </w:t>
+              <w:t xml:space="preserve"> lead to the correct </w:t>
             </w:r>
             <w:r>
               <w:rPr>
                 <w:i w:val="0"/>
                 <w:iCs w:val="0"/>
               </w:rPr>
-              <w:t>Header displays correctly on all devices.</w:t>
-            </w:r>
-          </w:p>
-          <w:p>
-            <w:pPr>
-              <w:jc w:val="left"/>
+              <w:t xml:space="preserve">corresponding </w:t>
+            </w:r>
+            <w:r>
               <w:rPr>
                 <w:i w:val="0"/>
                 <w:iCs w:val="0"/>
               </w:rPr>
-            </w:pPr>
+              <w:t>pages.</w:t>
+            </w:r>
             <w:r>
               <w:t xml:space="preserve"> </w:t>
             </w:r>
@@ -362,15 +353,16 @@
                 <w:iCs w:val="0"/>
               </w:rPr>
             </w:pPr>
-          </w:p>
-          <w:p>
-            <w:pPr>
-              <w:jc w:val="left"/>
+            <w:r>
+              <w:t xml:space="preserve"> </w:t>
+            </w:r>
+            <w:r>
               <w:rPr>
                 <w:i w:val="0"/>
                 <w:iCs w:val="0"/>
               </w:rPr>
-            </w:pPr>
+              <w:t>Header displays correctly on all devices.</w:t>
+            </w:r>
           </w:p>
           <w:p>
             <w:pPr>
@@ -380,6 +372,9 @@
                 <w:iCs w:val="0"/>
               </w:rPr>
             </w:pPr>
+            <w:r>
+              <w:t xml:space="preserve"> </w:t>
+            </w:r>
           </w:p>
           <w:p>
             <w:pPr>
@@ -429,29 +424,29 @@
           <w:p>
             <w:pPr>
               <w:jc w:val="left"/>
-            </w:pPr>
-            <w:r>
               <w:rPr>
                 <w:i w:val="0"/>
                 <w:iCs w:val="0"/>
               </w:rPr>
-              <w:lastRenderedPageBreak/>
-              <w:t xml:space="preserve">Footer has </w:t>
-            </w:r>
-            <w:r>
+            </w:pPr>
+          </w:p>
+          <w:p>
+            <w:pPr>
+              <w:jc w:val="left"/>
               <w:rPr>
                 <w:i w:val="0"/>
                 <w:iCs w:val="0"/>
               </w:rPr>
-              <w:t>4 main links – 3 nav and the logo leading to the correct pages.</w:t>
-            </w:r>
-            <w:r>
+            </w:pPr>
+          </w:p>
+          <w:p>
+            <w:pPr>
+              <w:jc w:val="left"/>
               <w:rPr>
                 <w:i w:val="0"/>
                 <w:iCs w:val="0"/>
               </w:rPr>
-              <w:t xml:space="preserve"> Has an additional 9 links under Navigation and Resources which work correctly.</w:t>
-            </w:r>
+            </w:pPr>
           </w:p>
           <w:p>
             <w:pPr>
@@ -465,82 +460,28 @@
           <w:p>
             <w:pPr>
               <w:jc w:val="left"/>
+            </w:pPr>
+            <w:r>
               <w:rPr>
                 <w:i w:val="0"/>
                 <w:iCs w:val="0"/>
               </w:rPr>
-            </w:pPr>
-          </w:p>
-          <w:p>
-            <w:pPr>
-              <w:jc w:val="left"/>
-            </w:pPr>
-          </w:p>
-          <w:p>
-            <w:pPr>
-              <w:jc w:val="left"/>
-            </w:pPr>
+              <w:t xml:space="preserve">Footer has </w:t>
+            </w:r>
             <w:r>
               <w:rPr>
                 <w:i w:val="0"/>
                 <w:iCs w:val="0"/>
               </w:rPr>
-              <w:t>Footer displays correctly on all devices.</w:t>
-            </w:r>
-          </w:p>
-          <w:p>
-            <w:pPr>
-              <w:jc w:val="left"/>
-            </w:pPr>
-          </w:p>
-          <w:p>
-            <w:pPr>
-              <w:jc w:val="left"/>
-            </w:pPr>
-          </w:p>
-          <w:p>
-            <w:pPr>
-              <w:jc w:val="left"/>
-            </w:pPr>
-          </w:p>
-          <w:p>
-            <w:pPr>
-              <w:jc w:val="left"/>
-            </w:pPr>
-          </w:p>
-          <w:p>
-            <w:pPr>
-              <w:jc w:val="left"/>
-            </w:pPr>
-          </w:p>
-          <w:p>
-            <w:pPr>
-              <w:jc w:val="left"/>
-            </w:pPr>
-          </w:p>
-          <w:p>
-            <w:pPr>
-              <w:jc w:val="left"/>
-            </w:pPr>
-          </w:p>
-          <w:p>
-            <w:pPr>
-              <w:jc w:val="left"/>
-            </w:pPr>
-          </w:p>
-          <w:p>
-            <w:pPr>
-              <w:jc w:val="left"/>
-            </w:pPr>
-          </w:p>
-          <w:p>
-            <w:pPr>
-              <w:jc w:val="left"/>
+              <w:t>4 main links – 3 nav and the logo leading to the correct pages.</w:t>
+            </w:r>
+            <w:r>
               <w:rPr>
                 <w:i w:val="0"/>
                 <w:iCs w:val="0"/>
               </w:rPr>
-            </w:pPr>
+              <w:t xml:space="preserve"> Has an additional 9 links under Navigation and Resources which work correctly.</w:t>
+            </w:r>
           </w:p>
           <w:p>
             <w:pPr>
@@ -563,10 +504,63 @@
           <w:p>
             <w:pPr>
               <w:jc w:val="left"/>
+            </w:pPr>
+          </w:p>
+          <w:p>
+            <w:pPr>
+              <w:jc w:val="left"/>
+            </w:pPr>
+            <w:r>
               <w:rPr>
                 <w:i w:val="0"/>
                 <w:iCs w:val="0"/>
               </w:rPr>
+              <w:t>Footer displays correctly on all devices.</w:t>
+            </w:r>
+          </w:p>
+          <w:p>
+            <w:pPr>
+              <w:jc w:val="left"/>
+            </w:pPr>
+          </w:p>
+          <w:p>
+            <w:pPr>
+              <w:jc w:val="left"/>
+            </w:pPr>
+          </w:p>
+          <w:p>
+            <w:pPr>
+              <w:jc w:val="left"/>
+            </w:pPr>
+          </w:p>
+          <w:p>
+            <w:pPr>
+              <w:jc w:val="left"/>
+            </w:pPr>
+          </w:p>
+          <w:p>
+            <w:pPr>
+              <w:jc w:val="left"/>
+            </w:pPr>
+          </w:p>
+          <w:p>
+            <w:pPr>
+              <w:jc w:val="left"/>
+            </w:pPr>
+          </w:p>
+          <w:p>
+            <w:pPr>
+              <w:jc w:val="left"/>
+            </w:pPr>
+          </w:p>
+          <w:p>
+            <w:pPr>
+              <w:jc w:val="left"/>
+            </w:pPr>
+          </w:p>
+          <w:p>
+            <w:pPr>
+              <w:jc w:val="left"/>
             </w:pPr>
           </w:p>
           <w:p>
@@ -581,156 +575,19 @@
           <w:p>
             <w:pPr>
               <w:jc w:val="left"/>
-            </w:pPr>
-          </w:p>
-          <w:p>
-            <w:pPr>
-              <w:jc w:val="left"/>
-            </w:pPr>
-          </w:p>
-          <w:p>
-            <w:pPr>
-              <w:jc w:val="left"/>
-            </w:pPr>
-          </w:p>
-          <w:p>
-            <w:pPr>
-              <w:jc w:val="left"/>
-            </w:pPr>
-          </w:p>
-          <w:p>
-            <w:pPr>
-              <w:jc w:val="left"/>
-            </w:pPr>
-          </w:p>
-          <w:p>
-            <w:pPr>
-              <w:jc w:val="left"/>
-            </w:pPr>
-          </w:p>
-          <w:p>
-            <w:pPr>
-              <w:jc w:val="left"/>
-            </w:pPr>
-            <w:r>
               <w:rPr>
                 <w:i w:val="0"/>
                 <w:iCs w:val="0"/>
               </w:rPr>
-              <w:lastRenderedPageBreak/>
-              <w:t xml:space="preserve">Learn page </w:t>
-            </w:r>
-            <w:r>
+            </w:pPr>
+          </w:p>
+          <w:p>
+            <w:pPr>
+              <w:jc w:val="left"/>
               <w:rPr>
                 <w:i w:val="0"/>
                 <w:iCs w:val="0"/>
               </w:rPr>
-              <w:t>content displays correctly on all devices.</w:t>
-            </w:r>
-          </w:p>
-          <w:p>
-            <w:pPr>
-              <w:jc w:val="left"/>
-            </w:pPr>
-          </w:p>
-          <w:p>
-            <w:pPr>
-              <w:jc w:val="left"/>
-            </w:pPr>
-          </w:p>
-          <w:p>
-            <w:pPr>
-              <w:jc w:val="left"/>
-            </w:pPr>
-          </w:p>
-          <w:p>
-            <w:pPr>
-              <w:jc w:val="left"/>
-            </w:pPr>
-          </w:p>
-          <w:p>
-            <w:pPr>
-              <w:jc w:val="left"/>
-            </w:pPr>
-          </w:p>
-          <w:p>
-            <w:pPr>
-              <w:jc w:val="left"/>
-            </w:pPr>
-          </w:p>
-          <w:p>
-            <w:pPr>
-              <w:jc w:val="left"/>
-            </w:pPr>
-          </w:p>
-          <w:p>
-            <w:pPr>
-              <w:jc w:val="left"/>
-            </w:pPr>
-          </w:p>
-          <w:p>
-            <w:pPr>
-              <w:jc w:val="left"/>
-            </w:pPr>
-          </w:p>
-          <w:p>
-            <w:pPr>
-              <w:jc w:val="left"/>
-            </w:pPr>
-          </w:p>
-          <w:p>
-            <w:pPr>
-              <w:jc w:val="left"/>
-            </w:pPr>
-          </w:p>
-          <w:p>
-            <w:pPr>
-              <w:jc w:val="left"/>
-            </w:pPr>
-          </w:p>
-          <w:p>
-            <w:pPr>
-              <w:jc w:val="left"/>
-            </w:pPr>
-          </w:p>
-          <w:p>
-            <w:pPr>
-              <w:jc w:val="left"/>
-            </w:pPr>
-          </w:p>
-          <w:p>
-            <w:pPr>
-              <w:jc w:val="left"/>
-            </w:pPr>
-          </w:p>
-          <w:p>
-            <w:pPr>
-              <w:jc w:val="left"/>
-            </w:pPr>
-          </w:p>
-          <w:p>
-            <w:pPr>
-              <w:jc w:val="left"/>
-            </w:pPr>
-          </w:p>
-          <w:p>
-            <w:pPr>
-              <w:jc w:val="left"/>
-            </w:pPr>
-          </w:p>
-          <w:p>
-            <w:pPr>
-              <w:jc w:val="left"/>
-            </w:pPr>
-          </w:p>
-          <w:p>
-            <w:pPr>
-              <w:jc w:val="left"/>
-            </w:pPr>
-          </w:p>
-          <w:p>
-            <w:pPr>
-              <w:jc w:val="left"/>
             </w:pPr>
           </w:p>
           <w:p>
@@ -775,11 +632,183 @@
             <w:pPr>
               <w:jc w:val="left"/>
             </w:pPr>
+          </w:p>
+          <w:p>
+            <w:pPr>
+              <w:jc w:val="left"/>
+            </w:pPr>
+          </w:p>
+          <w:p>
+            <w:pPr>
+              <w:jc w:val="left"/>
+            </w:pPr>
             <w:r>
               <w:rPr>
                 <w:i w:val="0"/>
                 <w:iCs w:val="0"/>
               </w:rPr>
+              <w:t xml:space="preserve">Learn page </w:t>
+            </w:r>
+            <w:r>
+              <w:rPr>
+                <w:i w:val="0"/>
+                <w:iCs w:val="0"/>
+              </w:rPr>
+              <w:t>content displays correctly on all devices.</w:t>
+            </w:r>
+          </w:p>
+          <w:p>
+            <w:pPr>
+              <w:jc w:val="left"/>
+            </w:pPr>
+          </w:p>
+          <w:p>
+            <w:pPr>
+              <w:jc w:val="left"/>
+            </w:pPr>
+          </w:p>
+          <w:p>
+            <w:pPr>
+              <w:jc w:val="left"/>
+            </w:pPr>
+          </w:p>
+          <w:p>
+            <w:pPr>
+              <w:jc w:val="left"/>
+            </w:pPr>
+          </w:p>
+          <w:p>
+            <w:pPr>
+              <w:jc w:val="left"/>
+            </w:pPr>
+          </w:p>
+          <w:p>
+            <w:pPr>
+              <w:jc w:val="left"/>
+            </w:pPr>
+          </w:p>
+          <w:p>
+            <w:pPr>
+              <w:jc w:val="left"/>
+            </w:pPr>
+          </w:p>
+          <w:p>
+            <w:pPr>
+              <w:jc w:val="left"/>
+            </w:pPr>
+          </w:p>
+          <w:p>
+            <w:pPr>
+              <w:jc w:val="left"/>
+            </w:pPr>
+          </w:p>
+          <w:p>
+            <w:pPr>
+              <w:jc w:val="left"/>
+            </w:pPr>
+          </w:p>
+          <w:p>
+            <w:pPr>
+              <w:jc w:val="left"/>
+            </w:pPr>
+          </w:p>
+          <w:p>
+            <w:pPr>
+              <w:jc w:val="left"/>
+            </w:pPr>
+          </w:p>
+          <w:p>
+            <w:pPr>
+              <w:jc w:val="left"/>
+            </w:pPr>
+          </w:p>
+          <w:p>
+            <w:pPr>
+              <w:jc w:val="left"/>
+            </w:pPr>
+          </w:p>
+          <w:p>
+            <w:pPr>
+              <w:jc w:val="left"/>
+            </w:pPr>
+          </w:p>
+          <w:p>
+            <w:pPr>
+              <w:jc w:val="left"/>
+            </w:pPr>
+          </w:p>
+          <w:p>
+            <w:pPr>
+              <w:jc w:val="left"/>
+            </w:pPr>
+          </w:p>
+          <w:p>
+            <w:pPr>
+              <w:jc w:val="left"/>
+            </w:pPr>
+          </w:p>
+          <w:p>
+            <w:pPr>
+              <w:jc w:val="left"/>
+            </w:pPr>
+          </w:p>
+          <w:p>
+            <w:pPr>
+              <w:jc w:val="left"/>
+            </w:pPr>
+          </w:p>
+          <w:p>
+            <w:pPr>
+              <w:jc w:val="left"/>
+            </w:pPr>
+          </w:p>
+          <w:p>
+            <w:pPr>
+              <w:jc w:val="left"/>
+              <w:rPr>
+                <w:i w:val="0"/>
+                <w:iCs w:val="0"/>
+              </w:rPr>
+            </w:pPr>
+          </w:p>
+          <w:p>
+            <w:pPr>
+              <w:jc w:val="left"/>
+              <w:rPr>
+                <w:i w:val="0"/>
+                <w:iCs w:val="0"/>
+              </w:rPr>
+            </w:pPr>
+          </w:p>
+          <w:p>
+            <w:pPr>
+              <w:jc w:val="left"/>
+            </w:pPr>
+          </w:p>
+          <w:p>
+            <w:pPr>
+              <w:jc w:val="left"/>
+            </w:pPr>
+          </w:p>
+          <w:p>
+            <w:pPr>
+              <w:jc w:val="left"/>
+            </w:pPr>
+          </w:p>
+          <w:p>
+            <w:pPr>
+              <w:jc w:val="left"/>
+            </w:pPr>
+          </w:p>
+          <w:p>
+            <w:pPr>
+              <w:jc w:val="left"/>
+            </w:pPr>
+            <w:r>
+              <w:rPr>
+                <w:i w:val="0"/>
+                <w:iCs w:val="0"/>
+              </w:rPr>
               <w:lastRenderedPageBreak/>
               <w:t>Play content displays correctly on all pages.</w:t>
             </w:r>
@@ -934,66 +963,71 @@
                 <w:iCs w:val="0"/>
               </w:rPr>
               <w:lastRenderedPageBreak/>
-              <w:t>Tables display correct scores.</w:t>
-            </w:r>
-          </w:p>
-          <w:p>
-            <w:pPr>
-              <w:jc w:val="left"/>
-            </w:pPr>
-          </w:p>
-          <w:p>
-            <w:pPr>
-              <w:jc w:val="left"/>
-            </w:pPr>
-          </w:p>
-          <w:p>
-            <w:pPr>
-              <w:jc w:val="left"/>
-            </w:pPr>
-          </w:p>
-          <w:p>
-            <w:pPr>
-              <w:jc w:val="left"/>
-            </w:pPr>
-          </w:p>
-          <w:p>
-            <w:pPr>
-              <w:jc w:val="left"/>
-            </w:pPr>
-          </w:p>
-          <w:p>
-            <w:pPr>
-              <w:jc w:val="left"/>
-            </w:pPr>
-          </w:p>
-          <w:p>
-            <w:pPr>
-              <w:jc w:val="left"/>
-            </w:pPr>
-          </w:p>
-          <w:p>
-            <w:pPr>
-              <w:jc w:val="left"/>
-            </w:pPr>
-          </w:p>
-          <w:p>
-            <w:pPr>
-              <w:jc w:val="left"/>
-            </w:pPr>
-          </w:p>
-          <w:p>
-            <w:pPr>
-              <w:jc w:val="left"/>
-            </w:pPr>
-          </w:p>
-          <w:p>
-            <w:pPr>
-              <w:jc w:val="left"/>
+              <w:t>Tables display correct scores</w:t>
+            </w:r>
+            <w:r>
               <w:rPr>
                 <w:i w:val="0"/>
                 <w:iCs w:val="0"/>
               </w:rPr>
+              <w:t xml:space="preserve"> depending on user’s actions and the bot</w:t>
+            </w:r>
+            <w:r>
+              <w:rPr>
+                <w:i w:val="0"/>
+                <w:iCs w:val="0"/>
+              </w:rPr>
+              <w:t>.</w:t>
+            </w:r>
+          </w:p>
+          <w:p>
+            <w:pPr>
+              <w:jc w:val="left"/>
+            </w:pPr>
+          </w:p>
+          <w:p>
+            <w:pPr>
+              <w:jc w:val="left"/>
+            </w:pPr>
+          </w:p>
+          <w:p>
+            <w:pPr>
+              <w:jc w:val="left"/>
+            </w:pPr>
+          </w:p>
+          <w:p>
+            <w:pPr>
+              <w:jc w:val="left"/>
+            </w:pPr>
+          </w:p>
+          <w:p>
+            <w:pPr>
+              <w:jc w:val="left"/>
+            </w:pPr>
+          </w:p>
+          <w:p>
+            <w:pPr>
+              <w:jc w:val="left"/>
+            </w:pPr>
+          </w:p>
+          <w:p>
+            <w:pPr>
+              <w:jc w:val="left"/>
+            </w:pPr>
+          </w:p>
+          <w:p>
+            <w:pPr>
+              <w:jc w:val="left"/>
+            </w:pPr>
+          </w:p>
+          <w:p>
+            <w:pPr>
+              <w:jc w:val="left"/>
+            </w:pPr>
+          </w:p>
+          <w:p>
+            <w:pPr>
+              <w:jc w:val="left"/>
             </w:pPr>
           </w:p>
           <w:p>
@@ -1920,7 +1954,13 @@
               <w:t xml:space="preserve"> on laptop, fails </w:t>
             </w:r>
             <w:r>
-              <w:t>tablet and phone.</w:t>
+              <w:t>tablet and phone</w:t>
+            </w:r>
+            <w:r>
+              <w:t xml:space="preserve"> because content extends beyond the screen</w:t>
+            </w:r>
+            <w:r>
+              <w:t>.</w:t>
             </w:r>
           </w:p>
           <w:p>
@@ -2201,7 +2241,6 @@
               <w:rPr>
                 <w:noProof/>
               </w:rPr>
-              <w:lastRenderedPageBreak/>
               <w:drawing>
                 <wp:anchor distT="0" distB="0" distL="114300" distR="114300" simplePos="0" relativeHeight="251672576" behindDoc="0" locked="0" layoutInCell="1" allowOverlap="1" wp14:anchorId="6B4425D8" wp14:editId="1A706A9A">
                   <wp:simplePos x="0" y="0"/>
@@ -2488,7 +2527,6 @@
               <w:rPr>
                 <w:noProof/>
               </w:rPr>
-              <w:lastRenderedPageBreak/>
               <w:drawing>
                 <wp:anchor distT="0" distB="0" distL="114300" distR="114300" simplePos="0" relativeHeight="251674624" behindDoc="0" locked="0" layoutInCell="1" allowOverlap="1" wp14:anchorId="54308783" wp14:editId="4BD24981">
                   <wp:simplePos x="0" y="0"/>
@@ -3596,7 +3634,6 @@
           <w:sz w:val="32"/>
           <w:szCs w:val="32"/>
         </w:rPr>
-        <w:lastRenderedPageBreak/>
         <w:t xml:space="preserve">Footer logo link to </w:t>
       </w:r>
       <w:r>
@@ -3730,46 +3767,78 @@
       </w:pPr>
       <w:r>
         <w:rPr>
+          <w:noProof/>
           <w:sz w:val="44"/>
           <w:szCs w:val="44"/>
         </w:rPr>
-        <w:t>Content</w:t>
+        <w:drawing>
+          <wp:anchor distT="0" distB="0" distL="114300" distR="114300" simplePos="0" relativeHeight="251681792" behindDoc="0" locked="0" layoutInCell="1" allowOverlap="1" wp14:anchorId="23749E4E" wp14:editId="1E397557">
+            <wp:simplePos x="0" y="0"/>
+            <wp:positionH relativeFrom="column">
+              <wp:posOffset>5669280</wp:posOffset>
+            </wp:positionH>
+            <wp:positionV relativeFrom="page">
+              <wp:posOffset>1600200</wp:posOffset>
+            </wp:positionV>
+            <wp:extent cx="3674625" cy="2087880"/>
+            <wp:effectExtent l="0" t="0" r="2540" b="7620"/>
+            <wp:wrapNone/>
+            <wp:docPr id="1337366197" name="Picture 1"/>
+            <wp:cNvGraphicFramePr>
+              <a:graphicFrameLocks xmlns:a="http://schemas.openxmlformats.org/drawingml/2006/main" noChangeAspect="1"/>
+            </wp:cNvGraphicFramePr>
+            <a:graphic xmlns:a="http://schemas.openxmlformats.org/drawingml/2006/main">
+              <a:graphicData uri="http://schemas.openxmlformats.org/drawingml/2006/picture">
+                <pic:pic xmlns:pic="http://schemas.openxmlformats.org/drawingml/2006/picture">
+                  <pic:nvPicPr>
+                    <pic:cNvPr id="1337366197" name=""/>
+                    <pic:cNvPicPr/>
+                  </pic:nvPicPr>
+                  <pic:blipFill>
+                    <a:blip r:embed="rId30" cstate="print">
+                      <a:extLst>
+                        <a:ext uri="{28A0092B-C50C-407E-A947-70E740481C1C}">
+                          <a14:useLocalDpi xmlns:a14="http://schemas.microsoft.com/office/drawing/2010/main" val="0"/>
+                        </a:ext>
+                      </a:extLst>
+                    </a:blip>
+                    <a:stretch>
+                      <a:fillRect/>
+                    </a:stretch>
+                  </pic:blipFill>
+                  <pic:spPr>
+                    <a:xfrm>
+                      <a:off x="0" y="0"/>
+                      <a:ext cx="3674625" cy="2087880"/>
+                    </a:xfrm>
+                    <a:prstGeom prst="rect">
+                      <a:avLst/>
+                    </a:prstGeom>
+                  </pic:spPr>
+                </pic:pic>
+              </a:graphicData>
+            </a:graphic>
+            <wp14:sizeRelH relativeFrom="margin">
+              <wp14:pctWidth>0</wp14:pctWidth>
+            </wp14:sizeRelH>
+            <wp14:sizeRelV relativeFrom="margin">
+              <wp14:pctHeight>0</wp14:pctHeight>
+            </wp14:sizeRelV>
+          </wp:anchor>
+        </w:drawing>
       </w:r>
-      <w:r>
-        <w:rPr>
-          <w:sz w:val="44"/>
-          <w:szCs w:val="44"/>
-        </w:rPr>
-        <w:t xml:space="preserve"> extending out of the</w:t>
-      </w:r>
-      <w:r>
-        <w:rPr>
-          <w:sz w:val="44"/>
-          <w:szCs w:val="44"/>
-        </w:rPr>
-        <w:t xml:space="preserve"> play</w:t>
-      </w:r>
-      <w:r>
-        <w:rPr>
-          <w:sz w:val="44"/>
-          <w:szCs w:val="44"/>
-        </w:rPr>
-        <w:t xml:space="preserve"> page on tablet and mobile:</w:t>
-      </w:r>
-    </w:p>
-    <w:p>
       <w:r>
         <w:rPr>
           <w:noProof/>
         </w:rPr>
         <w:drawing>
-          <wp:anchor distT="0" distB="0" distL="114300" distR="114300" simplePos="0" relativeHeight="251682816" behindDoc="0" locked="0" layoutInCell="1" allowOverlap="1" wp14:anchorId="5D1B1AEA" wp14:editId="6846D037">
+          <wp:anchor distT="0" distB="0" distL="114300" distR="114300" simplePos="0" relativeHeight="251682816" behindDoc="0" locked="0" layoutInCell="1" allowOverlap="1" wp14:anchorId="5D1B1AEA" wp14:editId="6F236E04">
             <wp:simplePos x="0" y="0"/>
             <wp:positionH relativeFrom="margin">
-              <wp:posOffset>4015740</wp:posOffset>
+              <wp:posOffset>4168140</wp:posOffset>
             </wp:positionH>
             <wp:positionV relativeFrom="page">
-              <wp:posOffset>1409700</wp:posOffset>
+              <wp:posOffset>1577340</wp:posOffset>
             </wp:positionV>
             <wp:extent cx="1303020" cy="2057569"/>
             <wp:effectExtent l="0" t="0" r="0" b="0"/>
@@ -3786,7 +3855,7 @@
                     <pic:cNvPicPr/>
                   </pic:nvPicPr>
                   <pic:blipFill>
-                    <a:blip r:embed="rId30" cstate="print">
+                    <a:blip r:embed="rId31" cstate="print">
                       <a:extLst>
                         <a:ext uri="{28A0092B-C50C-407E-A947-70E740481C1C}">
                           <a14:useLocalDpi xmlns:a14="http://schemas.microsoft.com/office/drawing/2010/main" val="0"/>
@@ -3820,23 +3889,58 @@
       </w:r>
       <w:r>
         <w:rPr>
-          <w:noProof/>
           <w:sz w:val="44"/>
           <w:szCs w:val="44"/>
         </w:rPr>
+        <w:t>Content</w:t>
+      </w:r>
+      <w:r>
+        <w:rPr>
+          <w:sz w:val="44"/>
+          <w:szCs w:val="44"/>
+        </w:rPr>
+        <w:t xml:space="preserve"> extending out of the</w:t>
+      </w:r>
+      <w:r>
+        <w:rPr>
+          <w:sz w:val="44"/>
+          <w:szCs w:val="44"/>
+        </w:rPr>
+        <w:t xml:space="preserve"> play</w:t>
+      </w:r>
+      <w:r>
+        <w:rPr>
+          <w:sz w:val="44"/>
+          <w:szCs w:val="44"/>
+        </w:rPr>
+        <w:t xml:space="preserve"> page on tablet and mobile:</w:t>
+      </w:r>
+    </w:p>
+    <w:p>
+      <w:r>
+        <w:t>Before:</w:t>
+      </w:r>
+    </w:p>
+    <w:p>
+      <w:r>
+        <w:t>Width: 80ch; extends beyond small screens.</w:t>
+      </w:r>
+    </w:p>
+    <w:p>
+      <w:r>
         <w:drawing>
-          <wp:anchor distT="0" distB="0" distL="114300" distR="114300" simplePos="0" relativeHeight="251681792" behindDoc="0" locked="0" layoutInCell="1" allowOverlap="1" wp14:anchorId="23749E4E" wp14:editId="013FFDE5">
+          <wp:anchor distT="0" distB="0" distL="114300" distR="114300" simplePos="0" relativeHeight="251686912" behindDoc="0" locked="0" layoutInCell="1" allowOverlap="1" wp14:anchorId="5CF2E42C" wp14:editId="4C666C1E">
             <wp:simplePos x="0" y="0"/>
-            <wp:positionH relativeFrom="column">
-              <wp:posOffset>5593080</wp:posOffset>
+            <wp:positionH relativeFrom="margin">
+              <wp:align>left</wp:align>
             </wp:positionH>
             <wp:positionV relativeFrom="page">
-              <wp:posOffset>1394460</wp:posOffset>
+              <wp:posOffset>3352626</wp:posOffset>
             </wp:positionV>
-            <wp:extent cx="3674625" cy="2087880"/>
-            <wp:effectExtent l="0" t="0" r="2540" b="7620"/>
+            <wp:extent cx="2286000" cy="1143000"/>
+            <wp:effectExtent l="0" t="0" r="0" b="0"/>
             <wp:wrapNone/>
-            <wp:docPr id="1337366197" name="Picture 1"/>
+            <wp:docPr id="499196225" name="Picture 1"/>
             <wp:cNvGraphicFramePr>
               <a:graphicFrameLocks xmlns:a="http://schemas.openxmlformats.org/drawingml/2006/main" noChangeAspect="1"/>
             </wp:cNvGraphicFramePr>
@@ -3844,11 +3948,11 @@
               <a:graphicData uri="http://schemas.openxmlformats.org/drawingml/2006/picture">
                 <pic:pic xmlns:pic="http://schemas.openxmlformats.org/drawingml/2006/picture">
                   <pic:nvPicPr>
-                    <pic:cNvPr id="1337366197" name=""/>
+                    <pic:cNvPr id="499196225" name=""/>
                     <pic:cNvPicPr/>
                   </pic:nvPicPr>
                   <pic:blipFill>
-                    <a:blip r:embed="rId31" cstate="print">
+                    <a:blip r:embed="rId32">
                       <a:extLst>
                         <a:ext uri="{28A0092B-C50C-407E-A947-70E740481C1C}">
                           <a14:useLocalDpi xmlns:a14="http://schemas.microsoft.com/office/drawing/2010/main" val="0"/>
@@ -3862,7 +3966,7 @@
                   <pic:spPr>
                     <a:xfrm>
                       <a:off x="0" y="0"/>
-                      <a:ext cx="3674625" cy="2087880"/>
+                      <a:ext cx="2286000" cy="1143000"/>
                     </a:xfrm>
                     <a:prstGeom prst="rect">
                       <a:avLst/>
@@ -3881,21 +3985,11 @@
         </w:drawing>
       </w:r>
       <w:r>
-        <w:t>Before:</w:t>
-      </w:r>
-    </w:p>
-    <w:p>
-      <w:r>
-        <w:t>Width: 80ch; extends beyond small screens.</w:t>
-      </w:r>
-    </w:p>
-    <w:p>
-      <w:r>
         <w:rPr>
           <w:noProof/>
         </w:rPr>
         <w:drawing>
-          <wp:inline distT="0" distB="0" distL="0" distR="0" wp14:anchorId="0865E35C" wp14:editId="2DA8FDCE">
+          <wp:inline distT="0" distB="0" distL="0" distR="0" wp14:anchorId="0865E35C" wp14:editId="038140AB">
             <wp:extent cx="3729992" cy="966839"/>
             <wp:effectExtent l="0" t="0" r="3810" b="5080"/>
             <wp:docPr id="253194875" name="Picture 1"/>
@@ -3910,7 +4004,7 @@
                     <pic:cNvPicPr/>
                   </pic:nvPicPr>
                   <pic:blipFill>
-                    <a:blip r:embed="rId32"/>
+                    <a:blip r:embed="rId33"/>
                     <a:stretch>
                       <a:fillRect/>
                     </a:stretch>
@@ -3933,13 +4027,15 @@
     </w:p>
     <w:p/>
     <w:p/>
+    <w:p/>
+    <w:p/>
     <w:p>
       <w:r>
         <w:rPr>
           <w:noProof/>
         </w:rPr>
         <w:drawing>
-          <wp:anchor distT="0" distB="0" distL="114300" distR="114300" simplePos="0" relativeHeight="251685888" behindDoc="0" locked="0" layoutInCell="1" allowOverlap="1" wp14:anchorId="4E168E56" wp14:editId="012EF37F">
+          <wp:anchor distT="0" distB="0" distL="114300" distR="114300" simplePos="0" relativeHeight="251685888" behindDoc="0" locked="0" layoutInCell="1" allowOverlap="1" wp14:anchorId="4E168E56" wp14:editId="3C1C8148">
             <wp:simplePos x="0" y="0"/>
             <wp:positionH relativeFrom="margin">
               <wp:posOffset>6271261</wp:posOffset>
@@ -3962,7 +4058,7 @@
                     <pic:cNvPicPr/>
                   </pic:nvPicPr>
                   <pic:blipFill>
-                    <a:blip r:embed="rId33" cstate="print">
+                    <a:blip r:embed="rId34" cstate="print">
                       <a:extLst>
                         <a:ext uri="{28A0092B-C50C-407E-A947-70E740481C1C}">
                           <a14:useLocalDpi xmlns:a14="http://schemas.microsoft.com/office/drawing/2010/main" val="0"/>
@@ -4022,7 +4118,7 @@
                     <pic:cNvPicPr/>
                   </pic:nvPicPr>
                   <pic:blipFill>
-                    <a:blip r:embed="rId34" cstate="print">
+                    <a:blip r:embed="rId35" cstate="print">
                       <a:extLst>
                         <a:ext uri="{28A0092B-C50C-407E-A947-70E740481C1C}">
                           <a14:useLocalDpi xmlns:a14="http://schemas.microsoft.com/office/drawing/2010/main" val="0"/>
@@ -4082,7 +4178,7 @@
                     <pic:cNvPicPr/>
                   </pic:nvPicPr>
                   <pic:blipFill>
-                    <a:blip r:embed="rId35" cstate="print">
+                    <a:blip r:embed="rId36" cstate="print">
                       <a:extLst>
                         <a:ext uri="{28A0092B-C50C-407E-A947-70E740481C1C}">
                           <a14:useLocalDpi xmlns:a14="http://schemas.microsoft.com/office/drawing/2010/main" val="0"/>
@@ -4124,9 +4220,17 @@
           <w:noProof/>
         </w:rPr>
         <w:drawing>
-          <wp:inline distT="0" distB="0" distL="0" distR="0" wp14:anchorId="343C44C1" wp14:editId="37141392">
-            <wp:extent cx="3390900" cy="1531751"/>
+          <wp:anchor distT="0" distB="0" distL="114300" distR="114300" simplePos="0" relativeHeight="251687936" behindDoc="0" locked="0" layoutInCell="1" allowOverlap="1" wp14:anchorId="343C44C1" wp14:editId="09171BA9">
+            <wp:simplePos x="0" y="0"/>
+            <wp:positionH relativeFrom="margin">
+              <wp:align>left</wp:align>
+            </wp:positionH>
+            <wp:positionV relativeFrom="page">
+              <wp:posOffset>5234940</wp:posOffset>
+            </wp:positionV>
+            <wp:extent cx="3390900" cy="1531620"/>
             <wp:effectExtent l="0" t="0" r="0" b="0"/>
+            <wp:wrapNone/>
             <wp:docPr id="666687320" name="Picture 1"/>
             <wp:cNvGraphicFramePr>
               <a:graphicFrameLocks xmlns:a="http://schemas.openxmlformats.org/drawingml/2006/main" noChangeAspect="1"/>
@@ -4139,7 +4243,13 @@
                     <pic:cNvPicPr/>
                   </pic:nvPicPr>
                   <pic:blipFill>
-                    <a:blip r:embed="rId36"/>
+                    <a:blip r:embed="rId37">
+                      <a:extLst>
+                        <a:ext uri="{28A0092B-C50C-407E-A947-70E740481C1C}">
+                          <a14:useLocalDpi xmlns:a14="http://schemas.microsoft.com/office/drawing/2010/main" val="0"/>
+                        </a:ext>
+                      </a:extLst>
+                    </a:blip>
                     <a:stretch>
                       <a:fillRect/>
                     </a:stretch>
@@ -4147,7 +4257,7 @@
                   <pic:spPr>
                     <a:xfrm>
                       <a:off x="0" y="0"/>
-                      <a:ext cx="3400362" cy="1536025"/>
+                      <a:ext cx="3390900" cy="1531620"/>
                     </a:xfrm>
                     <a:prstGeom prst="rect">
                       <a:avLst/>
@@ -4156,10 +4266,14 @@
                 </pic:pic>
               </a:graphicData>
             </a:graphic>
-          </wp:inline>
+          </wp:anchor>
         </w:drawing>
       </w:r>
+      <w:r>
+        <w:t>Content stays within the screen.</w:t>
+      </w:r>
     </w:p>
+    <w:p/>
     <w:sectPr>
       <w:pgSz w:w="16838" w:h="11906" w:orient="landscape"/>
       <w:pgMar w:top="851" w:right="1440" w:bottom="1440" w:left="1440" w:header="709" w:footer="709" w:gutter="0"/>

--- a/tests/tests.docx
+++ b/tests/tests.docx
@@ -239,7 +239,7 @@
           </w:tcPr>
           <w:p>
             <w:pPr>
-              <w:jc w:val="center"/>
+              <w:jc w:val="left"/>
               <w:rPr>
                 <w:b/>
                 <w:bCs/>
@@ -249,17 +249,6 @@
                 <w:szCs w:val="28"/>
               </w:rPr>
             </w:pPr>
-            <w:r>
-              <w:rPr>
-                <w:b/>
-                <w:bCs/>
-                <w:i w:val="0"/>
-                <w:iCs w:val="0"/>
-                <w:sz w:val="28"/>
-                <w:szCs w:val="28"/>
-              </w:rPr>
-              <w:t>Header/Footer:</w:t>
-            </w:r>
           </w:p>
         </w:tc>
         <w:tc>
@@ -1323,6 +1312,16 @@
             <w:pPr>
               <w:cnfStyle w:val="000000000000" w:firstRow="0" w:lastRow="0" w:firstColumn="0" w:lastColumn="0" w:oddVBand="0" w:evenVBand="0" w:oddHBand="0" w:evenHBand="0" w:firstRowFirstColumn="0" w:firstRowLastColumn="0" w:lastRowFirstColumn="0" w:lastRowLastColumn="0"/>
             </w:pPr>
+          </w:p>
+          <w:p>
+            <w:pPr>
+              <w:cnfStyle w:val="000000000000" w:firstRow="0" w:lastRow="0" w:firstColumn="0" w:lastColumn="0" w:oddVBand="0" w:evenVBand="0" w:oddHBand="0" w:evenHBand="0" w:firstRowFirstColumn="0" w:firstRowLastColumn="0" w:lastRowFirstColumn="0" w:lastRowLastColumn="0"/>
+            </w:pPr>
+          </w:p>
+          <w:p>
+            <w:pPr>
+              <w:cnfStyle w:val="000000000000" w:firstRow="0" w:lastRow="0" w:firstColumn="0" w:lastColumn="0" w:oddVBand="0" w:evenVBand="0" w:oddHBand="0" w:evenHBand="0" w:firstRowFirstColumn="0" w:firstRowLastColumn="0" w:lastRowFirstColumn="0" w:lastRowLastColumn="0"/>
+            </w:pPr>
             <w:r>
               <w:t>Passes</w:t>
             </w:r>
@@ -1392,7 +1391,6 @@
               <w:cnfStyle w:val="000000000000" w:firstRow="0" w:lastRow="0" w:firstColumn="0" w:lastColumn="0" w:oddVBand="0" w:evenVBand="0" w:oddHBand="0" w:evenHBand="0" w:firstRowFirstColumn="0" w:firstRowLastColumn="0" w:lastRowFirstColumn="0" w:lastRowLastColumn="0"/>
             </w:pPr>
             <w:r>
-              <w:lastRenderedPageBreak/>
               <w:t>Everything else works but the logo in the footer does not link to the home page.</w:t>
             </w:r>
           </w:p>
@@ -1551,7 +1549,6 @@
               <w:rPr>
                 <w:noProof/>
               </w:rPr>
-              <w:lastRenderedPageBreak/>
               <w:drawing>
                 <wp:anchor distT="0" distB="0" distL="114300" distR="114300" simplePos="0" relativeHeight="251664384" behindDoc="0" locked="0" layoutInCell="1" allowOverlap="1" wp14:anchorId="127ADE06" wp14:editId="28EEBEE2">
                   <wp:simplePos x="0" y="0"/>
@@ -3772,7 +3769,7 @@
           <w:szCs w:val="44"/>
         </w:rPr>
         <w:drawing>
-          <wp:anchor distT="0" distB="0" distL="114300" distR="114300" simplePos="0" relativeHeight="251681792" behindDoc="0" locked="0" layoutInCell="1" allowOverlap="1" wp14:anchorId="23749E4E" wp14:editId="1E397557">
+          <wp:anchor distT="0" distB="0" distL="114300" distR="114300" simplePos="0" relativeHeight="251681792" behindDoc="0" locked="0" layoutInCell="1" allowOverlap="1" wp14:anchorId="23749E4E" wp14:editId="588E300B">
             <wp:simplePos x="0" y="0"/>
             <wp:positionH relativeFrom="column">
               <wp:posOffset>5669280</wp:posOffset>
@@ -3928,6 +3925,9 @@
     </w:p>
     <w:p>
       <w:r>
+        <w:rPr>
+          <w:noProof/>
+        </w:rPr>
         <w:drawing>
           <wp:anchor distT="0" distB="0" distL="114300" distR="114300" simplePos="0" relativeHeight="251686912" behindDoc="0" locked="0" layoutInCell="1" allowOverlap="1" wp14:anchorId="5CF2E42C" wp14:editId="4C666C1E">
             <wp:simplePos x="0" y="0"/>
@@ -4035,7 +4035,7 @@
           <w:noProof/>
         </w:rPr>
         <w:drawing>
-          <wp:anchor distT="0" distB="0" distL="114300" distR="114300" simplePos="0" relativeHeight="251685888" behindDoc="0" locked="0" layoutInCell="1" allowOverlap="1" wp14:anchorId="4E168E56" wp14:editId="3C1C8148">
+          <wp:anchor distT="0" distB="0" distL="114300" distR="114300" simplePos="0" relativeHeight="251685888" behindDoc="0" locked="0" layoutInCell="1" allowOverlap="1" wp14:anchorId="4E168E56" wp14:editId="5A506060">
             <wp:simplePos x="0" y="0"/>
             <wp:positionH relativeFrom="margin">
               <wp:posOffset>6271261</wp:posOffset>
@@ -4274,6 +4274,5493 @@
       </w:r>
     </w:p>
     <w:p/>
+    <w:p/>
+    <w:p/>
+    <w:p/>
+    <w:p/>
+    <w:p>
+      <w:pPr>
+        <w:rPr>
+          <w:sz w:val="56"/>
+          <w:szCs w:val="56"/>
+        </w:rPr>
+      </w:pPr>
+      <w:r>
+        <w:rPr>
+          <w:sz w:val="56"/>
+          <w:szCs w:val="56"/>
+        </w:rPr>
+        <w:t>Version 2:</w:t>
+      </w:r>
+    </w:p>
+    <w:p>
+      <w:r>
+        <w:t xml:space="preserve">‘test_bots.py’ was updated to </w:t>
+      </w:r>
+      <w:r>
+        <w:t>check ‘</w:t>
+      </w:r>
+      <w:proofErr w:type="spellStart"/>
+      <w:r>
+        <w:t>GameError’s</w:t>
+      </w:r>
+      <w:proofErr w:type="spellEnd"/>
+      <w:r>
+        <w:t xml:space="preserve"> are raised when given incorrect game states</w:t>
+      </w:r>
+    </w:p>
+    <w:p>
+      <w:r>
+        <w:rPr>
+          <w:noProof/>
+        </w:rPr>
+        <w:drawing>
+          <wp:anchor distT="0" distB="0" distL="114300" distR="114300" simplePos="0" relativeHeight="251689984" behindDoc="0" locked="0" layoutInCell="1" allowOverlap="1" wp14:anchorId="20D4736D" wp14:editId="40515F55">
+            <wp:simplePos x="0" y="0"/>
+            <wp:positionH relativeFrom="column">
+              <wp:posOffset>4282440</wp:posOffset>
+            </wp:positionH>
+            <wp:positionV relativeFrom="page">
+              <wp:posOffset>1950720</wp:posOffset>
+            </wp:positionV>
+            <wp:extent cx="2357755" cy="2286000"/>
+            <wp:effectExtent l="0" t="0" r="4445" b="0"/>
+            <wp:wrapThrough wrapText="bothSides">
+              <wp:wrapPolygon edited="0">
+                <wp:start x="0" y="0"/>
+                <wp:lineTo x="0" y="21420"/>
+                <wp:lineTo x="21466" y="21420"/>
+                <wp:lineTo x="21466" y="0"/>
+                <wp:lineTo x="0" y="0"/>
+              </wp:wrapPolygon>
+            </wp:wrapThrough>
+            <wp:docPr id="11192335" name="Picture 1"/>
+            <wp:cNvGraphicFramePr>
+              <a:graphicFrameLocks xmlns:a="http://schemas.openxmlformats.org/drawingml/2006/main" noChangeAspect="1"/>
+            </wp:cNvGraphicFramePr>
+            <a:graphic xmlns:a="http://schemas.openxmlformats.org/drawingml/2006/main">
+              <a:graphicData uri="http://schemas.openxmlformats.org/drawingml/2006/picture">
+                <pic:pic xmlns:pic="http://schemas.openxmlformats.org/drawingml/2006/picture">
+                  <pic:nvPicPr>
+                    <pic:cNvPr id="11192335" name=""/>
+                    <pic:cNvPicPr/>
+                  </pic:nvPicPr>
+                  <pic:blipFill>
+                    <a:blip r:embed="rId38">
+                      <a:extLst>
+                        <a:ext uri="{28A0092B-C50C-407E-A947-70E740481C1C}">
+                          <a14:useLocalDpi xmlns:a14="http://schemas.microsoft.com/office/drawing/2010/main" val="0"/>
+                        </a:ext>
+                      </a:extLst>
+                    </a:blip>
+                    <a:stretch>
+                      <a:fillRect/>
+                    </a:stretch>
+                  </pic:blipFill>
+                  <pic:spPr>
+                    <a:xfrm>
+                      <a:off x="0" y="0"/>
+                      <a:ext cx="2357755" cy="2286000"/>
+                    </a:xfrm>
+                    <a:prstGeom prst="rect">
+                      <a:avLst/>
+                    </a:prstGeom>
+                  </pic:spPr>
+                </pic:pic>
+              </a:graphicData>
+            </a:graphic>
+            <wp14:sizeRelH relativeFrom="margin">
+              <wp14:pctWidth>0</wp14:pctWidth>
+            </wp14:sizeRelH>
+            <wp14:sizeRelV relativeFrom="margin">
+              <wp14:pctHeight>0</wp14:pctHeight>
+            </wp14:sizeRelV>
+          </wp:anchor>
+        </w:drawing>
+      </w:r>
+      <w:r>
+        <w:rPr>
+          <w:noProof/>
+        </w:rPr>
+        <w:drawing>
+          <wp:anchor distT="0" distB="0" distL="114300" distR="114300" simplePos="0" relativeHeight="251691008" behindDoc="0" locked="0" layoutInCell="1" allowOverlap="1" wp14:anchorId="20D769D3" wp14:editId="694D6CB6">
+            <wp:simplePos x="0" y="0"/>
+            <wp:positionH relativeFrom="margin">
+              <wp:posOffset>-60960</wp:posOffset>
+            </wp:positionH>
+            <wp:positionV relativeFrom="margin">
+              <wp:posOffset>1471295</wp:posOffset>
+            </wp:positionV>
+            <wp:extent cx="3495040" cy="2263140"/>
+            <wp:effectExtent l="0" t="0" r="0" b="3810"/>
+            <wp:wrapThrough wrapText="bothSides">
+              <wp:wrapPolygon edited="0">
+                <wp:start x="0" y="0"/>
+                <wp:lineTo x="0" y="21455"/>
+                <wp:lineTo x="21427" y="21455"/>
+                <wp:lineTo x="21427" y="0"/>
+                <wp:lineTo x="0" y="0"/>
+              </wp:wrapPolygon>
+            </wp:wrapThrough>
+            <wp:docPr id="480135749" name="Picture 1"/>
+            <wp:cNvGraphicFramePr>
+              <a:graphicFrameLocks xmlns:a="http://schemas.openxmlformats.org/drawingml/2006/main" noChangeAspect="1"/>
+            </wp:cNvGraphicFramePr>
+            <a:graphic xmlns:a="http://schemas.openxmlformats.org/drawingml/2006/main">
+              <a:graphicData uri="http://schemas.openxmlformats.org/drawingml/2006/picture">
+                <pic:pic xmlns:pic="http://schemas.openxmlformats.org/drawingml/2006/picture">
+                  <pic:nvPicPr>
+                    <pic:cNvPr id="480135749" name=""/>
+                    <pic:cNvPicPr/>
+                  </pic:nvPicPr>
+                  <pic:blipFill>
+                    <a:blip r:embed="rId39" cstate="print">
+                      <a:extLst>
+                        <a:ext uri="{28A0092B-C50C-407E-A947-70E740481C1C}">
+                          <a14:useLocalDpi xmlns:a14="http://schemas.microsoft.com/office/drawing/2010/main" val="0"/>
+                        </a:ext>
+                      </a:extLst>
+                    </a:blip>
+                    <a:stretch>
+                      <a:fillRect/>
+                    </a:stretch>
+                  </pic:blipFill>
+                  <pic:spPr>
+                    <a:xfrm>
+                      <a:off x="0" y="0"/>
+                      <a:ext cx="3495040" cy="2263140"/>
+                    </a:xfrm>
+                    <a:prstGeom prst="rect">
+                      <a:avLst/>
+                    </a:prstGeom>
+                  </pic:spPr>
+                </pic:pic>
+              </a:graphicData>
+            </a:graphic>
+            <wp14:sizeRelH relativeFrom="margin">
+              <wp14:pctWidth>0</wp14:pctWidth>
+            </wp14:sizeRelH>
+            <wp14:sizeRelV relativeFrom="margin">
+              <wp14:pctHeight>0</wp14:pctHeight>
+            </wp14:sizeRelV>
+          </wp:anchor>
+        </w:drawing>
+      </w:r>
+      <w:r>
+        <w:t xml:space="preserve">Screenshot of the </w:t>
+      </w:r>
+      <w:r>
+        <w:t>first result:</w:t>
+      </w:r>
+    </w:p>
+    <w:p/>
+    <w:p/>
+    <w:p/>
+    <w:p/>
+    <w:p/>
+    <w:p/>
+    <w:p/>
+    <w:p>
+      <w:r>
+        <w:t xml:space="preserve">Validation was added </w:t>
+      </w:r>
+      <w:r>
+        <w:t xml:space="preserve">(see green highlighted lines) </w:t>
+      </w:r>
+      <w:r>
+        <w:t xml:space="preserve">to Pavlov and </w:t>
+      </w:r>
+      <w:proofErr w:type="spellStart"/>
+      <w:r>
+        <w:t>TitForTwoTats</w:t>
+      </w:r>
+      <w:proofErr w:type="spellEnd"/>
+      <w:r>
+        <w:t xml:space="preserve"> that resolved this:</w:t>
+      </w:r>
+      <w:r>
+        <w:t xml:space="preserve"> </w:t>
+      </w:r>
+    </w:p>
+    <w:p>
+      <w:r>
+        <w:rPr>
+          <w:noProof/>
+        </w:rPr>
+        <w:drawing>
+          <wp:anchor distT="0" distB="0" distL="114300" distR="114300" simplePos="0" relativeHeight="251693056" behindDoc="0" locked="0" layoutInCell="1" allowOverlap="1" wp14:anchorId="601275E4" wp14:editId="191C2F40">
+            <wp:simplePos x="0" y="0"/>
+            <wp:positionH relativeFrom="margin">
+              <wp:posOffset>350520</wp:posOffset>
+            </wp:positionH>
+            <wp:positionV relativeFrom="margin">
+              <wp:posOffset>4314825</wp:posOffset>
+            </wp:positionV>
+            <wp:extent cx="3764280" cy="1597660"/>
+            <wp:effectExtent l="0" t="0" r="7620" b="2540"/>
+            <wp:wrapThrough wrapText="bothSides">
+              <wp:wrapPolygon edited="0">
+                <wp:start x="0" y="0"/>
+                <wp:lineTo x="0" y="21377"/>
+                <wp:lineTo x="21534" y="21377"/>
+                <wp:lineTo x="21534" y="0"/>
+                <wp:lineTo x="0" y="0"/>
+              </wp:wrapPolygon>
+            </wp:wrapThrough>
+            <wp:docPr id="500227510" name="Picture 1"/>
+            <wp:cNvGraphicFramePr>
+              <a:graphicFrameLocks xmlns:a="http://schemas.openxmlformats.org/drawingml/2006/main" noChangeAspect="1"/>
+            </wp:cNvGraphicFramePr>
+            <a:graphic xmlns:a="http://schemas.openxmlformats.org/drawingml/2006/main">
+              <a:graphicData uri="http://schemas.openxmlformats.org/drawingml/2006/picture">
+                <pic:pic xmlns:pic="http://schemas.openxmlformats.org/drawingml/2006/picture">
+                  <pic:nvPicPr>
+                    <pic:cNvPr id="500227510" name=""/>
+                    <pic:cNvPicPr/>
+                  </pic:nvPicPr>
+                  <pic:blipFill>
+                    <a:blip r:embed="rId40" cstate="print">
+                      <a:extLst>
+                        <a:ext uri="{28A0092B-C50C-407E-A947-70E740481C1C}">
+                          <a14:useLocalDpi xmlns:a14="http://schemas.microsoft.com/office/drawing/2010/main" val="0"/>
+                        </a:ext>
+                      </a:extLst>
+                    </a:blip>
+                    <a:stretch>
+                      <a:fillRect/>
+                    </a:stretch>
+                  </pic:blipFill>
+                  <pic:spPr>
+                    <a:xfrm>
+                      <a:off x="0" y="0"/>
+                      <a:ext cx="3764280" cy="1597660"/>
+                    </a:xfrm>
+                    <a:prstGeom prst="rect">
+                      <a:avLst/>
+                    </a:prstGeom>
+                  </pic:spPr>
+                </pic:pic>
+              </a:graphicData>
+            </a:graphic>
+            <wp14:sizeRelH relativeFrom="margin">
+              <wp14:pctWidth>0</wp14:pctWidth>
+            </wp14:sizeRelH>
+            <wp14:sizeRelV relativeFrom="margin">
+              <wp14:pctHeight>0</wp14:pctHeight>
+            </wp14:sizeRelV>
+          </wp:anchor>
+        </w:drawing>
+      </w:r>
+      <w:r>
+        <w:rPr>
+          <w:noProof/>
+        </w:rPr>
+        <w:drawing>
+          <wp:anchor distT="0" distB="0" distL="114300" distR="114300" simplePos="0" relativeHeight="251692032" behindDoc="0" locked="0" layoutInCell="1" allowOverlap="1" wp14:anchorId="169782B9" wp14:editId="45292B7D">
+            <wp:simplePos x="0" y="0"/>
+            <wp:positionH relativeFrom="column">
+              <wp:posOffset>5242560</wp:posOffset>
+            </wp:positionH>
+            <wp:positionV relativeFrom="page">
+              <wp:posOffset>4640580</wp:posOffset>
+            </wp:positionV>
+            <wp:extent cx="3329940" cy="2125980"/>
+            <wp:effectExtent l="0" t="0" r="3810" b="7620"/>
+            <wp:wrapThrough wrapText="bothSides">
+              <wp:wrapPolygon edited="0">
+                <wp:start x="0" y="0"/>
+                <wp:lineTo x="0" y="21484"/>
+                <wp:lineTo x="21501" y="21484"/>
+                <wp:lineTo x="21501" y="0"/>
+                <wp:lineTo x="0" y="0"/>
+              </wp:wrapPolygon>
+            </wp:wrapThrough>
+            <wp:docPr id="758144928" name="Picture 1"/>
+            <wp:cNvGraphicFramePr>
+              <a:graphicFrameLocks xmlns:a="http://schemas.openxmlformats.org/drawingml/2006/main" noChangeAspect="1"/>
+            </wp:cNvGraphicFramePr>
+            <a:graphic xmlns:a="http://schemas.openxmlformats.org/drawingml/2006/main">
+              <a:graphicData uri="http://schemas.openxmlformats.org/drawingml/2006/picture">
+                <pic:pic xmlns:pic="http://schemas.openxmlformats.org/drawingml/2006/picture">
+                  <pic:nvPicPr>
+                    <pic:cNvPr id="758144928" name=""/>
+                    <pic:cNvPicPr/>
+                  </pic:nvPicPr>
+                  <pic:blipFill>
+                    <a:blip r:embed="rId41">
+                      <a:extLst>
+                        <a:ext uri="{28A0092B-C50C-407E-A947-70E740481C1C}">
+                          <a14:useLocalDpi xmlns:a14="http://schemas.microsoft.com/office/drawing/2010/main" val="0"/>
+                        </a:ext>
+                      </a:extLst>
+                    </a:blip>
+                    <a:stretch>
+                      <a:fillRect/>
+                    </a:stretch>
+                  </pic:blipFill>
+                  <pic:spPr>
+                    <a:xfrm>
+                      <a:off x="0" y="0"/>
+                      <a:ext cx="3329940" cy="2125980"/>
+                    </a:xfrm>
+                    <a:prstGeom prst="rect">
+                      <a:avLst/>
+                    </a:prstGeom>
+                  </pic:spPr>
+                </pic:pic>
+              </a:graphicData>
+            </a:graphic>
+            <wp14:sizeRelH relativeFrom="margin">
+              <wp14:pctWidth>0</wp14:pctWidth>
+            </wp14:sizeRelH>
+            <wp14:sizeRelV relativeFrom="margin">
+              <wp14:pctHeight>0</wp14:pctHeight>
+            </wp14:sizeRelV>
+          </wp:anchor>
+        </w:drawing>
+      </w:r>
+    </w:p>
+    <w:p/>
+    <w:p/>
+    <w:p/>
+    <w:p/>
+    <w:p/>
+    <w:p>
+      <w:r>
+        <w:rPr>
+          <w:noProof/>
+        </w:rPr>
+        <w:lastRenderedPageBreak/>
+        <w:drawing>
+          <wp:anchor distT="0" distB="0" distL="114300" distR="114300" simplePos="0" relativeHeight="251697152" behindDoc="0" locked="0" layoutInCell="1" allowOverlap="1" wp14:anchorId="336DBC67" wp14:editId="7845640D">
+            <wp:simplePos x="0" y="0"/>
+            <wp:positionH relativeFrom="column">
+              <wp:posOffset>3307080</wp:posOffset>
+            </wp:positionH>
+            <wp:positionV relativeFrom="page">
+              <wp:posOffset>4488180</wp:posOffset>
+            </wp:positionV>
+            <wp:extent cx="1123315" cy="2996565"/>
+            <wp:effectExtent l="0" t="0" r="635" b="0"/>
+            <wp:wrapNone/>
+            <wp:docPr id="161426251" name="Picture 1"/>
+            <wp:cNvGraphicFramePr>
+              <a:graphicFrameLocks xmlns:a="http://schemas.openxmlformats.org/drawingml/2006/main" noChangeAspect="1"/>
+            </wp:cNvGraphicFramePr>
+            <a:graphic xmlns:a="http://schemas.openxmlformats.org/drawingml/2006/main">
+              <a:graphicData uri="http://schemas.openxmlformats.org/drawingml/2006/picture">
+                <pic:pic xmlns:pic="http://schemas.openxmlformats.org/drawingml/2006/picture">
+                  <pic:nvPicPr>
+                    <pic:cNvPr id="161426251" name=""/>
+                    <pic:cNvPicPr/>
+                  </pic:nvPicPr>
+                  <pic:blipFill>
+                    <a:blip r:embed="rId42" cstate="print">
+                      <a:extLst>
+                        <a:ext uri="{28A0092B-C50C-407E-A947-70E740481C1C}">
+                          <a14:useLocalDpi xmlns:a14="http://schemas.microsoft.com/office/drawing/2010/main" val="0"/>
+                        </a:ext>
+                      </a:extLst>
+                    </a:blip>
+                    <a:stretch>
+                      <a:fillRect/>
+                    </a:stretch>
+                  </pic:blipFill>
+                  <pic:spPr>
+                    <a:xfrm>
+                      <a:off x="0" y="0"/>
+                      <a:ext cx="1123315" cy="2996565"/>
+                    </a:xfrm>
+                    <a:prstGeom prst="rect">
+                      <a:avLst/>
+                    </a:prstGeom>
+                  </pic:spPr>
+                </pic:pic>
+              </a:graphicData>
+            </a:graphic>
+            <wp14:sizeRelH relativeFrom="margin">
+              <wp14:pctWidth>0</wp14:pctWidth>
+            </wp14:sizeRelH>
+            <wp14:sizeRelV relativeFrom="margin">
+              <wp14:pctHeight>0</wp14:pctHeight>
+            </wp14:sizeRelV>
+          </wp:anchor>
+        </w:drawing>
+      </w:r>
+      <w:r>
+        <w:rPr>
+          <w:noProof/>
+        </w:rPr>
+        <w:drawing>
+          <wp:anchor distT="0" distB="0" distL="114300" distR="114300" simplePos="0" relativeHeight="251696128" behindDoc="0" locked="0" layoutInCell="1" allowOverlap="1" wp14:anchorId="322A1589" wp14:editId="23A702CA">
+            <wp:simplePos x="0" y="0"/>
+            <wp:positionH relativeFrom="column">
+              <wp:posOffset>5867400</wp:posOffset>
+            </wp:positionH>
+            <wp:positionV relativeFrom="page">
+              <wp:posOffset>4747260</wp:posOffset>
+            </wp:positionV>
+            <wp:extent cx="2074545" cy="2430780"/>
+            <wp:effectExtent l="0" t="0" r="1905" b="7620"/>
+            <wp:wrapNone/>
+            <wp:docPr id="442753179" name="Picture 1"/>
+            <wp:cNvGraphicFramePr>
+              <a:graphicFrameLocks xmlns:a="http://schemas.openxmlformats.org/drawingml/2006/main" noChangeAspect="1"/>
+            </wp:cNvGraphicFramePr>
+            <a:graphic xmlns:a="http://schemas.openxmlformats.org/drawingml/2006/main">
+              <a:graphicData uri="http://schemas.openxmlformats.org/drawingml/2006/picture">
+                <pic:pic xmlns:pic="http://schemas.openxmlformats.org/drawingml/2006/picture">
+                  <pic:nvPicPr>
+                    <pic:cNvPr id="442753179" name=""/>
+                    <pic:cNvPicPr/>
+                  </pic:nvPicPr>
+                  <pic:blipFill>
+                    <a:blip r:embed="rId43" cstate="print">
+                      <a:extLst>
+                        <a:ext uri="{28A0092B-C50C-407E-A947-70E740481C1C}">
+                          <a14:useLocalDpi xmlns:a14="http://schemas.microsoft.com/office/drawing/2010/main" val="0"/>
+                        </a:ext>
+                      </a:extLst>
+                    </a:blip>
+                    <a:stretch>
+                      <a:fillRect/>
+                    </a:stretch>
+                  </pic:blipFill>
+                  <pic:spPr>
+                    <a:xfrm>
+                      <a:off x="0" y="0"/>
+                      <a:ext cx="2074545" cy="2430780"/>
+                    </a:xfrm>
+                    <a:prstGeom prst="rect">
+                      <a:avLst/>
+                    </a:prstGeom>
+                  </pic:spPr>
+                </pic:pic>
+              </a:graphicData>
+            </a:graphic>
+          </wp:anchor>
+        </w:drawing>
+      </w:r>
+      <w:r>
+        <w:rPr>
+          <w:noProof/>
+        </w:rPr>
+        <w:drawing>
+          <wp:anchor distT="0" distB="0" distL="114300" distR="114300" simplePos="0" relativeHeight="251694080" behindDoc="0" locked="0" layoutInCell="1" allowOverlap="1" wp14:anchorId="28BCBAEA" wp14:editId="63E31995">
+            <wp:simplePos x="0" y="0"/>
+            <wp:positionH relativeFrom="margin">
+              <wp:align>right</wp:align>
+            </wp:positionH>
+            <wp:positionV relativeFrom="paragraph">
+              <wp:posOffset>36830</wp:posOffset>
+            </wp:positionV>
+            <wp:extent cx="8863330" cy="1252855"/>
+            <wp:effectExtent l="0" t="0" r="0" b="4445"/>
+            <wp:wrapThrough wrapText="bothSides">
+              <wp:wrapPolygon edited="0">
+                <wp:start x="0" y="0"/>
+                <wp:lineTo x="0" y="21348"/>
+                <wp:lineTo x="21541" y="21348"/>
+                <wp:lineTo x="21541" y="0"/>
+                <wp:lineTo x="0" y="0"/>
+              </wp:wrapPolygon>
+            </wp:wrapThrough>
+            <wp:docPr id="944247551" name="Picture 1"/>
+            <wp:cNvGraphicFramePr>
+              <a:graphicFrameLocks xmlns:a="http://schemas.openxmlformats.org/drawingml/2006/main" noChangeAspect="1"/>
+            </wp:cNvGraphicFramePr>
+            <a:graphic xmlns:a="http://schemas.openxmlformats.org/drawingml/2006/main">
+              <a:graphicData uri="http://schemas.openxmlformats.org/drawingml/2006/picture">
+                <pic:pic xmlns:pic="http://schemas.openxmlformats.org/drawingml/2006/picture">
+                  <pic:nvPicPr>
+                    <pic:cNvPr id="944247551" name=""/>
+                    <pic:cNvPicPr/>
+                  </pic:nvPicPr>
+                  <pic:blipFill>
+                    <a:blip r:embed="rId44">
+                      <a:extLst>
+                        <a:ext uri="{28A0092B-C50C-407E-A947-70E740481C1C}">
+                          <a14:useLocalDpi xmlns:a14="http://schemas.microsoft.com/office/drawing/2010/main" val="0"/>
+                        </a:ext>
+                      </a:extLst>
+                    </a:blip>
+                    <a:stretch>
+                      <a:fillRect/>
+                    </a:stretch>
+                  </pic:blipFill>
+                  <pic:spPr>
+                    <a:xfrm>
+                      <a:off x="0" y="0"/>
+                      <a:ext cx="8863330" cy="1252855"/>
+                    </a:xfrm>
+                    <a:prstGeom prst="rect">
+                      <a:avLst/>
+                    </a:prstGeom>
+                  </pic:spPr>
+                </pic:pic>
+              </a:graphicData>
+            </a:graphic>
+          </wp:anchor>
+        </w:drawing>
+      </w:r>
+    </w:p>
+    <w:tbl>
+      <w:tblPr>
+        <w:tblStyle w:val="PlainTable5"/>
+        <w:tblW w:w="0" w:type="auto"/>
+        <w:tblLook w:val="04A0" w:firstRow="1" w:lastRow="0" w:firstColumn="1" w:lastColumn="0" w:noHBand="0" w:noVBand="1"/>
+      </w:tblPr>
+      <w:tblGrid>
+        <w:gridCol w:w="3642"/>
+        <w:gridCol w:w="3080"/>
+        <w:gridCol w:w="7236"/>
+      </w:tblGrid>
+      <w:tr>
+        <w:trPr>
+          <w:cnfStyle w:val="100000000000" w:firstRow="1" w:lastRow="0" w:firstColumn="0" w:lastColumn="0" w:oddVBand="0" w:evenVBand="0" w:oddHBand="0" w:evenHBand="0" w:firstRowFirstColumn="0" w:firstRowLastColumn="0" w:lastRowFirstColumn="0" w:lastRowLastColumn="0"/>
+        </w:trPr>
+        <w:tc>
+          <w:tcPr>
+            <w:cnfStyle w:val="001000000100" w:firstRow="0" w:lastRow="0" w:firstColumn="1" w:lastColumn="0" w:oddVBand="0" w:evenVBand="0" w:oddHBand="0" w:evenHBand="0" w:firstRowFirstColumn="1" w:firstRowLastColumn="0" w:lastRowFirstColumn="0" w:lastRowLastColumn="0"/>
+            <w:tcW w:w="3681" w:type="dxa"/>
+          </w:tcPr>
+          <w:p>
+            <w:pPr>
+              <w:jc w:val="center"/>
+              <w:rPr>
+                <w:b/>
+                <w:bCs/>
+                <w:sz w:val="32"/>
+                <w:szCs w:val="32"/>
+              </w:rPr>
+            </w:pPr>
+            <w:r>
+              <w:rPr>
+                <w:b/>
+                <w:bCs/>
+                <w:sz w:val="32"/>
+                <w:szCs w:val="32"/>
+              </w:rPr>
+              <w:t>Testcase</w:t>
+            </w:r>
+          </w:p>
+        </w:tc>
+        <w:tc>
+          <w:tcPr>
+            <w:tcW w:w="3118" w:type="dxa"/>
+          </w:tcPr>
+          <w:p>
+            <w:pPr>
+              <w:cnfStyle w:val="100000000000" w:firstRow="1" w:lastRow="0" w:firstColumn="0" w:lastColumn="0" w:oddVBand="0" w:evenVBand="0" w:oddHBand="0" w:evenHBand="0" w:firstRowFirstColumn="0" w:firstRowLastColumn="0" w:lastRowFirstColumn="0" w:lastRowLastColumn="0"/>
+              <w:rPr>
+                <w:b/>
+                <w:bCs/>
+              </w:rPr>
+            </w:pPr>
+            <w:r>
+              <w:rPr>
+                <w:b/>
+                <w:bCs/>
+                <w:sz w:val="32"/>
+                <w:szCs w:val="32"/>
+              </w:rPr>
+              <w:t>Result</w:t>
+            </w:r>
+          </w:p>
+        </w:tc>
+        <w:tc>
+          <w:tcPr>
+            <w:tcW w:w="7088" w:type="dxa"/>
+          </w:tcPr>
+          <w:p>
+            <w:pPr>
+              <w:cnfStyle w:val="100000000000" w:firstRow="1" w:lastRow="0" w:firstColumn="0" w:lastColumn="0" w:oddVBand="0" w:evenVBand="0" w:oddHBand="0" w:evenHBand="0" w:firstRowFirstColumn="0" w:firstRowLastColumn="0" w:lastRowFirstColumn="0" w:lastRowLastColumn="0"/>
+              <w:rPr>
+                <w:b/>
+                <w:bCs/>
+              </w:rPr>
+            </w:pPr>
+            <w:r>
+              <w:rPr>
+                <w:b/>
+                <w:bCs/>
+                <w:sz w:val="32"/>
+                <w:szCs w:val="32"/>
+              </w:rPr>
+              <w:t>Screenshot</w:t>
+            </w:r>
+          </w:p>
+        </w:tc>
+      </w:tr>
+      <w:tr>
+        <w:trPr>
+          <w:cnfStyle w:val="000000100000" w:firstRow="0" w:lastRow="0" w:firstColumn="0" w:lastColumn="0" w:oddVBand="0" w:evenVBand="0" w:oddHBand="1" w:evenHBand="0" w:firstRowFirstColumn="0" w:firstRowLastColumn="0" w:lastRowFirstColumn="0" w:lastRowLastColumn="0"/>
+        </w:trPr>
+        <w:tc>
+          <w:tcPr>
+            <w:cnfStyle w:val="001000000000" w:firstRow="0" w:lastRow="0" w:firstColumn="1" w:lastColumn="0" w:oddVBand="0" w:evenVBand="0" w:oddHBand="0" w:evenHBand="0" w:firstRowFirstColumn="0" w:firstRowLastColumn="0" w:lastRowFirstColumn="0" w:lastRowLastColumn="0"/>
+            <w:tcW w:w="3681" w:type="dxa"/>
+          </w:tcPr>
+          <w:p>
+            <w:pPr>
+              <w:jc w:val="center"/>
+              <w:rPr>
+                <w:b/>
+                <w:bCs/>
+                <w:i w:val="0"/>
+                <w:iCs w:val="0"/>
+                <w:sz w:val="28"/>
+                <w:szCs w:val="28"/>
+              </w:rPr>
+            </w:pPr>
+            <w:r>
+              <w:rPr>
+                <w:b/>
+                <w:bCs/>
+                <w:i w:val="0"/>
+                <w:iCs w:val="0"/>
+                <w:sz w:val="28"/>
+                <w:szCs w:val="28"/>
+              </w:rPr>
+              <w:t>Header/Footer:</w:t>
+            </w:r>
+          </w:p>
+        </w:tc>
+        <w:tc>
+          <w:tcPr>
+            <w:tcW w:w="3118" w:type="dxa"/>
+          </w:tcPr>
+          <w:p>
+            <w:pPr>
+              <w:cnfStyle w:val="000000100000" w:firstRow="0" w:lastRow="0" w:firstColumn="0" w:lastColumn="0" w:oddVBand="0" w:evenVBand="0" w:oddHBand="1" w:evenHBand="0" w:firstRowFirstColumn="0" w:firstRowLastColumn="0" w:lastRowFirstColumn="0" w:lastRowLastColumn="0"/>
+            </w:pPr>
+          </w:p>
+        </w:tc>
+        <w:tc>
+          <w:tcPr>
+            <w:tcW w:w="7088" w:type="dxa"/>
+          </w:tcPr>
+          <w:p>
+            <w:pPr>
+              <w:cnfStyle w:val="000000100000" w:firstRow="0" w:lastRow="0" w:firstColumn="0" w:lastColumn="0" w:oddVBand="0" w:evenVBand="0" w:oddHBand="1" w:evenHBand="0" w:firstRowFirstColumn="0" w:firstRowLastColumn="0" w:lastRowFirstColumn="0" w:lastRowLastColumn="0"/>
+            </w:pPr>
+          </w:p>
+        </w:tc>
+      </w:tr>
+      <w:tr>
+        <w:tc>
+          <w:tcPr>
+            <w:cnfStyle w:val="001000000000" w:firstRow="0" w:lastRow="0" w:firstColumn="1" w:lastColumn="0" w:oddVBand="0" w:evenVBand="0" w:oddHBand="0" w:evenHBand="0" w:firstRowFirstColumn="0" w:firstRowLastColumn="0" w:lastRowFirstColumn="0" w:lastRowLastColumn="0"/>
+            <w:tcW w:w="3681" w:type="dxa"/>
+          </w:tcPr>
+          <w:p>
+            <w:pPr>
+              <w:jc w:val="left"/>
+              <w:rPr>
+                <w:i w:val="0"/>
+                <w:iCs w:val="0"/>
+              </w:rPr>
+            </w:pPr>
+            <w:r>
+              <w:rPr>
+                <w:i w:val="0"/>
+                <w:iCs w:val="0"/>
+              </w:rPr>
+              <w:t>Header has 4 links – 3 nav links and the logo which should lead to the correct corresponding pages.</w:t>
+            </w:r>
+            <w:r>
+              <w:t xml:space="preserve"> </w:t>
+            </w:r>
+          </w:p>
+          <w:p>
+            <w:pPr>
+              <w:jc w:val="left"/>
+              <w:rPr>
+                <w:i w:val="0"/>
+                <w:iCs w:val="0"/>
+              </w:rPr>
+            </w:pPr>
+          </w:p>
+          <w:p>
+            <w:pPr>
+              <w:jc w:val="left"/>
+              <w:rPr>
+                <w:i w:val="0"/>
+                <w:iCs w:val="0"/>
+              </w:rPr>
+            </w:pPr>
+            <w:r>
+              <w:t xml:space="preserve"> </w:t>
+            </w:r>
+            <w:r>
+              <w:rPr>
+                <w:i w:val="0"/>
+                <w:iCs w:val="0"/>
+              </w:rPr>
+              <w:t>Header displays correctly on all devices.</w:t>
+            </w:r>
+          </w:p>
+          <w:p>
+            <w:pPr>
+              <w:jc w:val="left"/>
+            </w:pPr>
+          </w:p>
+          <w:p>
+            <w:pPr>
+              <w:jc w:val="left"/>
+            </w:pPr>
+          </w:p>
+          <w:p>
+            <w:pPr>
+              <w:jc w:val="left"/>
+            </w:pPr>
+          </w:p>
+          <w:p>
+            <w:pPr>
+              <w:jc w:val="left"/>
+            </w:pPr>
+          </w:p>
+          <w:p>
+            <w:pPr>
+              <w:jc w:val="left"/>
+            </w:pPr>
+          </w:p>
+          <w:p>
+            <w:pPr>
+              <w:jc w:val="left"/>
+            </w:pPr>
+          </w:p>
+          <w:p>
+            <w:pPr>
+              <w:jc w:val="left"/>
+            </w:pPr>
+          </w:p>
+          <w:p>
+            <w:pPr>
+              <w:jc w:val="left"/>
+            </w:pPr>
+          </w:p>
+          <w:p>
+            <w:pPr>
+              <w:jc w:val="left"/>
+            </w:pPr>
+          </w:p>
+          <w:p>
+            <w:pPr>
+              <w:jc w:val="left"/>
+            </w:pPr>
+          </w:p>
+          <w:p>
+            <w:pPr>
+              <w:jc w:val="left"/>
+            </w:pPr>
+          </w:p>
+          <w:p>
+            <w:pPr>
+              <w:jc w:val="left"/>
+              <w:rPr>
+                <w:i w:val="0"/>
+                <w:iCs w:val="0"/>
+              </w:rPr>
+            </w:pPr>
+          </w:p>
+          <w:p>
+            <w:pPr>
+              <w:jc w:val="left"/>
+            </w:pPr>
+            <w:r>
+              <w:rPr>
+                <w:i w:val="0"/>
+                <w:iCs w:val="0"/>
+              </w:rPr>
+              <w:lastRenderedPageBreak/>
+              <w:t>Footer has 4 main links – 3 nav and the logo leading to the correct pages. Has an additional 9 links under Navigation and Resources which work correctly.</w:t>
+            </w:r>
+          </w:p>
+          <w:p>
+            <w:pPr>
+              <w:jc w:val="left"/>
+            </w:pPr>
+          </w:p>
+          <w:p>
+            <w:pPr>
+              <w:jc w:val="left"/>
+            </w:pPr>
+            <w:r>
+              <w:rPr>
+                <w:i w:val="0"/>
+                <w:iCs w:val="0"/>
+              </w:rPr>
+              <w:t>Footer displays correctly on all devices.</w:t>
+            </w:r>
+          </w:p>
+          <w:p>
+            <w:pPr>
+              <w:jc w:val="left"/>
+              <w:rPr>
+                <w:i w:val="0"/>
+                <w:iCs w:val="0"/>
+              </w:rPr>
+            </w:pPr>
+          </w:p>
+          <w:p>
+            <w:pPr>
+              <w:jc w:val="left"/>
+              <w:rPr>
+                <w:i w:val="0"/>
+                <w:iCs w:val="0"/>
+              </w:rPr>
+            </w:pPr>
+          </w:p>
+          <w:p>
+            <w:pPr>
+              <w:jc w:val="left"/>
+              <w:rPr>
+                <w:i w:val="0"/>
+                <w:iCs w:val="0"/>
+              </w:rPr>
+            </w:pPr>
+          </w:p>
+          <w:p>
+            <w:pPr>
+              <w:jc w:val="left"/>
+              <w:rPr>
+                <w:i w:val="0"/>
+                <w:iCs w:val="0"/>
+              </w:rPr>
+            </w:pPr>
+          </w:p>
+          <w:p>
+            <w:pPr>
+              <w:jc w:val="left"/>
+              <w:rPr>
+                <w:i w:val="0"/>
+                <w:iCs w:val="0"/>
+              </w:rPr>
+            </w:pPr>
+          </w:p>
+          <w:p>
+            <w:pPr>
+              <w:jc w:val="left"/>
+              <w:rPr>
+                <w:i w:val="0"/>
+                <w:iCs w:val="0"/>
+              </w:rPr>
+            </w:pPr>
+          </w:p>
+          <w:p>
+            <w:pPr>
+              <w:jc w:val="left"/>
+              <w:rPr>
+                <w:i w:val="0"/>
+                <w:iCs w:val="0"/>
+              </w:rPr>
+            </w:pPr>
+          </w:p>
+          <w:p>
+            <w:pPr>
+              <w:jc w:val="left"/>
+              <w:rPr>
+                <w:i w:val="0"/>
+                <w:iCs w:val="0"/>
+              </w:rPr>
+            </w:pPr>
+          </w:p>
+          <w:p>
+            <w:pPr>
+              <w:jc w:val="left"/>
+              <w:rPr>
+                <w:i w:val="0"/>
+                <w:iCs w:val="0"/>
+              </w:rPr>
+            </w:pPr>
+          </w:p>
+          <w:p>
+            <w:pPr>
+              <w:jc w:val="left"/>
+              <w:rPr>
+                <w:i w:val="0"/>
+                <w:iCs w:val="0"/>
+              </w:rPr>
+            </w:pPr>
+          </w:p>
+          <w:p>
+            <w:pPr>
+              <w:jc w:val="left"/>
+              <w:rPr>
+                <w:i w:val="0"/>
+                <w:iCs w:val="0"/>
+              </w:rPr>
+            </w:pPr>
+          </w:p>
+          <w:p>
+            <w:pPr>
+              <w:jc w:val="left"/>
+              <w:rPr>
+                <w:i w:val="0"/>
+                <w:iCs w:val="0"/>
+              </w:rPr>
+            </w:pPr>
+          </w:p>
+          <w:p>
+            <w:pPr>
+              <w:jc w:val="left"/>
+              <w:rPr>
+                <w:i w:val="0"/>
+                <w:iCs w:val="0"/>
+              </w:rPr>
+            </w:pPr>
+          </w:p>
+          <w:p>
+            <w:pPr>
+              <w:jc w:val="left"/>
+              <w:rPr>
+                <w:i w:val="0"/>
+                <w:iCs w:val="0"/>
+              </w:rPr>
+            </w:pPr>
+          </w:p>
+          <w:p>
+            <w:pPr>
+              <w:jc w:val="left"/>
+              <w:rPr>
+                <w:i w:val="0"/>
+                <w:iCs w:val="0"/>
+              </w:rPr>
+            </w:pPr>
+          </w:p>
+          <w:p>
+            <w:pPr>
+              <w:jc w:val="left"/>
+              <w:rPr>
+                <w:i w:val="0"/>
+                <w:iCs w:val="0"/>
+              </w:rPr>
+            </w:pPr>
+          </w:p>
+          <w:p>
+            <w:pPr>
+              <w:jc w:val="left"/>
+              <w:rPr>
+                <w:i w:val="0"/>
+                <w:iCs w:val="0"/>
+              </w:rPr>
+            </w:pPr>
+          </w:p>
+          <w:p>
+            <w:pPr>
+              <w:jc w:val="left"/>
+            </w:pPr>
+          </w:p>
+          <w:p>
+            <w:pPr>
+              <w:jc w:val="left"/>
+            </w:pPr>
+          </w:p>
+          <w:p>
+            <w:pPr>
+              <w:jc w:val="left"/>
+              <w:rPr>
+                <w:i w:val="0"/>
+                <w:iCs w:val="0"/>
+              </w:rPr>
+            </w:pPr>
+          </w:p>
+          <w:p>
+            <w:pPr>
+              <w:jc w:val="left"/>
+            </w:pPr>
+          </w:p>
+          <w:p>
+            <w:pPr>
+              <w:jc w:val="left"/>
+            </w:pPr>
+            <w:r>
+              <w:rPr>
+                <w:i w:val="0"/>
+                <w:iCs w:val="0"/>
+              </w:rPr>
+              <w:lastRenderedPageBreak/>
+              <w:t>Learn page content displays correctly on all devices.</w:t>
+            </w:r>
+          </w:p>
+          <w:p>
+            <w:pPr>
+              <w:jc w:val="left"/>
+              <w:rPr>
+                <w:i w:val="0"/>
+                <w:iCs w:val="0"/>
+              </w:rPr>
+            </w:pPr>
+          </w:p>
+          <w:p>
+            <w:pPr>
+              <w:jc w:val="left"/>
+              <w:rPr>
+                <w:i w:val="0"/>
+                <w:iCs w:val="0"/>
+              </w:rPr>
+            </w:pPr>
+          </w:p>
+          <w:p>
+            <w:pPr>
+              <w:jc w:val="left"/>
+              <w:rPr>
+                <w:i w:val="0"/>
+                <w:iCs w:val="0"/>
+              </w:rPr>
+            </w:pPr>
+          </w:p>
+          <w:p>
+            <w:pPr>
+              <w:jc w:val="left"/>
+              <w:rPr>
+                <w:i w:val="0"/>
+                <w:iCs w:val="0"/>
+              </w:rPr>
+            </w:pPr>
+          </w:p>
+          <w:p>
+            <w:pPr>
+              <w:jc w:val="left"/>
+              <w:rPr>
+                <w:i w:val="0"/>
+                <w:iCs w:val="0"/>
+              </w:rPr>
+            </w:pPr>
+          </w:p>
+          <w:p>
+            <w:pPr>
+              <w:jc w:val="left"/>
+              <w:rPr>
+                <w:i w:val="0"/>
+                <w:iCs w:val="0"/>
+              </w:rPr>
+            </w:pPr>
+          </w:p>
+          <w:p>
+            <w:pPr>
+              <w:jc w:val="left"/>
+              <w:rPr>
+                <w:i w:val="0"/>
+                <w:iCs w:val="0"/>
+              </w:rPr>
+            </w:pPr>
+          </w:p>
+          <w:p>
+            <w:pPr>
+              <w:jc w:val="left"/>
+              <w:rPr>
+                <w:i w:val="0"/>
+                <w:iCs w:val="0"/>
+              </w:rPr>
+            </w:pPr>
+          </w:p>
+          <w:p>
+            <w:pPr>
+              <w:jc w:val="left"/>
+              <w:rPr>
+                <w:i w:val="0"/>
+                <w:iCs w:val="0"/>
+              </w:rPr>
+            </w:pPr>
+          </w:p>
+          <w:p>
+            <w:pPr>
+              <w:jc w:val="left"/>
+              <w:rPr>
+                <w:i w:val="0"/>
+                <w:iCs w:val="0"/>
+              </w:rPr>
+            </w:pPr>
+          </w:p>
+          <w:p>
+            <w:pPr>
+              <w:jc w:val="left"/>
+              <w:rPr>
+                <w:i w:val="0"/>
+                <w:iCs w:val="0"/>
+              </w:rPr>
+            </w:pPr>
+          </w:p>
+          <w:p>
+            <w:pPr>
+              <w:jc w:val="left"/>
+              <w:rPr>
+                <w:i w:val="0"/>
+                <w:iCs w:val="0"/>
+              </w:rPr>
+            </w:pPr>
+          </w:p>
+          <w:p>
+            <w:pPr>
+              <w:jc w:val="left"/>
+              <w:rPr>
+                <w:i w:val="0"/>
+                <w:iCs w:val="0"/>
+              </w:rPr>
+            </w:pPr>
+          </w:p>
+          <w:p>
+            <w:pPr>
+              <w:jc w:val="left"/>
+              <w:rPr>
+                <w:i w:val="0"/>
+                <w:iCs w:val="0"/>
+              </w:rPr>
+            </w:pPr>
+          </w:p>
+          <w:p>
+            <w:pPr>
+              <w:jc w:val="left"/>
+              <w:rPr>
+                <w:i w:val="0"/>
+                <w:iCs w:val="0"/>
+              </w:rPr>
+            </w:pPr>
+          </w:p>
+          <w:p>
+            <w:pPr>
+              <w:jc w:val="left"/>
+              <w:rPr>
+                <w:i w:val="0"/>
+                <w:iCs w:val="0"/>
+              </w:rPr>
+            </w:pPr>
+          </w:p>
+          <w:p>
+            <w:pPr>
+              <w:jc w:val="left"/>
+              <w:rPr>
+                <w:i w:val="0"/>
+                <w:iCs w:val="0"/>
+              </w:rPr>
+            </w:pPr>
+          </w:p>
+          <w:p>
+            <w:pPr>
+              <w:jc w:val="left"/>
+              <w:rPr>
+                <w:i w:val="0"/>
+                <w:iCs w:val="0"/>
+              </w:rPr>
+            </w:pPr>
+          </w:p>
+          <w:p>
+            <w:pPr>
+              <w:jc w:val="left"/>
+              <w:rPr>
+                <w:i w:val="0"/>
+                <w:iCs w:val="0"/>
+              </w:rPr>
+            </w:pPr>
+          </w:p>
+          <w:p>
+            <w:pPr>
+              <w:jc w:val="left"/>
+              <w:rPr>
+                <w:i w:val="0"/>
+                <w:iCs w:val="0"/>
+              </w:rPr>
+            </w:pPr>
+          </w:p>
+          <w:p>
+            <w:pPr>
+              <w:jc w:val="left"/>
+              <w:rPr>
+                <w:i w:val="0"/>
+                <w:iCs w:val="0"/>
+              </w:rPr>
+            </w:pPr>
+          </w:p>
+          <w:p>
+            <w:pPr>
+              <w:jc w:val="left"/>
+              <w:rPr>
+                <w:i w:val="0"/>
+                <w:iCs w:val="0"/>
+              </w:rPr>
+            </w:pPr>
+          </w:p>
+          <w:p>
+            <w:pPr>
+              <w:jc w:val="left"/>
+              <w:rPr>
+                <w:i w:val="0"/>
+                <w:iCs w:val="0"/>
+              </w:rPr>
+            </w:pPr>
+          </w:p>
+          <w:p>
+            <w:pPr>
+              <w:jc w:val="left"/>
+              <w:rPr>
+                <w:i w:val="0"/>
+                <w:iCs w:val="0"/>
+              </w:rPr>
+            </w:pPr>
+          </w:p>
+          <w:p>
+            <w:pPr>
+              <w:jc w:val="left"/>
+              <w:rPr>
+                <w:i w:val="0"/>
+                <w:iCs w:val="0"/>
+              </w:rPr>
+            </w:pPr>
+          </w:p>
+          <w:p>
+            <w:pPr>
+              <w:jc w:val="left"/>
+              <w:rPr>
+                <w:i w:val="0"/>
+                <w:iCs w:val="0"/>
+              </w:rPr>
+            </w:pPr>
+          </w:p>
+          <w:p>
+            <w:pPr>
+              <w:jc w:val="left"/>
+            </w:pPr>
+          </w:p>
+          <w:p>
+            <w:pPr>
+              <w:jc w:val="left"/>
+            </w:pPr>
+            <w:r>
+              <w:rPr>
+                <w:i w:val="0"/>
+                <w:iCs w:val="0"/>
+              </w:rPr>
+              <w:lastRenderedPageBreak/>
+              <w:t xml:space="preserve">Play content displays correctly on all </w:t>
+            </w:r>
+            <w:r>
+              <w:rPr>
+                <w:i w:val="0"/>
+                <w:iCs w:val="0"/>
+              </w:rPr>
+              <w:t>devices</w:t>
+            </w:r>
+            <w:r>
+              <w:rPr>
+                <w:i w:val="0"/>
+                <w:iCs w:val="0"/>
+              </w:rPr>
+              <w:t>.</w:t>
+            </w:r>
+          </w:p>
+          <w:p>
+            <w:pPr>
+              <w:jc w:val="left"/>
+              <w:rPr>
+                <w:i w:val="0"/>
+                <w:iCs w:val="0"/>
+              </w:rPr>
+            </w:pPr>
+          </w:p>
+          <w:p>
+            <w:pPr>
+              <w:jc w:val="left"/>
+              <w:rPr>
+                <w:i w:val="0"/>
+                <w:iCs w:val="0"/>
+              </w:rPr>
+            </w:pPr>
+          </w:p>
+          <w:p>
+            <w:pPr>
+              <w:jc w:val="left"/>
+              <w:rPr>
+                <w:i w:val="0"/>
+                <w:iCs w:val="0"/>
+              </w:rPr>
+            </w:pPr>
+          </w:p>
+          <w:p>
+            <w:pPr>
+              <w:jc w:val="left"/>
+              <w:rPr>
+                <w:i w:val="0"/>
+                <w:iCs w:val="0"/>
+              </w:rPr>
+            </w:pPr>
+          </w:p>
+          <w:p>
+            <w:pPr>
+              <w:jc w:val="left"/>
+              <w:rPr>
+                <w:i w:val="0"/>
+                <w:iCs w:val="0"/>
+              </w:rPr>
+            </w:pPr>
+          </w:p>
+          <w:p>
+            <w:pPr>
+              <w:jc w:val="left"/>
+              <w:rPr>
+                <w:i w:val="0"/>
+                <w:iCs w:val="0"/>
+              </w:rPr>
+            </w:pPr>
+          </w:p>
+          <w:p>
+            <w:pPr>
+              <w:jc w:val="left"/>
+              <w:rPr>
+                <w:i w:val="0"/>
+                <w:iCs w:val="0"/>
+              </w:rPr>
+            </w:pPr>
+          </w:p>
+          <w:p>
+            <w:pPr>
+              <w:jc w:val="left"/>
+              <w:rPr>
+                <w:i w:val="0"/>
+                <w:iCs w:val="0"/>
+              </w:rPr>
+            </w:pPr>
+          </w:p>
+          <w:p>
+            <w:pPr>
+              <w:jc w:val="left"/>
+              <w:rPr>
+                <w:i w:val="0"/>
+                <w:iCs w:val="0"/>
+              </w:rPr>
+            </w:pPr>
+          </w:p>
+          <w:p>
+            <w:pPr>
+              <w:jc w:val="left"/>
+              <w:rPr>
+                <w:i w:val="0"/>
+                <w:iCs w:val="0"/>
+              </w:rPr>
+            </w:pPr>
+          </w:p>
+          <w:p>
+            <w:pPr>
+              <w:jc w:val="left"/>
+              <w:rPr>
+                <w:i w:val="0"/>
+                <w:iCs w:val="0"/>
+              </w:rPr>
+            </w:pPr>
+          </w:p>
+          <w:p>
+            <w:pPr>
+              <w:jc w:val="left"/>
+              <w:rPr>
+                <w:i w:val="0"/>
+                <w:iCs w:val="0"/>
+              </w:rPr>
+            </w:pPr>
+          </w:p>
+          <w:p>
+            <w:pPr>
+              <w:jc w:val="left"/>
+              <w:rPr>
+                <w:i w:val="0"/>
+                <w:iCs w:val="0"/>
+              </w:rPr>
+            </w:pPr>
+          </w:p>
+          <w:p>
+            <w:pPr>
+              <w:jc w:val="left"/>
+            </w:pPr>
+          </w:p>
+          <w:p>
+            <w:pPr>
+              <w:jc w:val="left"/>
+            </w:pPr>
+          </w:p>
+          <w:p>
+            <w:pPr>
+              <w:jc w:val="left"/>
+            </w:pPr>
+          </w:p>
+          <w:p>
+            <w:pPr>
+              <w:jc w:val="left"/>
+            </w:pPr>
+          </w:p>
+          <w:p>
+            <w:pPr>
+              <w:jc w:val="left"/>
+            </w:pPr>
+          </w:p>
+          <w:p>
+            <w:pPr>
+              <w:jc w:val="left"/>
+            </w:pPr>
+          </w:p>
+          <w:p>
+            <w:pPr>
+              <w:jc w:val="left"/>
+            </w:pPr>
+          </w:p>
+          <w:p>
+            <w:pPr>
+              <w:jc w:val="left"/>
+            </w:pPr>
+          </w:p>
+          <w:p>
+            <w:pPr>
+              <w:jc w:val="left"/>
+            </w:pPr>
+          </w:p>
+          <w:p>
+            <w:pPr>
+              <w:jc w:val="left"/>
+            </w:pPr>
+          </w:p>
+          <w:p>
+            <w:pPr>
+              <w:jc w:val="left"/>
+              <w:rPr>
+                <w:i w:val="0"/>
+                <w:iCs w:val="0"/>
+              </w:rPr>
+            </w:pPr>
+          </w:p>
+          <w:p>
+            <w:pPr>
+              <w:jc w:val="left"/>
+              <w:rPr>
+                <w:i w:val="0"/>
+                <w:iCs w:val="0"/>
+              </w:rPr>
+            </w:pPr>
+          </w:p>
+          <w:p>
+            <w:pPr>
+              <w:jc w:val="left"/>
+              <w:rPr>
+                <w:i w:val="0"/>
+                <w:iCs w:val="0"/>
+              </w:rPr>
+            </w:pPr>
+          </w:p>
+          <w:p>
+            <w:pPr>
+              <w:jc w:val="left"/>
+            </w:pPr>
+          </w:p>
+          <w:p>
+            <w:pPr>
+              <w:jc w:val="left"/>
+            </w:pPr>
+            <w:r>
+              <w:rPr>
+                <w:i w:val="0"/>
+                <w:iCs w:val="0"/>
+              </w:rPr>
+              <w:lastRenderedPageBreak/>
+              <w:t>Tables display correct scores depending on user’s actions and the bot</w:t>
+            </w:r>
+            <w:r>
+              <w:rPr>
+                <w:i w:val="0"/>
+                <w:iCs w:val="0"/>
+              </w:rPr>
+              <w:t>.</w:t>
+            </w:r>
+          </w:p>
+          <w:p>
+            <w:pPr>
+              <w:jc w:val="left"/>
+              <w:rPr>
+                <w:i w:val="0"/>
+                <w:iCs w:val="0"/>
+              </w:rPr>
+            </w:pPr>
+          </w:p>
+          <w:p>
+            <w:pPr>
+              <w:jc w:val="left"/>
+              <w:rPr>
+                <w:i w:val="0"/>
+                <w:iCs w:val="0"/>
+              </w:rPr>
+            </w:pPr>
+          </w:p>
+          <w:p>
+            <w:pPr>
+              <w:jc w:val="left"/>
+              <w:rPr>
+                <w:i w:val="0"/>
+                <w:iCs w:val="0"/>
+              </w:rPr>
+            </w:pPr>
+          </w:p>
+          <w:p>
+            <w:pPr>
+              <w:jc w:val="left"/>
+              <w:rPr>
+                <w:i w:val="0"/>
+                <w:iCs w:val="0"/>
+              </w:rPr>
+            </w:pPr>
+          </w:p>
+          <w:p>
+            <w:pPr>
+              <w:jc w:val="left"/>
+              <w:rPr>
+                <w:i w:val="0"/>
+                <w:iCs w:val="0"/>
+              </w:rPr>
+            </w:pPr>
+          </w:p>
+          <w:p>
+            <w:pPr>
+              <w:jc w:val="left"/>
+              <w:rPr>
+                <w:i w:val="0"/>
+                <w:iCs w:val="0"/>
+              </w:rPr>
+            </w:pPr>
+          </w:p>
+          <w:p>
+            <w:pPr>
+              <w:jc w:val="left"/>
+              <w:rPr>
+                <w:i w:val="0"/>
+                <w:iCs w:val="0"/>
+              </w:rPr>
+            </w:pPr>
+          </w:p>
+          <w:p>
+            <w:pPr>
+              <w:jc w:val="left"/>
+              <w:rPr>
+                <w:i w:val="0"/>
+                <w:iCs w:val="0"/>
+              </w:rPr>
+            </w:pPr>
+          </w:p>
+          <w:p>
+            <w:pPr>
+              <w:jc w:val="left"/>
+              <w:rPr>
+                <w:i w:val="0"/>
+                <w:iCs w:val="0"/>
+              </w:rPr>
+            </w:pPr>
+          </w:p>
+          <w:p>
+            <w:pPr>
+              <w:jc w:val="left"/>
+              <w:rPr>
+                <w:i w:val="0"/>
+                <w:iCs w:val="0"/>
+              </w:rPr>
+            </w:pPr>
+          </w:p>
+          <w:p>
+            <w:pPr>
+              <w:jc w:val="left"/>
+              <w:rPr>
+                <w:i w:val="0"/>
+                <w:iCs w:val="0"/>
+              </w:rPr>
+            </w:pPr>
+          </w:p>
+          <w:p>
+            <w:pPr>
+              <w:jc w:val="left"/>
+              <w:rPr>
+                <w:i w:val="0"/>
+                <w:iCs w:val="0"/>
+              </w:rPr>
+            </w:pPr>
+          </w:p>
+          <w:p>
+            <w:pPr>
+              <w:jc w:val="left"/>
+            </w:pPr>
+          </w:p>
+          <w:p>
+            <w:pPr>
+              <w:jc w:val="left"/>
+            </w:pPr>
+            <w:r>
+              <w:rPr>
+                <w:i w:val="0"/>
+                <w:iCs w:val="0"/>
+              </w:rPr>
+              <w:t>Correct explanations are given. Strategies are revealed on games completio</w:t>
+            </w:r>
+            <w:r>
+              <w:rPr>
+                <w:i w:val="0"/>
+                <w:iCs w:val="0"/>
+              </w:rPr>
+              <w:t>n</w:t>
+            </w:r>
+          </w:p>
+          <w:p>
+            <w:pPr>
+              <w:jc w:val="left"/>
+            </w:pPr>
+          </w:p>
+          <w:p>
+            <w:pPr>
+              <w:jc w:val="left"/>
+            </w:pPr>
+          </w:p>
+          <w:p>
+            <w:pPr>
+              <w:jc w:val="left"/>
+            </w:pPr>
+          </w:p>
+          <w:p>
+            <w:pPr>
+              <w:jc w:val="left"/>
+            </w:pPr>
+          </w:p>
+          <w:p>
+            <w:pPr>
+              <w:jc w:val="left"/>
+            </w:pPr>
+          </w:p>
+          <w:p>
+            <w:pPr>
+              <w:jc w:val="left"/>
+            </w:pPr>
+          </w:p>
+          <w:p>
+            <w:pPr>
+              <w:jc w:val="left"/>
+            </w:pPr>
+          </w:p>
+          <w:p>
+            <w:pPr>
+              <w:jc w:val="left"/>
+            </w:pPr>
+          </w:p>
+          <w:p>
+            <w:pPr>
+              <w:jc w:val="left"/>
+            </w:pPr>
+          </w:p>
+          <w:p>
+            <w:pPr>
+              <w:jc w:val="left"/>
+              <w:rPr>
+                <w:i w:val="0"/>
+                <w:iCs w:val="0"/>
+              </w:rPr>
+            </w:pPr>
+          </w:p>
+          <w:p>
+            <w:pPr>
+              <w:jc w:val="left"/>
+              <w:rPr>
+                <w:i w:val="0"/>
+                <w:iCs w:val="0"/>
+              </w:rPr>
+            </w:pPr>
+          </w:p>
+          <w:p>
+            <w:pPr>
+              <w:jc w:val="left"/>
+            </w:pPr>
+            <w:r>
+              <w:rPr>
+                <w:i w:val="0"/>
+                <w:iCs w:val="0"/>
+              </w:rPr>
+              <w:lastRenderedPageBreak/>
+              <w:t xml:space="preserve">Home </w:t>
+            </w:r>
+            <w:r>
+              <w:rPr>
+                <w:i w:val="0"/>
+                <w:iCs w:val="0"/>
+              </w:rPr>
+              <w:t>content displays correctly on all devices.</w:t>
+            </w:r>
+          </w:p>
+          <w:p>
+            <w:pPr>
+              <w:jc w:val="left"/>
+              <w:rPr>
+                <w:i w:val="0"/>
+                <w:iCs w:val="0"/>
+              </w:rPr>
+            </w:pPr>
+          </w:p>
+          <w:p>
+            <w:pPr>
+              <w:jc w:val="left"/>
+              <w:rPr>
+                <w:i w:val="0"/>
+                <w:iCs w:val="0"/>
+              </w:rPr>
+            </w:pPr>
+          </w:p>
+          <w:p>
+            <w:pPr>
+              <w:jc w:val="left"/>
+              <w:rPr>
+                <w:i w:val="0"/>
+                <w:iCs w:val="0"/>
+              </w:rPr>
+            </w:pPr>
+          </w:p>
+          <w:p>
+            <w:pPr>
+              <w:jc w:val="left"/>
+              <w:rPr>
+                <w:i w:val="0"/>
+                <w:iCs w:val="0"/>
+              </w:rPr>
+            </w:pPr>
+          </w:p>
+          <w:p>
+            <w:pPr>
+              <w:jc w:val="left"/>
+              <w:rPr>
+                <w:i w:val="0"/>
+                <w:iCs w:val="0"/>
+              </w:rPr>
+            </w:pPr>
+          </w:p>
+          <w:p>
+            <w:pPr>
+              <w:jc w:val="left"/>
+              <w:rPr>
+                <w:i w:val="0"/>
+                <w:iCs w:val="0"/>
+              </w:rPr>
+            </w:pPr>
+          </w:p>
+          <w:p>
+            <w:pPr>
+              <w:jc w:val="left"/>
+              <w:rPr>
+                <w:i w:val="0"/>
+                <w:iCs w:val="0"/>
+              </w:rPr>
+            </w:pPr>
+          </w:p>
+          <w:p>
+            <w:pPr>
+              <w:jc w:val="left"/>
+              <w:rPr>
+                <w:i w:val="0"/>
+                <w:iCs w:val="0"/>
+              </w:rPr>
+            </w:pPr>
+          </w:p>
+          <w:p>
+            <w:pPr>
+              <w:jc w:val="left"/>
+              <w:rPr>
+                <w:i w:val="0"/>
+                <w:iCs w:val="0"/>
+              </w:rPr>
+            </w:pPr>
+          </w:p>
+          <w:p>
+            <w:pPr>
+              <w:jc w:val="left"/>
+            </w:pPr>
+          </w:p>
+        </w:tc>
+        <w:tc>
+          <w:tcPr>
+            <w:tcW w:w="3118" w:type="dxa"/>
+          </w:tcPr>
+          <w:p>
+            <w:pPr>
+              <w:cnfStyle w:val="000000000000" w:firstRow="0" w:lastRow="0" w:firstColumn="0" w:lastColumn="0" w:oddVBand="0" w:evenVBand="0" w:oddHBand="0" w:evenHBand="0" w:firstRowFirstColumn="0" w:firstRowLastColumn="0" w:lastRowFirstColumn="0" w:lastRowLastColumn="0"/>
+            </w:pPr>
+            <w:r>
+              <w:lastRenderedPageBreak/>
+              <w:t>Pass</w:t>
+            </w:r>
+          </w:p>
+          <w:p>
+            <w:pPr>
+              <w:cnfStyle w:val="000000000000" w:firstRow="0" w:lastRow="0" w:firstColumn="0" w:lastColumn="0" w:oddVBand="0" w:evenVBand="0" w:oddHBand="0" w:evenHBand="0" w:firstRowFirstColumn="0" w:firstRowLastColumn="0" w:lastRowFirstColumn="0" w:lastRowLastColumn="0"/>
+            </w:pPr>
+          </w:p>
+          <w:p>
+            <w:pPr>
+              <w:cnfStyle w:val="000000000000" w:firstRow="0" w:lastRow="0" w:firstColumn="0" w:lastColumn="0" w:oddVBand="0" w:evenVBand="0" w:oddHBand="0" w:evenHBand="0" w:firstRowFirstColumn="0" w:firstRowLastColumn="0" w:lastRowFirstColumn="0" w:lastRowLastColumn="0"/>
+            </w:pPr>
+          </w:p>
+          <w:p>
+            <w:pPr>
+              <w:cnfStyle w:val="000000000000" w:firstRow="0" w:lastRow="0" w:firstColumn="0" w:lastColumn="0" w:oddVBand="0" w:evenVBand="0" w:oddHBand="0" w:evenHBand="0" w:firstRowFirstColumn="0" w:firstRowLastColumn="0" w:lastRowFirstColumn="0" w:lastRowLastColumn="0"/>
+            </w:pPr>
+          </w:p>
+          <w:p>
+            <w:pPr>
+              <w:cnfStyle w:val="000000000000" w:firstRow="0" w:lastRow="0" w:firstColumn="0" w:lastColumn="0" w:oddVBand="0" w:evenVBand="0" w:oddHBand="0" w:evenHBand="0" w:firstRowFirstColumn="0" w:firstRowLastColumn="0" w:lastRowFirstColumn="0" w:lastRowLastColumn="0"/>
+            </w:pPr>
+          </w:p>
+          <w:p>
+            <w:pPr>
+              <w:cnfStyle w:val="000000000000" w:firstRow="0" w:lastRow="0" w:firstColumn="0" w:lastColumn="0" w:oddVBand="0" w:evenVBand="0" w:oddHBand="0" w:evenHBand="0" w:firstRowFirstColumn="0" w:firstRowLastColumn="0" w:lastRowFirstColumn="0" w:lastRowLastColumn="0"/>
+            </w:pPr>
+          </w:p>
+          <w:p>
+            <w:pPr>
+              <w:cnfStyle w:val="000000000000" w:firstRow="0" w:lastRow="0" w:firstColumn="0" w:lastColumn="0" w:oddVBand="0" w:evenVBand="0" w:oddHBand="0" w:evenHBand="0" w:firstRowFirstColumn="0" w:firstRowLastColumn="0" w:lastRowFirstColumn="0" w:lastRowLastColumn="0"/>
+            </w:pPr>
+            <w:r>
+              <w:t>Pass</w:t>
+            </w:r>
+          </w:p>
+          <w:p>
+            <w:pPr>
+              <w:cnfStyle w:val="000000000000" w:firstRow="0" w:lastRow="0" w:firstColumn="0" w:lastColumn="0" w:oddVBand="0" w:evenVBand="0" w:oddHBand="0" w:evenHBand="0" w:firstRowFirstColumn="0" w:firstRowLastColumn="0" w:lastRowFirstColumn="0" w:lastRowLastColumn="0"/>
+            </w:pPr>
+          </w:p>
+          <w:p>
+            <w:pPr>
+              <w:cnfStyle w:val="000000000000" w:firstRow="0" w:lastRow="0" w:firstColumn="0" w:lastColumn="0" w:oddVBand="0" w:evenVBand="0" w:oddHBand="0" w:evenHBand="0" w:firstRowFirstColumn="0" w:firstRowLastColumn="0" w:lastRowFirstColumn="0" w:lastRowLastColumn="0"/>
+            </w:pPr>
+          </w:p>
+          <w:p>
+            <w:pPr>
+              <w:cnfStyle w:val="000000000000" w:firstRow="0" w:lastRow="0" w:firstColumn="0" w:lastColumn="0" w:oddVBand="0" w:evenVBand="0" w:oddHBand="0" w:evenHBand="0" w:firstRowFirstColumn="0" w:firstRowLastColumn="0" w:lastRowFirstColumn="0" w:lastRowLastColumn="0"/>
+            </w:pPr>
+          </w:p>
+          <w:p>
+            <w:pPr>
+              <w:cnfStyle w:val="000000000000" w:firstRow="0" w:lastRow="0" w:firstColumn="0" w:lastColumn="0" w:oddVBand="0" w:evenVBand="0" w:oddHBand="0" w:evenHBand="0" w:firstRowFirstColumn="0" w:firstRowLastColumn="0" w:lastRowFirstColumn="0" w:lastRowLastColumn="0"/>
+            </w:pPr>
+          </w:p>
+          <w:p>
+            <w:pPr>
+              <w:cnfStyle w:val="000000000000" w:firstRow="0" w:lastRow="0" w:firstColumn="0" w:lastColumn="0" w:oddVBand="0" w:evenVBand="0" w:oddHBand="0" w:evenHBand="0" w:firstRowFirstColumn="0" w:firstRowLastColumn="0" w:lastRowFirstColumn="0" w:lastRowLastColumn="0"/>
+            </w:pPr>
+          </w:p>
+          <w:p>
+            <w:pPr>
+              <w:cnfStyle w:val="000000000000" w:firstRow="0" w:lastRow="0" w:firstColumn="0" w:lastColumn="0" w:oddVBand="0" w:evenVBand="0" w:oddHBand="0" w:evenHBand="0" w:firstRowFirstColumn="0" w:firstRowLastColumn="0" w:lastRowFirstColumn="0" w:lastRowLastColumn="0"/>
+            </w:pPr>
+          </w:p>
+          <w:p>
+            <w:pPr>
+              <w:cnfStyle w:val="000000000000" w:firstRow="0" w:lastRow="0" w:firstColumn="0" w:lastColumn="0" w:oddVBand="0" w:evenVBand="0" w:oddHBand="0" w:evenHBand="0" w:firstRowFirstColumn="0" w:firstRowLastColumn="0" w:lastRowFirstColumn="0" w:lastRowLastColumn="0"/>
+            </w:pPr>
+          </w:p>
+          <w:p>
+            <w:pPr>
+              <w:cnfStyle w:val="000000000000" w:firstRow="0" w:lastRow="0" w:firstColumn="0" w:lastColumn="0" w:oddVBand="0" w:evenVBand="0" w:oddHBand="0" w:evenHBand="0" w:firstRowFirstColumn="0" w:firstRowLastColumn="0" w:lastRowFirstColumn="0" w:lastRowLastColumn="0"/>
+            </w:pPr>
+          </w:p>
+          <w:p>
+            <w:pPr>
+              <w:cnfStyle w:val="000000000000" w:firstRow="0" w:lastRow="0" w:firstColumn="0" w:lastColumn="0" w:oddVBand="0" w:evenVBand="0" w:oddHBand="0" w:evenHBand="0" w:firstRowFirstColumn="0" w:firstRowLastColumn="0" w:lastRowFirstColumn="0" w:lastRowLastColumn="0"/>
+            </w:pPr>
+          </w:p>
+          <w:p>
+            <w:pPr>
+              <w:cnfStyle w:val="000000000000" w:firstRow="0" w:lastRow="0" w:firstColumn="0" w:lastColumn="0" w:oddVBand="0" w:evenVBand="0" w:oddHBand="0" w:evenHBand="0" w:firstRowFirstColumn="0" w:firstRowLastColumn="0" w:lastRowFirstColumn="0" w:lastRowLastColumn="0"/>
+            </w:pPr>
+          </w:p>
+          <w:p>
+            <w:pPr>
+              <w:cnfStyle w:val="000000000000" w:firstRow="0" w:lastRow="0" w:firstColumn="0" w:lastColumn="0" w:oddVBand="0" w:evenVBand="0" w:oddHBand="0" w:evenHBand="0" w:firstRowFirstColumn="0" w:firstRowLastColumn="0" w:lastRowFirstColumn="0" w:lastRowLastColumn="0"/>
+            </w:pPr>
+          </w:p>
+          <w:p>
+            <w:pPr>
+              <w:cnfStyle w:val="000000000000" w:firstRow="0" w:lastRow="0" w:firstColumn="0" w:lastColumn="0" w:oddVBand="0" w:evenVBand="0" w:oddHBand="0" w:evenHBand="0" w:firstRowFirstColumn="0" w:firstRowLastColumn="0" w:lastRowFirstColumn="0" w:lastRowLastColumn="0"/>
+            </w:pPr>
+          </w:p>
+          <w:p>
+            <w:pPr>
+              <w:cnfStyle w:val="000000000000" w:firstRow="0" w:lastRow="0" w:firstColumn="0" w:lastColumn="0" w:oddVBand="0" w:evenVBand="0" w:oddHBand="0" w:evenHBand="0" w:firstRowFirstColumn="0" w:firstRowLastColumn="0" w:lastRowFirstColumn="0" w:lastRowLastColumn="0"/>
+            </w:pPr>
+          </w:p>
+          <w:p>
+            <w:pPr>
+              <w:cnfStyle w:val="000000000000" w:firstRow="0" w:lastRow="0" w:firstColumn="0" w:lastColumn="0" w:oddVBand="0" w:evenVBand="0" w:oddHBand="0" w:evenHBand="0" w:firstRowFirstColumn="0" w:firstRowLastColumn="0" w:lastRowFirstColumn="0" w:lastRowLastColumn="0"/>
+            </w:pPr>
+          </w:p>
+          <w:p>
+            <w:pPr>
+              <w:cnfStyle w:val="000000000000" w:firstRow="0" w:lastRow="0" w:firstColumn="0" w:lastColumn="0" w:oddVBand="0" w:evenVBand="0" w:oddHBand="0" w:evenHBand="0" w:firstRowFirstColumn="0" w:firstRowLastColumn="0" w:lastRowFirstColumn="0" w:lastRowLastColumn="0"/>
+            </w:pPr>
+            <w:r>
+              <w:lastRenderedPageBreak/>
+              <w:t>Pass</w:t>
+            </w:r>
+          </w:p>
+          <w:p>
+            <w:pPr>
+              <w:cnfStyle w:val="000000000000" w:firstRow="0" w:lastRow="0" w:firstColumn="0" w:lastColumn="0" w:oddVBand="0" w:evenVBand="0" w:oddHBand="0" w:evenHBand="0" w:firstRowFirstColumn="0" w:firstRowLastColumn="0" w:lastRowFirstColumn="0" w:lastRowLastColumn="0"/>
+            </w:pPr>
+          </w:p>
+          <w:p>
+            <w:pPr>
+              <w:cnfStyle w:val="000000000000" w:firstRow="0" w:lastRow="0" w:firstColumn="0" w:lastColumn="0" w:oddVBand="0" w:evenVBand="0" w:oddHBand="0" w:evenHBand="0" w:firstRowFirstColumn="0" w:firstRowLastColumn="0" w:lastRowFirstColumn="0" w:lastRowLastColumn="0"/>
+            </w:pPr>
+          </w:p>
+          <w:p>
+            <w:pPr>
+              <w:cnfStyle w:val="000000000000" w:firstRow="0" w:lastRow="0" w:firstColumn="0" w:lastColumn="0" w:oddVBand="0" w:evenVBand="0" w:oddHBand="0" w:evenHBand="0" w:firstRowFirstColumn="0" w:firstRowLastColumn="0" w:lastRowFirstColumn="0" w:lastRowLastColumn="0"/>
+            </w:pPr>
+          </w:p>
+          <w:p>
+            <w:pPr>
+              <w:cnfStyle w:val="000000000000" w:firstRow="0" w:lastRow="0" w:firstColumn="0" w:lastColumn="0" w:oddVBand="0" w:evenVBand="0" w:oddHBand="0" w:evenHBand="0" w:firstRowFirstColumn="0" w:firstRowLastColumn="0" w:lastRowFirstColumn="0" w:lastRowLastColumn="0"/>
+            </w:pPr>
+          </w:p>
+          <w:p>
+            <w:pPr>
+              <w:cnfStyle w:val="000000000000" w:firstRow="0" w:lastRow="0" w:firstColumn="0" w:lastColumn="0" w:oddVBand="0" w:evenVBand="0" w:oddHBand="0" w:evenHBand="0" w:firstRowFirstColumn="0" w:firstRowLastColumn="0" w:lastRowFirstColumn="0" w:lastRowLastColumn="0"/>
+            </w:pPr>
+          </w:p>
+          <w:p>
+            <w:pPr>
+              <w:cnfStyle w:val="000000000000" w:firstRow="0" w:lastRow="0" w:firstColumn="0" w:lastColumn="0" w:oddVBand="0" w:evenVBand="0" w:oddHBand="0" w:evenHBand="0" w:firstRowFirstColumn="0" w:firstRowLastColumn="0" w:lastRowFirstColumn="0" w:lastRowLastColumn="0"/>
+            </w:pPr>
+          </w:p>
+          <w:p>
+            <w:pPr>
+              <w:cnfStyle w:val="000000000000" w:firstRow="0" w:lastRow="0" w:firstColumn="0" w:lastColumn="0" w:oddVBand="0" w:evenVBand="0" w:oddHBand="0" w:evenHBand="0" w:firstRowFirstColumn="0" w:firstRowLastColumn="0" w:lastRowFirstColumn="0" w:lastRowLastColumn="0"/>
+            </w:pPr>
+            <w:r>
+              <w:rPr>
+                <w:noProof/>
+              </w:rPr>
+              <w:drawing>
+                <wp:anchor distT="0" distB="0" distL="114300" distR="114300" simplePos="0" relativeHeight="251698176" behindDoc="0" locked="0" layoutInCell="1" allowOverlap="1" wp14:anchorId="42CC4FBD" wp14:editId="66DAF066">
+                  <wp:simplePos x="0" y="0"/>
+                  <wp:positionH relativeFrom="column">
+                    <wp:posOffset>587375</wp:posOffset>
+                  </wp:positionH>
+                  <wp:positionV relativeFrom="page">
+                    <wp:posOffset>2705735</wp:posOffset>
+                  </wp:positionV>
+                  <wp:extent cx="1303020" cy="3397885"/>
+                  <wp:effectExtent l="0" t="0" r="0" b="0"/>
+                  <wp:wrapNone/>
+                  <wp:docPr id="1150701304" name="Picture 1"/>
+                  <wp:cNvGraphicFramePr>
+                    <a:graphicFrameLocks xmlns:a="http://schemas.openxmlformats.org/drawingml/2006/main" noChangeAspect="1"/>
+                  </wp:cNvGraphicFramePr>
+                  <a:graphic xmlns:a="http://schemas.openxmlformats.org/drawingml/2006/main">
+                    <a:graphicData uri="http://schemas.openxmlformats.org/drawingml/2006/picture">
+                      <pic:pic xmlns:pic="http://schemas.openxmlformats.org/drawingml/2006/picture">
+                        <pic:nvPicPr>
+                          <pic:cNvPr id="1150701304" name=""/>
+                          <pic:cNvPicPr/>
+                        </pic:nvPicPr>
+                        <pic:blipFill>
+                          <a:blip r:embed="rId45" cstate="print">
+                            <a:extLst>
+                              <a:ext uri="{28A0092B-C50C-407E-A947-70E740481C1C}">
+                                <a14:useLocalDpi xmlns:a14="http://schemas.microsoft.com/office/drawing/2010/main" val="0"/>
+                              </a:ext>
+                            </a:extLst>
+                          </a:blip>
+                          <a:stretch>
+                            <a:fillRect/>
+                          </a:stretch>
+                        </pic:blipFill>
+                        <pic:spPr>
+                          <a:xfrm>
+                            <a:off x="0" y="0"/>
+                            <a:ext cx="1303020" cy="3397885"/>
+                          </a:xfrm>
+                          <a:prstGeom prst="rect">
+                            <a:avLst/>
+                          </a:prstGeom>
+                        </pic:spPr>
+                      </pic:pic>
+                    </a:graphicData>
+                  </a:graphic>
+                  <wp14:sizeRelH relativeFrom="margin">
+                    <wp14:pctWidth>0</wp14:pctWidth>
+                  </wp14:sizeRelH>
+                  <wp14:sizeRelV relativeFrom="margin">
+                    <wp14:pctHeight>0</wp14:pctHeight>
+                  </wp14:sizeRelV>
+                </wp:anchor>
+              </w:drawing>
+            </w:r>
+            <w:r>
+              <w:t>There should be padding below the copyright statement</w:t>
+            </w:r>
+            <w:r>
+              <w:t xml:space="preserve"> on phone and tablet</w:t>
+            </w:r>
+            <w:r>
+              <w:t>, otherwise passes.</w:t>
+            </w:r>
+          </w:p>
+          <w:p>
+            <w:pPr>
+              <w:cnfStyle w:val="000000000000" w:firstRow="0" w:lastRow="0" w:firstColumn="0" w:lastColumn="0" w:oddVBand="0" w:evenVBand="0" w:oddHBand="0" w:evenHBand="0" w:firstRowFirstColumn="0" w:firstRowLastColumn="0" w:lastRowFirstColumn="0" w:lastRowLastColumn="0"/>
+            </w:pPr>
+          </w:p>
+          <w:p>
+            <w:pPr>
+              <w:cnfStyle w:val="000000000000" w:firstRow="0" w:lastRow="0" w:firstColumn="0" w:lastColumn="0" w:oddVBand="0" w:evenVBand="0" w:oddHBand="0" w:evenHBand="0" w:firstRowFirstColumn="0" w:firstRowLastColumn="0" w:lastRowFirstColumn="0" w:lastRowLastColumn="0"/>
+            </w:pPr>
+          </w:p>
+          <w:p>
+            <w:pPr>
+              <w:cnfStyle w:val="000000000000" w:firstRow="0" w:lastRow="0" w:firstColumn="0" w:lastColumn="0" w:oddVBand="0" w:evenVBand="0" w:oddHBand="0" w:evenHBand="0" w:firstRowFirstColumn="0" w:firstRowLastColumn="0" w:lastRowFirstColumn="0" w:lastRowLastColumn="0"/>
+            </w:pPr>
+          </w:p>
+          <w:p>
+            <w:pPr>
+              <w:cnfStyle w:val="000000000000" w:firstRow="0" w:lastRow="0" w:firstColumn="0" w:lastColumn="0" w:oddVBand="0" w:evenVBand="0" w:oddHBand="0" w:evenHBand="0" w:firstRowFirstColumn="0" w:firstRowLastColumn="0" w:lastRowFirstColumn="0" w:lastRowLastColumn="0"/>
+            </w:pPr>
+          </w:p>
+          <w:p>
+            <w:pPr>
+              <w:cnfStyle w:val="000000000000" w:firstRow="0" w:lastRow="0" w:firstColumn="0" w:lastColumn="0" w:oddVBand="0" w:evenVBand="0" w:oddHBand="0" w:evenHBand="0" w:firstRowFirstColumn="0" w:firstRowLastColumn="0" w:lastRowFirstColumn="0" w:lastRowLastColumn="0"/>
+            </w:pPr>
+          </w:p>
+          <w:p>
+            <w:pPr>
+              <w:cnfStyle w:val="000000000000" w:firstRow="0" w:lastRow="0" w:firstColumn="0" w:lastColumn="0" w:oddVBand="0" w:evenVBand="0" w:oddHBand="0" w:evenHBand="0" w:firstRowFirstColumn="0" w:firstRowLastColumn="0" w:lastRowFirstColumn="0" w:lastRowLastColumn="0"/>
+            </w:pPr>
+          </w:p>
+          <w:p>
+            <w:pPr>
+              <w:cnfStyle w:val="000000000000" w:firstRow="0" w:lastRow="0" w:firstColumn="0" w:lastColumn="0" w:oddVBand="0" w:evenVBand="0" w:oddHBand="0" w:evenHBand="0" w:firstRowFirstColumn="0" w:firstRowLastColumn="0" w:lastRowFirstColumn="0" w:lastRowLastColumn="0"/>
+            </w:pPr>
+          </w:p>
+          <w:p>
+            <w:pPr>
+              <w:cnfStyle w:val="000000000000" w:firstRow="0" w:lastRow="0" w:firstColumn="0" w:lastColumn="0" w:oddVBand="0" w:evenVBand="0" w:oddHBand="0" w:evenHBand="0" w:firstRowFirstColumn="0" w:firstRowLastColumn="0" w:lastRowFirstColumn="0" w:lastRowLastColumn="0"/>
+            </w:pPr>
+          </w:p>
+          <w:p>
+            <w:pPr>
+              <w:cnfStyle w:val="000000000000" w:firstRow="0" w:lastRow="0" w:firstColumn="0" w:lastColumn="0" w:oddVBand="0" w:evenVBand="0" w:oddHBand="0" w:evenHBand="0" w:firstRowFirstColumn="0" w:firstRowLastColumn="0" w:lastRowFirstColumn="0" w:lastRowLastColumn="0"/>
+            </w:pPr>
+          </w:p>
+          <w:p>
+            <w:pPr>
+              <w:cnfStyle w:val="000000000000" w:firstRow="0" w:lastRow="0" w:firstColumn="0" w:lastColumn="0" w:oddVBand="0" w:evenVBand="0" w:oddHBand="0" w:evenHBand="0" w:firstRowFirstColumn="0" w:firstRowLastColumn="0" w:lastRowFirstColumn="0" w:lastRowLastColumn="0"/>
+            </w:pPr>
+          </w:p>
+          <w:p>
+            <w:pPr>
+              <w:cnfStyle w:val="000000000000" w:firstRow="0" w:lastRow="0" w:firstColumn="0" w:lastColumn="0" w:oddVBand="0" w:evenVBand="0" w:oddHBand="0" w:evenHBand="0" w:firstRowFirstColumn="0" w:firstRowLastColumn="0" w:lastRowFirstColumn="0" w:lastRowLastColumn="0"/>
+            </w:pPr>
+          </w:p>
+          <w:p>
+            <w:pPr>
+              <w:cnfStyle w:val="000000000000" w:firstRow="0" w:lastRow="0" w:firstColumn="0" w:lastColumn="0" w:oddVBand="0" w:evenVBand="0" w:oddHBand="0" w:evenHBand="0" w:firstRowFirstColumn="0" w:firstRowLastColumn="0" w:lastRowFirstColumn="0" w:lastRowLastColumn="0"/>
+            </w:pPr>
+          </w:p>
+          <w:p>
+            <w:pPr>
+              <w:cnfStyle w:val="000000000000" w:firstRow="0" w:lastRow="0" w:firstColumn="0" w:lastColumn="0" w:oddVBand="0" w:evenVBand="0" w:oddHBand="0" w:evenHBand="0" w:firstRowFirstColumn="0" w:firstRowLastColumn="0" w:lastRowFirstColumn="0" w:lastRowLastColumn="0"/>
+            </w:pPr>
+          </w:p>
+          <w:p>
+            <w:pPr>
+              <w:cnfStyle w:val="000000000000" w:firstRow="0" w:lastRow="0" w:firstColumn="0" w:lastColumn="0" w:oddVBand="0" w:evenVBand="0" w:oddHBand="0" w:evenHBand="0" w:firstRowFirstColumn="0" w:firstRowLastColumn="0" w:lastRowFirstColumn="0" w:lastRowLastColumn="0"/>
+            </w:pPr>
+          </w:p>
+          <w:p>
+            <w:pPr>
+              <w:cnfStyle w:val="000000000000" w:firstRow="0" w:lastRow="0" w:firstColumn="0" w:lastColumn="0" w:oddVBand="0" w:evenVBand="0" w:oddHBand="0" w:evenHBand="0" w:firstRowFirstColumn="0" w:firstRowLastColumn="0" w:lastRowFirstColumn="0" w:lastRowLastColumn="0"/>
+            </w:pPr>
+          </w:p>
+          <w:p>
+            <w:pPr>
+              <w:cnfStyle w:val="000000000000" w:firstRow="0" w:lastRow="0" w:firstColumn="0" w:lastColumn="0" w:oddVBand="0" w:evenVBand="0" w:oddHBand="0" w:evenHBand="0" w:firstRowFirstColumn="0" w:firstRowLastColumn="0" w:lastRowFirstColumn="0" w:lastRowLastColumn="0"/>
+            </w:pPr>
+          </w:p>
+          <w:p>
+            <w:pPr>
+              <w:cnfStyle w:val="000000000000" w:firstRow="0" w:lastRow="0" w:firstColumn="0" w:lastColumn="0" w:oddVBand="0" w:evenVBand="0" w:oddHBand="0" w:evenHBand="0" w:firstRowFirstColumn="0" w:firstRowLastColumn="0" w:lastRowFirstColumn="0" w:lastRowLastColumn="0"/>
+            </w:pPr>
+          </w:p>
+          <w:p>
+            <w:pPr>
+              <w:cnfStyle w:val="000000000000" w:firstRow="0" w:lastRow="0" w:firstColumn="0" w:lastColumn="0" w:oddVBand="0" w:evenVBand="0" w:oddHBand="0" w:evenHBand="0" w:firstRowFirstColumn="0" w:firstRowLastColumn="0" w:lastRowFirstColumn="0" w:lastRowLastColumn="0"/>
+            </w:pPr>
+          </w:p>
+          <w:p>
+            <w:pPr>
+              <w:cnfStyle w:val="000000000000" w:firstRow="0" w:lastRow="0" w:firstColumn="0" w:lastColumn="0" w:oddVBand="0" w:evenVBand="0" w:oddHBand="0" w:evenHBand="0" w:firstRowFirstColumn="0" w:firstRowLastColumn="0" w:lastRowFirstColumn="0" w:lastRowLastColumn="0"/>
+            </w:pPr>
+          </w:p>
+          <w:p>
+            <w:pPr>
+              <w:cnfStyle w:val="000000000000" w:firstRow="0" w:lastRow="0" w:firstColumn="0" w:lastColumn="0" w:oddVBand="0" w:evenVBand="0" w:oddHBand="0" w:evenHBand="0" w:firstRowFirstColumn="0" w:firstRowLastColumn="0" w:lastRowFirstColumn="0" w:lastRowLastColumn="0"/>
+            </w:pPr>
+          </w:p>
+          <w:p>
+            <w:pPr>
+              <w:cnfStyle w:val="000000000000" w:firstRow="0" w:lastRow="0" w:firstColumn="0" w:lastColumn="0" w:oddVBand="0" w:evenVBand="0" w:oddHBand="0" w:evenHBand="0" w:firstRowFirstColumn="0" w:firstRowLastColumn="0" w:lastRowFirstColumn="0" w:lastRowLastColumn="0"/>
+            </w:pPr>
+          </w:p>
+          <w:p>
+            <w:pPr>
+              <w:cnfStyle w:val="000000000000" w:firstRow="0" w:lastRow="0" w:firstColumn="0" w:lastColumn="0" w:oddVBand="0" w:evenVBand="0" w:oddHBand="0" w:evenHBand="0" w:firstRowFirstColumn="0" w:firstRowLastColumn="0" w:lastRowFirstColumn="0" w:lastRowLastColumn="0"/>
+            </w:pPr>
+            <w:r>
+              <w:lastRenderedPageBreak/>
+              <w:t xml:space="preserve">Fails, with the larger image size </w:t>
+            </w:r>
+            <w:r>
+              <w:t>1024px screens are not wide enough to display sections horizontally.</w:t>
+            </w:r>
+            <w:r>
+              <w:t xml:space="preserve"> Passes on all other devices.</w:t>
+            </w:r>
+          </w:p>
+          <w:p>
+            <w:pPr>
+              <w:cnfStyle w:val="000000000000" w:firstRow="0" w:lastRow="0" w:firstColumn="0" w:lastColumn="0" w:oddVBand="0" w:evenVBand="0" w:oddHBand="0" w:evenHBand="0" w:firstRowFirstColumn="0" w:firstRowLastColumn="0" w:lastRowFirstColumn="0" w:lastRowLastColumn="0"/>
+            </w:pPr>
+          </w:p>
+          <w:p>
+            <w:pPr>
+              <w:cnfStyle w:val="000000000000" w:firstRow="0" w:lastRow="0" w:firstColumn="0" w:lastColumn="0" w:oddVBand="0" w:evenVBand="0" w:oddHBand="0" w:evenHBand="0" w:firstRowFirstColumn="0" w:firstRowLastColumn="0" w:lastRowFirstColumn="0" w:lastRowLastColumn="0"/>
+            </w:pPr>
+          </w:p>
+          <w:p>
+            <w:pPr>
+              <w:cnfStyle w:val="000000000000" w:firstRow="0" w:lastRow="0" w:firstColumn="0" w:lastColumn="0" w:oddVBand="0" w:evenVBand="0" w:oddHBand="0" w:evenHBand="0" w:firstRowFirstColumn="0" w:firstRowLastColumn="0" w:lastRowFirstColumn="0" w:lastRowLastColumn="0"/>
+            </w:pPr>
+          </w:p>
+          <w:p>
+            <w:pPr>
+              <w:cnfStyle w:val="000000000000" w:firstRow="0" w:lastRow="0" w:firstColumn="0" w:lastColumn="0" w:oddVBand="0" w:evenVBand="0" w:oddHBand="0" w:evenHBand="0" w:firstRowFirstColumn="0" w:firstRowLastColumn="0" w:lastRowFirstColumn="0" w:lastRowLastColumn="0"/>
+            </w:pPr>
+          </w:p>
+          <w:p>
+            <w:pPr>
+              <w:cnfStyle w:val="000000000000" w:firstRow="0" w:lastRow="0" w:firstColumn="0" w:lastColumn="0" w:oddVBand="0" w:evenVBand="0" w:oddHBand="0" w:evenHBand="0" w:firstRowFirstColumn="0" w:firstRowLastColumn="0" w:lastRowFirstColumn="0" w:lastRowLastColumn="0"/>
+            </w:pPr>
+          </w:p>
+          <w:p>
+            <w:pPr>
+              <w:cnfStyle w:val="000000000000" w:firstRow="0" w:lastRow="0" w:firstColumn="0" w:lastColumn="0" w:oddVBand="0" w:evenVBand="0" w:oddHBand="0" w:evenHBand="0" w:firstRowFirstColumn="0" w:firstRowLastColumn="0" w:lastRowFirstColumn="0" w:lastRowLastColumn="0"/>
+            </w:pPr>
+          </w:p>
+          <w:p>
+            <w:pPr>
+              <w:cnfStyle w:val="000000000000" w:firstRow="0" w:lastRow="0" w:firstColumn="0" w:lastColumn="0" w:oddVBand="0" w:evenVBand="0" w:oddHBand="0" w:evenHBand="0" w:firstRowFirstColumn="0" w:firstRowLastColumn="0" w:lastRowFirstColumn="0" w:lastRowLastColumn="0"/>
+            </w:pPr>
+          </w:p>
+          <w:p>
+            <w:pPr>
+              <w:cnfStyle w:val="000000000000" w:firstRow="0" w:lastRow="0" w:firstColumn="0" w:lastColumn="0" w:oddVBand="0" w:evenVBand="0" w:oddHBand="0" w:evenHBand="0" w:firstRowFirstColumn="0" w:firstRowLastColumn="0" w:lastRowFirstColumn="0" w:lastRowLastColumn="0"/>
+            </w:pPr>
+          </w:p>
+          <w:p>
+            <w:pPr>
+              <w:cnfStyle w:val="000000000000" w:firstRow="0" w:lastRow="0" w:firstColumn="0" w:lastColumn="0" w:oddVBand="0" w:evenVBand="0" w:oddHBand="0" w:evenHBand="0" w:firstRowFirstColumn="0" w:firstRowLastColumn="0" w:lastRowFirstColumn="0" w:lastRowLastColumn="0"/>
+            </w:pPr>
+          </w:p>
+          <w:p>
+            <w:pPr>
+              <w:cnfStyle w:val="000000000000" w:firstRow="0" w:lastRow="0" w:firstColumn="0" w:lastColumn="0" w:oddVBand="0" w:evenVBand="0" w:oddHBand="0" w:evenHBand="0" w:firstRowFirstColumn="0" w:firstRowLastColumn="0" w:lastRowFirstColumn="0" w:lastRowLastColumn="0"/>
+            </w:pPr>
+          </w:p>
+          <w:p>
+            <w:pPr>
+              <w:cnfStyle w:val="000000000000" w:firstRow="0" w:lastRow="0" w:firstColumn="0" w:lastColumn="0" w:oddVBand="0" w:evenVBand="0" w:oddHBand="0" w:evenHBand="0" w:firstRowFirstColumn="0" w:firstRowLastColumn="0" w:lastRowFirstColumn="0" w:lastRowLastColumn="0"/>
+            </w:pPr>
+          </w:p>
+          <w:p>
+            <w:pPr>
+              <w:cnfStyle w:val="000000000000" w:firstRow="0" w:lastRow="0" w:firstColumn="0" w:lastColumn="0" w:oddVBand="0" w:evenVBand="0" w:oddHBand="0" w:evenHBand="0" w:firstRowFirstColumn="0" w:firstRowLastColumn="0" w:lastRowFirstColumn="0" w:lastRowLastColumn="0"/>
+            </w:pPr>
+          </w:p>
+          <w:p>
+            <w:pPr>
+              <w:cnfStyle w:val="000000000000" w:firstRow="0" w:lastRow="0" w:firstColumn="0" w:lastColumn="0" w:oddVBand="0" w:evenVBand="0" w:oddHBand="0" w:evenHBand="0" w:firstRowFirstColumn="0" w:firstRowLastColumn="0" w:lastRowFirstColumn="0" w:lastRowLastColumn="0"/>
+            </w:pPr>
+          </w:p>
+          <w:p>
+            <w:pPr>
+              <w:cnfStyle w:val="000000000000" w:firstRow="0" w:lastRow="0" w:firstColumn="0" w:lastColumn="0" w:oddVBand="0" w:evenVBand="0" w:oddHBand="0" w:evenHBand="0" w:firstRowFirstColumn="0" w:firstRowLastColumn="0" w:lastRowFirstColumn="0" w:lastRowLastColumn="0"/>
+            </w:pPr>
+          </w:p>
+          <w:p>
+            <w:pPr>
+              <w:cnfStyle w:val="000000000000" w:firstRow="0" w:lastRow="0" w:firstColumn="0" w:lastColumn="0" w:oddVBand="0" w:evenVBand="0" w:oddHBand="0" w:evenHBand="0" w:firstRowFirstColumn="0" w:firstRowLastColumn="0" w:lastRowFirstColumn="0" w:lastRowLastColumn="0"/>
+            </w:pPr>
+          </w:p>
+          <w:p>
+            <w:pPr>
+              <w:cnfStyle w:val="000000000000" w:firstRow="0" w:lastRow="0" w:firstColumn="0" w:lastColumn="0" w:oddVBand="0" w:evenVBand="0" w:oddHBand="0" w:evenHBand="0" w:firstRowFirstColumn="0" w:firstRowLastColumn="0" w:lastRowFirstColumn="0" w:lastRowLastColumn="0"/>
+            </w:pPr>
+          </w:p>
+          <w:p>
+            <w:pPr>
+              <w:cnfStyle w:val="000000000000" w:firstRow="0" w:lastRow="0" w:firstColumn="0" w:lastColumn="0" w:oddVBand="0" w:evenVBand="0" w:oddHBand="0" w:evenHBand="0" w:firstRowFirstColumn="0" w:firstRowLastColumn="0" w:lastRowFirstColumn="0" w:lastRowLastColumn="0"/>
+            </w:pPr>
+          </w:p>
+          <w:p>
+            <w:pPr>
+              <w:cnfStyle w:val="000000000000" w:firstRow="0" w:lastRow="0" w:firstColumn="0" w:lastColumn="0" w:oddVBand="0" w:evenVBand="0" w:oddHBand="0" w:evenHBand="0" w:firstRowFirstColumn="0" w:firstRowLastColumn="0" w:lastRowFirstColumn="0" w:lastRowLastColumn="0"/>
+            </w:pPr>
+          </w:p>
+          <w:p>
+            <w:pPr>
+              <w:cnfStyle w:val="000000000000" w:firstRow="0" w:lastRow="0" w:firstColumn="0" w:lastColumn="0" w:oddVBand="0" w:evenVBand="0" w:oddHBand="0" w:evenHBand="0" w:firstRowFirstColumn="0" w:firstRowLastColumn="0" w:lastRowFirstColumn="0" w:lastRowLastColumn="0"/>
+            </w:pPr>
+          </w:p>
+          <w:p>
+            <w:pPr>
+              <w:cnfStyle w:val="000000000000" w:firstRow="0" w:lastRow="0" w:firstColumn="0" w:lastColumn="0" w:oddVBand="0" w:evenVBand="0" w:oddHBand="0" w:evenHBand="0" w:firstRowFirstColumn="0" w:firstRowLastColumn="0" w:lastRowFirstColumn="0" w:lastRowLastColumn="0"/>
+            </w:pPr>
+          </w:p>
+          <w:p>
+            <w:pPr>
+              <w:cnfStyle w:val="000000000000" w:firstRow="0" w:lastRow="0" w:firstColumn="0" w:lastColumn="0" w:oddVBand="0" w:evenVBand="0" w:oddHBand="0" w:evenHBand="0" w:firstRowFirstColumn="0" w:firstRowLastColumn="0" w:lastRowFirstColumn="0" w:lastRowLastColumn="0"/>
+            </w:pPr>
+          </w:p>
+          <w:p>
+            <w:pPr>
+              <w:cnfStyle w:val="000000000000" w:firstRow="0" w:lastRow="0" w:firstColumn="0" w:lastColumn="0" w:oddVBand="0" w:evenVBand="0" w:oddHBand="0" w:evenHBand="0" w:firstRowFirstColumn="0" w:firstRowLastColumn="0" w:lastRowFirstColumn="0" w:lastRowLastColumn="0"/>
+            </w:pPr>
+          </w:p>
+          <w:p>
+            <w:pPr>
+              <w:cnfStyle w:val="000000000000" w:firstRow="0" w:lastRow="0" w:firstColumn="0" w:lastColumn="0" w:oddVBand="0" w:evenVBand="0" w:oddHBand="0" w:evenHBand="0" w:firstRowFirstColumn="0" w:firstRowLastColumn="0" w:lastRowFirstColumn="0" w:lastRowLastColumn="0"/>
+            </w:pPr>
+          </w:p>
+          <w:p>
+            <w:pPr>
+              <w:cnfStyle w:val="000000000000" w:firstRow="0" w:lastRow="0" w:firstColumn="0" w:lastColumn="0" w:oddVBand="0" w:evenVBand="0" w:oddHBand="0" w:evenHBand="0" w:firstRowFirstColumn="0" w:firstRowLastColumn="0" w:lastRowFirstColumn="0" w:lastRowLastColumn="0"/>
+            </w:pPr>
+          </w:p>
+          <w:p>
+            <w:pPr>
+              <w:cnfStyle w:val="000000000000" w:firstRow="0" w:lastRow="0" w:firstColumn="0" w:lastColumn="0" w:oddVBand="0" w:evenVBand="0" w:oddHBand="0" w:evenHBand="0" w:firstRowFirstColumn="0" w:firstRowLastColumn="0" w:lastRowFirstColumn="0" w:lastRowLastColumn="0"/>
+            </w:pPr>
+          </w:p>
+          <w:p>
+            <w:pPr>
+              <w:cnfStyle w:val="000000000000" w:firstRow="0" w:lastRow="0" w:firstColumn="0" w:lastColumn="0" w:oddVBand="0" w:evenVBand="0" w:oddHBand="0" w:evenHBand="0" w:firstRowFirstColumn="0" w:firstRowLastColumn="0" w:lastRowFirstColumn="0" w:lastRowLastColumn="0"/>
+            </w:pPr>
+          </w:p>
+          <w:p>
+            <w:pPr>
+              <w:cnfStyle w:val="000000000000" w:firstRow="0" w:lastRow="0" w:firstColumn="0" w:lastColumn="0" w:oddVBand="0" w:evenVBand="0" w:oddHBand="0" w:evenHBand="0" w:firstRowFirstColumn="0" w:firstRowLastColumn="0" w:lastRowFirstColumn="0" w:lastRowLastColumn="0"/>
+            </w:pPr>
+          </w:p>
+          <w:p>
+            <w:pPr>
+              <w:cnfStyle w:val="000000000000" w:firstRow="0" w:lastRow="0" w:firstColumn="0" w:lastColumn="0" w:oddVBand="0" w:evenVBand="0" w:oddHBand="0" w:evenHBand="0" w:firstRowFirstColumn="0" w:firstRowLastColumn="0" w:lastRowFirstColumn="0" w:lastRowLastColumn="0"/>
+            </w:pPr>
+            <w:r>
+              <w:lastRenderedPageBreak/>
+              <w:t>Pas</w:t>
+            </w:r>
+            <w:r>
+              <w:t>s</w:t>
+            </w:r>
+          </w:p>
+          <w:p>
+            <w:pPr>
+              <w:cnfStyle w:val="000000000000" w:firstRow="0" w:lastRow="0" w:firstColumn="0" w:lastColumn="0" w:oddVBand="0" w:evenVBand="0" w:oddHBand="0" w:evenHBand="0" w:firstRowFirstColumn="0" w:firstRowLastColumn="0" w:lastRowFirstColumn="0" w:lastRowLastColumn="0"/>
+            </w:pPr>
+          </w:p>
+          <w:p>
+            <w:pPr>
+              <w:cnfStyle w:val="000000000000" w:firstRow="0" w:lastRow="0" w:firstColumn="0" w:lastColumn="0" w:oddVBand="0" w:evenVBand="0" w:oddHBand="0" w:evenHBand="0" w:firstRowFirstColumn="0" w:firstRowLastColumn="0" w:lastRowFirstColumn="0" w:lastRowLastColumn="0"/>
+            </w:pPr>
+          </w:p>
+          <w:p>
+            <w:pPr>
+              <w:cnfStyle w:val="000000000000" w:firstRow="0" w:lastRow="0" w:firstColumn="0" w:lastColumn="0" w:oddVBand="0" w:evenVBand="0" w:oddHBand="0" w:evenHBand="0" w:firstRowFirstColumn="0" w:firstRowLastColumn="0" w:lastRowFirstColumn="0" w:lastRowLastColumn="0"/>
+            </w:pPr>
+          </w:p>
+          <w:p>
+            <w:pPr>
+              <w:cnfStyle w:val="000000000000" w:firstRow="0" w:lastRow="0" w:firstColumn="0" w:lastColumn="0" w:oddVBand="0" w:evenVBand="0" w:oddHBand="0" w:evenHBand="0" w:firstRowFirstColumn="0" w:firstRowLastColumn="0" w:lastRowFirstColumn="0" w:lastRowLastColumn="0"/>
+            </w:pPr>
+          </w:p>
+          <w:p>
+            <w:pPr>
+              <w:cnfStyle w:val="000000000000" w:firstRow="0" w:lastRow="0" w:firstColumn="0" w:lastColumn="0" w:oddVBand="0" w:evenVBand="0" w:oddHBand="0" w:evenHBand="0" w:firstRowFirstColumn="0" w:firstRowLastColumn="0" w:lastRowFirstColumn="0" w:lastRowLastColumn="0"/>
+            </w:pPr>
+          </w:p>
+          <w:p>
+            <w:pPr>
+              <w:cnfStyle w:val="000000000000" w:firstRow="0" w:lastRow="0" w:firstColumn="0" w:lastColumn="0" w:oddVBand="0" w:evenVBand="0" w:oddHBand="0" w:evenHBand="0" w:firstRowFirstColumn="0" w:firstRowLastColumn="0" w:lastRowFirstColumn="0" w:lastRowLastColumn="0"/>
+            </w:pPr>
+          </w:p>
+          <w:p>
+            <w:pPr>
+              <w:cnfStyle w:val="000000000000" w:firstRow="0" w:lastRow="0" w:firstColumn="0" w:lastColumn="0" w:oddVBand="0" w:evenVBand="0" w:oddHBand="0" w:evenHBand="0" w:firstRowFirstColumn="0" w:firstRowLastColumn="0" w:lastRowFirstColumn="0" w:lastRowLastColumn="0"/>
+            </w:pPr>
+          </w:p>
+          <w:p>
+            <w:pPr>
+              <w:cnfStyle w:val="000000000000" w:firstRow="0" w:lastRow="0" w:firstColumn="0" w:lastColumn="0" w:oddVBand="0" w:evenVBand="0" w:oddHBand="0" w:evenHBand="0" w:firstRowFirstColumn="0" w:firstRowLastColumn="0" w:lastRowFirstColumn="0" w:lastRowLastColumn="0"/>
+            </w:pPr>
+          </w:p>
+          <w:p>
+            <w:pPr>
+              <w:cnfStyle w:val="000000000000" w:firstRow="0" w:lastRow="0" w:firstColumn="0" w:lastColumn="0" w:oddVBand="0" w:evenVBand="0" w:oddHBand="0" w:evenHBand="0" w:firstRowFirstColumn="0" w:firstRowLastColumn="0" w:lastRowFirstColumn="0" w:lastRowLastColumn="0"/>
+            </w:pPr>
+          </w:p>
+          <w:p>
+            <w:pPr>
+              <w:cnfStyle w:val="000000000000" w:firstRow="0" w:lastRow="0" w:firstColumn="0" w:lastColumn="0" w:oddVBand="0" w:evenVBand="0" w:oddHBand="0" w:evenHBand="0" w:firstRowFirstColumn="0" w:firstRowLastColumn="0" w:lastRowFirstColumn="0" w:lastRowLastColumn="0"/>
+            </w:pPr>
+          </w:p>
+          <w:p>
+            <w:pPr>
+              <w:cnfStyle w:val="000000000000" w:firstRow="0" w:lastRow="0" w:firstColumn="0" w:lastColumn="0" w:oddVBand="0" w:evenVBand="0" w:oddHBand="0" w:evenHBand="0" w:firstRowFirstColumn="0" w:firstRowLastColumn="0" w:lastRowFirstColumn="0" w:lastRowLastColumn="0"/>
+            </w:pPr>
+          </w:p>
+          <w:p>
+            <w:pPr>
+              <w:cnfStyle w:val="000000000000" w:firstRow="0" w:lastRow="0" w:firstColumn="0" w:lastColumn="0" w:oddVBand="0" w:evenVBand="0" w:oddHBand="0" w:evenHBand="0" w:firstRowFirstColumn="0" w:firstRowLastColumn="0" w:lastRowFirstColumn="0" w:lastRowLastColumn="0"/>
+            </w:pPr>
+          </w:p>
+          <w:p>
+            <w:pPr>
+              <w:cnfStyle w:val="000000000000" w:firstRow="0" w:lastRow="0" w:firstColumn="0" w:lastColumn="0" w:oddVBand="0" w:evenVBand="0" w:oddHBand="0" w:evenHBand="0" w:firstRowFirstColumn="0" w:firstRowLastColumn="0" w:lastRowFirstColumn="0" w:lastRowLastColumn="0"/>
+            </w:pPr>
+          </w:p>
+          <w:p>
+            <w:pPr>
+              <w:cnfStyle w:val="000000000000" w:firstRow="0" w:lastRow="0" w:firstColumn="0" w:lastColumn="0" w:oddVBand="0" w:evenVBand="0" w:oddHBand="0" w:evenHBand="0" w:firstRowFirstColumn="0" w:firstRowLastColumn="0" w:lastRowFirstColumn="0" w:lastRowLastColumn="0"/>
+            </w:pPr>
+          </w:p>
+          <w:p>
+            <w:pPr>
+              <w:cnfStyle w:val="000000000000" w:firstRow="0" w:lastRow="0" w:firstColumn="0" w:lastColumn="0" w:oddVBand="0" w:evenVBand="0" w:oddHBand="0" w:evenHBand="0" w:firstRowFirstColumn="0" w:firstRowLastColumn="0" w:lastRowFirstColumn="0" w:lastRowLastColumn="0"/>
+            </w:pPr>
+          </w:p>
+          <w:p>
+            <w:pPr>
+              <w:cnfStyle w:val="000000000000" w:firstRow="0" w:lastRow="0" w:firstColumn="0" w:lastColumn="0" w:oddVBand="0" w:evenVBand="0" w:oddHBand="0" w:evenHBand="0" w:firstRowFirstColumn="0" w:firstRowLastColumn="0" w:lastRowFirstColumn="0" w:lastRowLastColumn="0"/>
+            </w:pPr>
+          </w:p>
+          <w:p>
+            <w:pPr>
+              <w:cnfStyle w:val="000000000000" w:firstRow="0" w:lastRow="0" w:firstColumn="0" w:lastColumn="0" w:oddVBand="0" w:evenVBand="0" w:oddHBand="0" w:evenHBand="0" w:firstRowFirstColumn="0" w:firstRowLastColumn="0" w:lastRowFirstColumn="0" w:lastRowLastColumn="0"/>
+            </w:pPr>
+          </w:p>
+          <w:p>
+            <w:pPr>
+              <w:cnfStyle w:val="000000000000" w:firstRow="0" w:lastRow="0" w:firstColumn="0" w:lastColumn="0" w:oddVBand="0" w:evenVBand="0" w:oddHBand="0" w:evenHBand="0" w:firstRowFirstColumn="0" w:firstRowLastColumn="0" w:lastRowFirstColumn="0" w:lastRowLastColumn="0"/>
+            </w:pPr>
+          </w:p>
+          <w:p>
+            <w:pPr>
+              <w:cnfStyle w:val="000000000000" w:firstRow="0" w:lastRow="0" w:firstColumn="0" w:lastColumn="0" w:oddVBand="0" w:evenVBand="0" w:oddHBand="0" w:evenHBand="0" w:firstRowFirstColumn="0" w:firstRowLastColumn="0" w:lastRowFirstColumn="0" w:lastRowLastColumn="0"/>
+            </w:pPr>
+          </w:p>
+          <w:p>
+            <w:pPr>
+              <w:cnfStyle w:val="000000000000" w:firstRow="0" w:lastRow="0" w:firstColumn="0" w:lastColumn="0" w:oddVBand="0" w:evenVBand="0" w:oddHBand="0" w:evenHBand="0" w:firstRowFirstColumn="0" w:firstRowLastColumn="0" w:lastRowFirstColumn="0" w:lastRowLastColumn="0"/>
+            </w:pPr>
+          </w:p>
+          <w:p>
+            <w:pPr>
+              <w:cnfStyle w:val="000000000000" w:firstRow="0" w:lastRow="0" w:firstColumn="0" w:lastColumn="0" w:oddVBand="0" w:evenVBand="0" w:oddHBand="0" w:evenHBand="0" w:firstRowFirstColumn="0" w:firstRowLastColumn="0" w:lastRowFirstColumn="0" w:lastRowLastColumn="0"/>
+            </w:pPr>
+          </w:p>
+          <w:p>
+            <w:pPr>
+              <w:cnfStyle w:val="000000000000" w:firstRow="0" w:lastRow="0" w:firstColumn="0" w:lastColumn="0" w:oddVBand="0" w:evenVBand="0" w:oddHBand="0" w:evenHBand="0" w:firstRowFirstColumn="0" w:firstRowLastColumn="0" w:lastRowFirstColumn="0" w:lastRowLastColumn="0"/>
+            </w:pPr>
+          </w:p>
+          <w:p>
+            <w:pPr>
+              <w:cnfStyle w:val="000000000000" w:firstRow="0" w:lastRow="0" w:firstColumn="0" w:lastColumn="0" w:oddVBand="0" w:evenVBand="0" w:oddHBand="0" w:evenHBand="0" w:firstRowFirstColumn="0" w:firstRowLastColumn="0" w:lastRowFirstColumn="0" w:lastRowLastColumn="0"/>
+            </w:pPr>
+          </w:p>
+          <w:p>
+            <w:pPr>
+              <w:cnfStyle w:val="000000000000" w:firstRow="0" w:lastRow="0" w:firstColumn="0" w:lastColumn="0" w:oddVBand="0" w:evenVBand="0" w:oddHBand="0" w:evenHBand="0" w:firstRowFirstColumn="0" w:firstRowLastColumn="0" w:lastRowFirstColumn="0" w:lastRowLastColumn="0"/>
+            </w:pPr>
+          </w:p>
+          <w:p>
+            <w:pPr>
+              <w:cnfStyle w:val="000000000000" w:firstRow="0" w:lastRow="0" w:firstColumn="0" w:lastColumn="0" w:oddVBand="0" w:evenVBand="0" w:oddHBand="0" w:evenHBand="0" w:firstRowFirstColumn="0" w:firstRowLastColumn="0" w:lastRowFirstColumn="0" w:lastRowLastColumn="0"/>
+            </w:pPr>
+          </w:p>
+          <w:p>
+            <w:pPr>
+              <w:cnfStyle w:val="000000000000" w:firstRow="0" w:lastRow="0" w:firstColumn="0" w:lastColumn="0" w:oddVBand="0" w:evenVBand="0" w:oddHBand="0" w:evenHBand="0" w:firstRowFirstColumn="0" w:firstRowLastColumn="0" w:lastRowFirstColumn="0" w:lastRowLastColumn="0"/>
+            </w:pPr>
+          </w:p>
+          <w:p>
+            <w:pPr>
+              <w:cnfStyle w:val="000000000000" w:firstRow="0" w:lastRow="0" w:firstColumn="0" w:lastColumn="0" w:oddVBand="0" w:evenVBand="0" w:oddHBand="0" w:evenHBand="0" w:firstRowFirstColumn="0" w:firstRowLastColumn="0" w:lastRowFirstColumn="0" w:lastRowLastColumn="0"/>
+            </w:pPr>
+          </w:p>
+          <w:p>
+            <w:pPr>
+              <w:cnfStyle w:val="000000000000" w:firstRow="0" w:lastRow="0" w:firstColumn="0" w:lastColumn="0" w:oddVBand="0" w:evenVBand="0" w:oddHBand="0" w:evenHBand="0" w:firstRowFirstColumn="0" w:firstRowLastColumn="0" w:lastRowFirstColumn="0" w:lastRowLastColumn="0"/>
+            </w:pPr>
+          </w:p>
+          <w:p>
+            <w:pPr>
+              <w:cnfStyle w:val="000000000000" w:firstRow="0" w:lastRow="0" w:firstColumn="0" w:lastColumn="0" w:oddVBand="0" w:evenVBand="0" w:oddHBand="0" w:evenHBand="0" w:firstRowFirstColumn="0" w:firstRowLastColumn="0" w:lastRowFirstColumn="0" w:lastRowLastColumn="0"/>
+            </w:pPr>
+          </w:p>
+          <w:p>
+            <w:pPr>
+              <w:cnfStyle w:val="000000000000" w:firstRow="0" w:lastRow="0" w:firstColumn="0" w:lastColumn="0" w:oddVBand="0" w:evenVBand="0" w:oddHBand="0" w:evenHBand="0" w:firstRowFirstColumn="0" w:firstRowLastColumn="0" w:lastRowFirstColumn="0" w:lastRowLastColumn="0"/>
+            </w:pPr>
+          </w:p>
+          <w:p>
+            <w:pPr>
+              <w:cnfStyle w:val="000000000000" w:firstRow="0" w:lastRow="0" w:firstColumn="0" w:lastColumn="0" w:oddVBand="0" w:evenVBand="0" w:oddHBand="0" w:evenHBand="0" w:firstRowFirstColumn="0" w:firstRowLastColumn="0" w:lastRowFirstColumn="0" w:lastRowLastColumn="0"/>
+            </w:pPr>
+          </w:p>
+          <w:p>
+            <w:pPr>
+              <w:cnfStyle w:val="000000000000" w:firstRow="0" w:lastRow="0" w:firstColumn="0" w:lastColumn="0" w:oddVBand="0" w:evenVBand="0" w:oddHBand="0" w:evenHBand="0" w:firstRowFirstColumn="0" w:firstRowLastColumn="0" w:lastRowFirstColumn="0" w:lastRowLastColumn="0"/>
+            </w:pPr>
+            <w:r>
+              <w:lastRenderedPageBreak/>
+              <w:t>Pass</w:t>
+            </w:r>
+          </w:p>
+          <w:p>
+            <w:pPr>
+              <w:cnfStyle w:val="000000000000" w:firstRow="0" w:lastRow="0" w:firstColumn="0" w:lastColumn="0" w:oddVBand="0" w:evenVBand="0" w:oddHBand="0" w:evenHBand="0" w:firstRowFirstColumn="0" w:firstRowLastColumn="0" w:lastRowFirstColumn="0" w:lastRowLastColumn="0"/>
+            </w:pPr>
+          </w:p>
+          <w:p>
+            <w:pPr>
+              <w:cnfStyle w:val="000000000000" w:firstRow="0" w:lastRow="0" w:firstColumn="0" w:lastColumn="0" w:oddVBand="0" w:evenVBand="0" w:oddHBand="0" w:evenHBand="0" w:firstRowFirstColumn="0" w:firstRowLastColumn="0" w:lastRowFirstColumn="0" w:lastRowLastColumn="0"/>
+            </w:pPr>
+          </w:p>
+          <w:p>
+            <w:pPr>
+              <w:cnfStyle w:val="000000000000" w:firstRow="0" w:lastRow="0" w:firstColumn="0" w:lastColumn="0" w:oddVBand="0" w:evenVBand="0" w:oddHBand="0" w:evenHBand="0" w:firstRowFirstColumn="0" w:firstRowLastColumn="0" w:lastRowFirstColumn="0" w:lastRowLastColumn="0"/>
+            </w:pPr>
+          </w:p>
+          <w:p>
+            <w:pPr>
+              <w:cnfStyle w:val="000000000000" w:firstRow="0" w:lastRow="0" w:firstColumn="0" w:lastColumn="0" w:oddVBand="0" w:evenVBand="0" w:oddHBand="0" w:evenHBand="0" w:firstRowFirstColumn="0" w:firstRowLastColumn="0" w:lastRowFirstColumn="0" w:lastRowLastColumn="0"/>
+            </w:pPr>
+          </w:p>
+          <w:p>
+            <w:pPr>
+              <w:cnfStyle w:val="000000000000" w:firstRow="0" w:lastRow="0" w:firstColumn="0" w:lastColumn="0" w:oddVBand="0" w:evenVBand="0" w:oddHBand="0" w:evenHBand="0" w:firstRowFirstColumn="0" w:firstRowLastColumn="0" w:lastRowFirstColumn="0" w:lastRowLastColumn="0"/>
+            </w:pPr>
+          </w:p>
+          <w:p>
+            <w:pPr>
+              <w:cnfStyle w:val="000000000000" w:firstRow="0" w:lastRow="0" w:firstColumn="0" w:lastColumn="0" w:oddVBand="0" w:evenVBand="0" w:oddHBand="0" w:evenHBand="0" w:firstRowFirstColumn="0" w:firstRowLastColumn="0" w:lastRowFirstColumn="0" w:lastRowLastColumn="0"/>
+            </w:pPr>
+          </w:p>
+          <w:p>
+            <w:pPr>
+              <w:cnfStyle w:val="000000000000" w:firstRow="0" w:lastRow="0" w:firstColumn="0" w:lastColumn="0" w:oddVBand="0" w:evenVBand="0" w:oddHBand="0" w:evenHBand="0" w:firstRowFirstColumn="0" w:firstRowLastColumn="0" w:lastRowFirstColumn="0" w:lastRowLastColumn="0"/>
+            </w:pPr>
+          </w:p>
+          <w:p>
+            <w:pPr>
+              <w:cnfStyle w:val="000000000000" w:firstRow="0" w:lastRow="0" w:firstColumn="0" w:lastColumn="0" w:oddVBand="0" w:evenVBand="0" w:oddHBand="0" w:evenHBand="0" w:firstRowFirstColumn="0" w:firstRowLastColumn="0" w:lastRowFirstColumn="0" w:lastRowLastColumn="0"/>
+            </w:pPr>
+          </w:p>
+          <w:p>
+            <w:pPr>
+              <w:cnfStyle w:val="000000000000" w:firstRow="0" w:lastRow="0" w:firstColumn="0" w:lastColumn="0" w:oddVBand="0" w:evenVBand="0" w:oddHBand="0" w:evenHBand="0" w:firstRowFirstColumn="0" w:firstRowLastColumn="0" w:lastRowFirstColumn="0" w:lastRowLastColumn="0"/>
+            </w:pPr>
+          </w:p>
+          <w:p>
+            <w:pPr>
+              <w:cnfStyle w:val="000000000000" w:firstRow="0" w:lastRow="0" w:firstColumn="0" w:lastColumn="0" w:oddVBand="0" w:evenVBand="0" w:oddHBand="0" w:evenHBand="0" w:firstRowFirstColumn="0" w:firstRowLastColumn="0" w:lastRowFirstColumn="0" w:lastRowLastColumn="0"/>
+            </w:pPr>
+          </w:p>
+          <w:p>
+            <w:pPr>
+              <w:cnfStyle w:val="000000000000" w:firstRow="0" w:lastRow="0" w:firstColumn="0" w:lastColumn="0" w:oddVBand="0" w:evenVBand="0" w:oddHBand="0" w:evenHBand="0" w:firstRowFirstColumn="0" w:firstRowLastColumn="0" w:lastRowFirstColumn="0" w:lastRowLastColumn="0"/>
+            </w:pPr>
+          </w:p>
+          <w:p>
+            <w:pPr>
+              <w:cnfStyle w:val="000000000000" w:firstRow="0" w:lastRow="0" w:firstColumn="0" w:lastColumn="0" w:oddVBand="0" w:evenVBand="0" w:oddHBand="0" w:evenHBand="0" w:firstRowFirstColumn="0" w:firstRowLastColumn="0" w:lastRowFirstColumn="0" w:lastRowLastColumn="0"/>
+            </w:pPr>
+          </w:p>
+          <w:p>
+            <w:pPr>
+              <w:cnfStyle w:val="000000000000" w:firstRow="0" w:lastRow="0" w:firstColumn="0" w:lastColumn="0" w:oddVBand="0" w:evenVBand="0" w:oddHBand="0" w:evenHBand="0" w:firstRowFirstColumn="0" w:firstRowLastColumn="0" w:lastRowFirstColumn="0" w:lastRowLastColumn="0"/>
+            </w:pPr>
+          </w:p>
+          <w:p>
+            <w:pPr>
+              <w:cnfStyle w:val="000000000000" w:firstRow="0" w:lastRow="0" w:firstColumn="0" w:lastColumn="0" w:oddVBand="0" w:evenVBand="0" w:oddHBand="0" w:evenHBand="0" w:firstRowFirstColumn="0" w:firstRowLastColumn="0" w:lastRowFirstColumn="0" w:lastRowLastColumn="0"/>
+            </w:pPr>
+          </w:p>
+          <w:p>
+            <w:pPr>
+              <w:cnfStyle w:val="000000000000" w:firstRow="0" w:lastRow="0" w:firstColumn="0" w:lastColumn="0" w:oddVBand="0" w:evenVBand="0" w:oddHBand="0" w:evenHBand="0" w:firstRowFirstColumn="0" w:firstRowLastColumn="0" w:lastRowFirstColumn="0" w:lastRowLastColumn="0"/>
+            </w:pPr>
+          </w:p>
+          <w:p>
+            <w:pPr>
+              <w:cnfStyle w:val="000000000000" w:firstRow="0" w:lastRow="0" w:firstColumn="0" w:lastColumn="0" w:oddVBand="0" w:evenVBand="0" w:oddHBand="0" w:evenHBand="0" w:firstRowFirstColumn="0" w:firstRowLastColumn="0" w:lastRowFirstColumn="0" w:lastRowLastColumn="0"/>
+            </w:pPr>
+          </w:p>
+          <w:p>
+            <w:pPr>
+              <w:cnfStyle w:val="000000000000" w:firstRow="0" w:lastRow="0" w:firstColumn="0" w:lastColumn="0" w:oddVBand="0" w:evenVBand="0" w:oddHBand="0" w:evenHBand="0" w:firstRowFirstColumn="0" w:firstRowLastColumn="0" w:lastRowFirstColumn="0" w:lastRowLastColumn="0"/>
+            </w:pPr>
+            <w:r>
+              <w:t xml:space="preserve">Correct explanations are given but the result of the game is incorrectly calculated </w:t>
+            </w:r>
+            <w:r>
+              <w:t xml:space="preserve">and explained </w:t>
+            </w:r>
+            <w:r>
+              <w:t>as if the game ended at round 9</w:t>
+            </w:r>
+            <w:r>
+              <w:t>.</w:t>
+            </w:r>
+          </w:p>
+          <w:p>
+            <w:pPr>
+              <w:cnfStyle w:val="000000000000" w:firstRow="0" w:lastRow="0" w:firstColumn="0" w:lastColumn="0" w:oddVBand="0" w:evenVBand="0" w:oddHBand="0" w:evenHBand="0" w:firstRowFirstColumn="0" w:firstRowLastColumn="0" w:lastRowFirstColumn="0" w:lastRowLastColumn="0"/>
+            </w:pPr>
+          </w:p>
+          <w:p>
+            <w:pPr>
+              <w:cnfStyle w:val="000000000000" w:firstRow="0" w:lastRow="0" w:firstColumn="0" w:lastColumn="0" w:oddVBand="0" w:evenVBand="0" w:oddHBand="0" w:evenHBand="0" w:firstRowFirstColumn="0" w:firstRowLastColumn="0" w:lastRowFirstColumn="0" w:lastRowLastColumn="0"/>
+            </w:pPr>
+          </w:p>
+          <w:p>
+            <w:pPr>
+              <w:cnfStyle w:val="000000000000" w:firstRow="0" w:lastRow="0" w:firstColumn="0" w:lastColumn="0" w:oddVBand="0" w:evenVBand="0" w:oddHBand="0" w:evenHBand="0" w:firstRowFirstColumn="0" w:firstRowLastColumn="0" w:lastRowFirstColumn="0" w:lastRowLastColumn="0"/>
+            </w:pPr>
+          </w:p>
+          <w:p>
+            <w:pPr>
+              <w:cnfStyle w:val="000000000000" w:firstRow="0" w:lastRow="0" w:firstColumn="0" w:lastColumn="0" w:oddVBand="0" w:evenVBand="0" w:oddHBand="0" w:evenHBand="0" w:firstRowFirstColumn="0" w:firstRowLastColumn="0" w:lastRowFirstColumn="0" w:lastRowLastColumn="0"/>
+            </w:pPr>
+          </w:p>
+          <w:p>
+            <w:pPr>
+              <w:cnfStyle w:val="000000000000" w:firstRow="0" w:lastRow="0" w:firstColumn="0" w:lastColumn="0" w:oddVBand="0" w:evenVBand="0" w:oddHBand="0" w:evenHBand="0" w:firstRowFirstColumn="0" w:firstRowLastColumn="0" w:lastRowFirstColumn="0" w:lastRowLastColumn="0"/>
+            </w:pPr>
+          </w:p>
+          <w:p>
+            <w:pPr>
+              <w:cnfStyle w:val="000000000000" w:firstRow="0" w:lastRow="0" w:firstColumn="0" w:lastColumn="0" w:oddVBand="0" w:evenVBand="0" w:oddHBand="0" w:evenHBand="0" w:firstRowFirstColumn="0" w:firstRowLastColumn="0" w:lastRowFirstColumn="0" w:lastRowLastColumn="0"/>
+            </w:pPr>
+          </w:p>
+          <w:p>
+            <w:pPr>
+              <w:cnfStyle w:val="000000000000" w:firstRow="0" w:lastRow="0" w:firstColumn="0" w:lastColumn="0" w:oddVBand="0" w:evenVBand="0" w:oddHBand="0" w:evenHBand="0" w:firstRowFirstColumn="0" w:firstRowLastColumn="0" w:lastRowFirstColumn="0" w:lastRowLastColumn="0"/>
+            </w:pPr>
+          </w:p>
+          <w:p>
+            <w:pPr>
+              <w:cnfStyle w:val="000000000000" w:firstRow="0" w:lastRow="0" w:firstColumn="0" w:lastColumn="0" w:oddVBand="0" w:evenVBand="0" w:oddHBand="0" w:evenHBand="0" w:firstRowFirstColumn="0" w:firstRowLastColumn="0" w:lastRowFirstColumn="0" w:lastRowLastColumn="0"/>
+            </w:pPr>
+          </w:p>
+          <w:p>
+            <w:pPr>
+              <w:cnfStyle w:val="000000000000" w:firstRow="0" w:lastRow="0" w:firstColumn="0" w:lastColumn="0" w:oddVBand="0" w:evenVBand="0" w:oddHBand="0" w:evenHBand="0" w:firstRowFirstColumn="0" w:firstRowLastColumn="0" w:lastRowFirstColumn="0" w:lastRowLastColumn="0"/>
+            </w:pPr>
+          </w:p>
+          <w:p>
+            <w:pPr>
+              <w:cnfStyle w:val="000000000000" w:firstRow="0" w:lastRow="0" w:firstColumn="0" w:lastColumn="0" w:oddVBand="0" w:evenVBand="0" w:oddHBand="0" w:evenHBand="0" w:firstRowFirstColumn="0" w:firstRowLastColumn="0" w:lastRowFirstColumn="0" w:lastRowLastColumn="0"/>
+            </w:pPr>
+            <w:r>
+              <w:lastRenderedPageBreak/>
+              <w:t>Fails, with the larger image size 1024px screens are not wide enough to display sections horizontally. Passes on all other devices.</w:t>
+            </w:r>
+          </w:p>
+          <w:p>
+            <w:pPr>
+              <w:cnfStyle w:val="000000000000" w:firstRow="0" w:lastRow="0" w:firstColumn="0" w:lastColumn="0" w:oddVBand="0" w:evenVBand="0" w:oddHBand="0" w:evenHBand="0" w:firstRowFirstColumn="0" w:firstRowLastColumn="0" w:lastRowFirstColumn="0" w:lastRowLastColumn="0"/>
+            </w:pPr>
+          </w:p>
+          <w:p>
+            <w:pPr>
+              <w:cnfStyle w:val="000000000000" w:firstRow="0" w:lastRow="0" w:firstColumn="0" w:lastColumn="0" w:oddVBand="0" w:evenVBand="0" w:oddHBand="0" w:evenHBand="0" w:firstRowFirstColumn="0" w:firstRowLastColumn="0" w:lastRowFirstColumn="0" w:lastRowLastColumn="0"/>
+            </w:pPr>
+          </w:p>
+          <w:p>
+            <w:pPr>
+              <w:cnfStyle w:val="000000000000" w:firstRow="0" w:lastRow="0" w:firstColumn="0" w:lastColumn="0" w:oddVBand="0" w:evenVBand="0" w:oddHBand="0" w:evenHBand="0" w:firstRowFirstColumn="0" w:firstRowLastColumn="0" w:lastRowFirstColumn="0" w:lastRowLastColumn="0"/>
+            </w:pPr>
+          </w:p>
+          <w:p>
+            <w:pPr>
+              <w:cnfStyle w:val="000000000000" w:firstRow="0" w:lastRow="0" w:firstColumn="0" w:lastColumn="0" w:oddVBand="0" w:evenVBand="0" w:oddHBand="0" w:evenHBand="0" w:firstRowFirstColumn="0" w:firstRowLastColumn="0" w:lastRowFirstColumn="0" w:lastRowLastColumn="0"/>
+            </w:pPr>
+          </w:p>
+          <w:p>
+            <w:pPr>
+              <w:cnfStyle w:val="000000000000" w:firstRow="0" w:lastRow="0" w:firstColumn="0" w:lastColumn="0" w:oddVBand="0" w:evenVBand="0" w:oddHBand="0" w:evenHBand="0" w:firstRowFirstColumn="0" w:firstRowLastColumn="0" w:lastRowFirstColumn="0" w:lastRowLastColumn="0"/>
+            </w:pPr>
+          </w:p>
+          <w:p>
+            <w:pPr>
+              <w:cnfStyle w:val="000000000000" w:firstRow="0" w:lastRow="0" w:firstColumn="0" w:lastColumn="0" w:oddVBand="0" w:evenVBand="0" w:oddHBand="0" w:evenHBand="0" w:firstRowFirstColumn="0" w:firstRowLastColumn="0" w:lastRowFirstColumn="0" w:lastRowLastColumn="0"/>
+            </w:pPr>
+          </w:p>
+          <w:p>
+            <w:pPr>
+              <w:cnfStyle w:val="000000000000" w:firstRow="0" w:lastRow="0" w:firstColumn="0" w:lastColumn="0" w:oddVBand="0" w:evenVBand="0" w:oddHBand="0" w:evenHBand="0" w:firstRowFirstColumn="0" w:firstRowLastColumn="0" w:lastRowFirstColumn="0" w:lastRowLastColumn="0"/>
+            </w:pPr>
+          </w:p>
+          <w:p>
+            <w:pPr>
+              <w:cnfStyle w:val="000000000000" w:firstRow="0" w:lastRow="0" w:firstColumn="0" w:lastColumn="0" w:oddVBand="0" w:evenVBand="0" w:oddHBand="0" w:evenHBand="0" w:firstRowFirstColumn="0" w:firstRowLastColumn="0" w:lastRowFirstColumn="0" w:lastRowLastColumn="0"/>
+            </w:pPr>
+          </w:p>
+          <w:p>
+            <w:pPr>
+              <w:cnfStyle w:val="000000000000" w:firstRow="0" w:lastRow="0" w:firstColumn="0" w:lastColumn="0" w:oddVBand="0" w:evenVBand="0" w:oddHBand="0" w:evenHBand="0" w:firstRowFirstColumn="0" w:firstRowLastColumn="0" w:lastRowFirstColumn="0" w:lastRowLastColumn="0"/>
+            </w:pPr>
+          </w:p>
+          <w:p>
+            <w:pPr>
+              <w:cnfStyle w:val="000000000000" w:firstRow="0" w:lastRow="0" w:firstColumn="0" w:lastColumn="0" w:oddVBand="0" w:evenVBand="0" w:oddHBand="0" w:evenHBand="0" w:firstRowFirstColumn="0" w:firstRowLastColumn="0" w:lastRowFirstColumn="0" w:lastRowLastColumn="0"/>
+            </w:pPr>
+          </w:p>
+          <w:p>
+            <w:pPr>
+              <w:cnfStyle w:val="000000000000" w:firstRow="0" w:lastRow="0" w:firstColumn="0" w:lastColumn="0" w:oddVBand="0" w:evenVBand="0" w:oddHBand="0" w:evenHBand="0" w:firstRowFirstColumn="0" w:firstRowLastColumn="0" w:lastRowFirstColumn="0" w:lastRowLastColumn="0"/>
+            </w:pPr>
+          </w:p>
+          <w:p>
+            <w:pPr>
+              <w:cnfStyle w:val="000000000000" w:firstRow="0" w:lastRow="0" w:firstColumn="0" w:lastColumn="0" w:oddVBand="0" w:evenVBand="0" w:oddHBand="0" w:evenHBand="0" w:firstRowFirstColumn="0" w:firstRowLastColumn="0" w:lastRowFirstColumn="0" w:lastRowLastColumn="0"/>
+            </w:pPr>
+          </w:p>
+          <w:p>
+            <w:pPr>
+              <w:cnfStyle w:val="000000000000" w:firstRow="0" w:lastRow="0" w:firstColumn="0" w:lastColumn="0" w:oddVBand="0" w:evenVBand="0" w:oddHBand="0" w:evenHBand="0" w:firstRowFirstColumn="0" w:firstRowLastColumn="0" w:lastRowFirstColumn="0" w:lastRowLastColumn="0"/>
+            </w:pPr>
+          </w:p>
+          <w:p>
+            <w:pPr>
+              <w:cnfStyle w:val="000000000000" w:firstRow="0" w:lastRow="0" w:firstColumn="0" w:lastColumn="0" w:oddVBand="0" w:evenVBand="0" w:oddHBand="0" w:evenHBand="0" w:firstRowFirstColumn="0" w:firstRowLastColumn="0" w:lastRowFirstColumn="0" w:lastRowLastColumn="0"/>
+            </w:pPr>
+          </w:p>
+          <w:p>
+            <w:pPr>
+              <w:cnfStyle w:val="000000000000" w:firstRow="0" w:lastRow="0" w:firstColumn="0" w:lastColumn="0" w:oddVBand="0" w:evenVBand="0" w:oddHBand="0" w:evenHBand="0" w:firstRowFirstColumn="0" w:firstRowLastColumn="0" w:lastRowFirstColumn="0" w:lastRowLastColumn="0"/>
+            </w:pPr>
+          </w:p>
+          <w:p>
+            <w:pPr>
+              <w:cnfStyle w:val="000000000000" w:firstRow="0" w:lastRow="0" w:firstColumn="0" w:lastColumn="0" w:oddVBand="0" w:evenVBand="0" w:oddHBand="0" w:evenHBand="0" w:firstRowFirstColumn="0" w:firstRowLastColumn="0" w:lastRowFirstColumn="0" w:lastRowLastColumn="0"/>
+            </w:pPr>
+          </w:p>
+          <w:p>
+            <w:pPr>
+              <w:cnfStyle w:val="000000000000" w:firstRow="0" w:lastRow="0" w:firstColumn="0" w:lastColumn="0" w:oddVBand="0" w:evenVBand="0" w:oddHBand="0" w:evenHBand="0" w:firstRowFirstColumn="0" w:firstRowLastColumn="0" w:lastRowFirstColumn="0" w:lastRowLastColumn="0"/>
+            </w:pPr>
+            <w:r>
+              <w:rPr>
+                <w:noProof/>
+              </w:rPr>
+              <w:drawing>
+                <wp:anchor distT="0" distB="0" distL="114300" distR="114300" simplePos="0" relativeHeight="251714560" behindDoc="0" locked="0" layoutInCell="1" allowOverlap="1" wp14:anchorId="21F17162" wp14:editId="009CAA44">
+                  <wp:simplePos x="0" y="0"/>
+                  <wp:positionH relativeFrom="column">
+                    <wp:posOffset>-1579880</wp:posOffset>
+                  </wp:positionH>
+                  <wp:positionV relativeFrom="page">
+                    <wp:posOffset>1677035</wp:posOffset>
+                  </wp:positionV>
+                  <wp:extent cx="3483610" cy="3118485"/>
+                  <wp:effectExtent l="0" t="0" r="2540" b="5715"/>
+                  <wp:wrapNone/>
+                  <wp:docPr id="1101734961" name="Picture 1"/>
+                  <wp:cNvGraphicFramePr>
+                    <a:graphicFrameLocks xmlns:a="http://schemas.openxmlformats.org/drawingml/2006/main" noChangeAspect="1"/>
+                  </wp:cNvGraphicFramePr>
+                  <a:graphic xmlns:a="http://schemas.openxmlformats.org/drawingml/2006/main">
+                    <a:graphicData uri="http://schemas.openxmlformats.org/drawingml/2006/picture">
+                      <pic:pic xmlns:pic="http://schemas.openxmlformats.org/drawingml/2006/picture">
+                        <pic:nvPicPr>
+                          <pic:cNvPr id="1101734961" name=""/>
+                          <pic:cNvPicPr/>
+                        </pic:nvPicPr>
+                        <pic:blipFill>
+                          <a:blip r:embed="rId46" cstate="print">
+                            <a:extLst>
+                              <a:ext uri="{28A0092B-C50C-407E-A947-70E740481C1C}">
+                                <a14:useLocalDpi xmlns:a14="http://schemas.microsoft.com/office/drawing/2010/main" val="0"/>
+                              </a:ext>
+                            </a:extLst>
+                          </a:blip>
+                          <a:stretch>
+                            <a:fillRect/>
+                          </a:stretch>
+                        </pic:blipFill>
+                        <pic:spPr>
+                          <a:xfrm>
+                            <a:off x="0" y="0"/>
+                            <a:ext cx="3483610" cy="3118485"/>
+                          </a:xfrm>
+                          <a:prstGeom prst="rect">
+                            <a:avLst/>
+                          </a:prstGeom>
+                        </pic:spPr>
+                      </pic:pic>
+                    </a:graphicData>
+                  </a:graphic>
+                  <wp14:sizeRelH relativeFrom="margin">
+                    <wp14:pctWidth>0</wp14:pctWidth>
+                  </wp14:sizeRelH>
+                  <wp14:sizeRelV relativeFrom="margin">
+                    <wp14:pctHeight>0</wp14:pctHeight>
+                  </wp14:sizeRelV>
+                </wp:anchor>
+              </w:drawing>
+            </w:r>
+          </w:p>
+          <w:p>
+            <w:pPr>
+              <w:cnfStyle w:val="000000000000" w:firstRow="0" w:lastRow="0" w:firstColumn="0" w:lastColumn="0" w:oddVBand="0" w:evenVBand="0" w:oddHBand="0" w:evenHBand="0" w:firstRowFirstColumn="0" w:firstRowLastColumn="0" w:lastRowFirstColumn="0" w:lastRowLastColumn="0"/>
+            </w:pPr>
+          </w:p>
+          <w:p>
+            <w:pPr>
+              <w:cnfStyle w:val="000000000000" w:firstRow="0" w:lastRow="0" w:firstColumn="0" w:lastColumn="0" w:oddVBand="0" w:evenVBand="0" w:oddHBand="0" w:evenHBand="0" w:firstRowFirstColumn="0" w:firstRowLastColumn="0" w:lastRowFirstColumn="0" w:lastRowLastColumn="0"/>
+            </w:pPr>
+          </w:p>
+          <w:p>
+            <w:pPr>
+              <w:cnfStyle w:val="000000000000" w:firstRow="0" w:lastRow="0" w:firstColumn="0" w:lastColumn="0" w:oddVBand="0" w:evenVBand="0" w:oddHBand="0" w:evenHBand="0" w:firstRowFirstColumn="0" w:firstRowLastColumn="0" w:lastRowFirstColumn="0" w:lastRowLastColumn="0"/>
+            </w:pPr>
+          </w:p>
+          <w:p>
+            <w:pPr>
+              <w:cnfStyle w:val="000000000000" w:firstRow="0" w:lastRow="0" w:firstColumn="0" w:lastColumn="0" w:oddVBand="0" w:evenVBand="0" w:oddHBand="0" w:evenHBand="0" w:firstRowFirstColumn="0" w:firstRowLastColumn="0" w:lastRowFirstColumn="0" w:lastRowLastColumn="0"/>
+            </w:pPr>
+          </w:p>
+          <w:p>
+            <w:pPr>
+              <w:cnfStyle w:val="000000000000" w:firstRow="0" w:lastRow="0" w:firstColumn="0" w:lastColumn="0" w:oddVBand="0" w:evenVBand="0" w:oddHBand="0" w:evenHBand="0" w:firstRowFirstColumn="0" w:firstRowLastColumn="0" w:lastRowFirstColumn="0" w:lastRowLastColumn="0"/>
+            </w:pPr>
+          </w:p>
+          <w:p>
+            <w:pPr>
+              <w:cnfStyle w:val="000000000000" w:firstRow="0" w:lastRow="0" w:firstColumn="0" w:lastColumn="0" w:oddVBand="0" w:evenVBand="0" w:oddHBand="0" w:evenHBand="0" w:firstRowFirstColumn="0" w:firstRowLastColumn="0" w:lastRowFirstColumn="0" w:lastRowLastColumn="0"/>
+            </w:pPr>
+          </w:p>
+          <w:p>
+            <w:pPr>
+              <w:cnfStyle w:val="000000000000" w:firstRow="0" w:lastRow="0" w:firstColumn="0" w:lastColumn="0" w:oddVBand="0" w:evenVBand="0" w:oddHBand="0" w:evenHBand="0" w:firstRowFirstColumn="0" w:firstRowLastColumn="0" w:lastRowFirstColumn="0" w:lastRowLastColumn="0"/>
+            </w:pPr>
+          </w:p>
+          <w:p>
+            <w:pPr>
+              <w:cnfStyle w:val="000000000000" w:firstRow="0" w:lastRow="0" w:firstColumn="0" w:lastColumn="0" w:oddVBand="0" w:evenVBand="0" w:oddHBand="0" w:evenHBand="0" w:firstRowFirstColumn="0" w:firstRowLastColumn="0" w:lastRowFirstColumn="0" w:lastRowLastColumn="0"/>
+            </w:pPr>
+          </w:p>
+          <w:p>
+            <w:pPr>
+              <w:cnfStyle w:val="000000000000" w:firstRow="0" w:lastRow="0" w:firstColumn="0" w:lastColumn="0" w:oddVBand="0" w:evenVBand="0" w:oddHBand="0" w:evenHBand="0" w:firstRowFirstColumn="0" w:firstRowLastColumn="0" w:lastRowFirstColumn="0" w:lastRowLastColumn="0"/>
+            </w:pPr>
+          </w:p>
+        </w:tc>
+        <w:tc>
+          <w:tcPr>
+            <w:tcW w:w="7088" w:type="dxa"/>
+          </w:tcPr>
+          <w:p>
+            <w:pPr>
+              <w:cnfStyle w:val="000000000000" w:firstRow="0" w:lastRow="0" w:firstColumn="0" w:lastColumn="0" w:oddVBand="0" w:evenVBand="0" w:oddHBand="0" w:evenHBand="0" w:firstRowFirstColumn="0" w:firstRowLastColumn="0" w:lastRowFirstColumn="0" w:lastRowLastColumn="0"/>
+            </w:pPr>
+            <w:r>
+              <w:rPr>
+                <w:noProof/>
+              </w:rPr>
+              <w:lastRenderedPageBreak/>
+              <w:drawing>
+                <wp:anchor distT="0" distB="0" distL="114300" distR="114300" simplePos="0" relativeHeight="251695104" behindDoc="1" locked="0" layoutInCell="1" allowOverlap="1" wp14:anchorId="73A3D63B" wp14:editId="2F270F66">
+                  <wp:simplePos x="0" y="0"/>
+                  <wp:positionH relativeFrom="column">
+                    <wp:posOffset>422275</wp:posOffset>
+                  </wp:positionH>
+                  <wp:positionV relativeFrom="paragraph">
+                    <wp:posOffset>180340</wp:posOffset>
+                  </wp:positionV>
+                  <wp:extent cx="3383280" cy="1652270"/>
+                  <wp:effectExtent l="0" t="0" r="7620" b="5080"/>
+                  <wp:wrapTight wrapText="bothSides">
+                    <wp:wrapPolygon edited="0">
+                      <wp:start x="0" y="0"/>
+                      <wp:lineTo x="0" y="21417"/>
+                      <wp:lineTo x="21527" y="21417"/>
+                      <wp:lineTo x="21527" y="0"/>
+                      <wp:lineTo x="0" y="0"/>
+                    </wp:wrapPolygon>
+                  </wp:wrapTight>
+                  <wp:docPr id="1712866466" name="Picture 1"/>
+                  <wp:cNvGraphicFramePr>
+                    <a:graphicFrameLocks xmlns:a="http://schemas.openxmlformats.org/drawingml/2006/main" noChangeAspect="1"/>
+                  </wp:cNvGraphicFramePr>
+                  <a:graphic xmlns:a="http://schemas.openxmlformats.org/drawingml/2006/main">
+                    <a:graphicData uri="http://schemas.openxmlformats.org/drawingml/2006/picture">
+                      <pic:pic xmlns:pic="http://schemas.openxmlformats.org/drawingml/2006/picture">
+                        <pic:nvPicPr>
+                          <pic:cNvPr id="1712866466" name=""/>
+                          <pic:cNvPicPr/>
+                        </pic:nvPicPr>
+                        <pic:blipFill>
+                          <a:blip r:embed="rId47" cstate="print">
+                            <a:extLst>
+                              <a:ext uri="{28A0092B-C50C-407E-A947-70E740481C1C}">
+                                <a14:useLocalDpi xmlns:a14="http://schemas.microsoft.com/office/drawing/2010/main" val="0"/>
+                              </a:ext>
+                            </a:extLst>
+                          </a:blip>
+                          <a:stretch>
+                            <a:fillRect/>
+                          </a:stretch>
+                        </pic:blipFill>
+                        <pic:spPr>
+                          <a:xfrm>
+                            <a:off x="0" y="0"/>
+                            <a:ext cx="3383280" cy="1652270"/>
+                          </a:xfrm>
+                          <a:prstGeom prst="rect">
+                            <a:avLst/>
+                          </a:prstGeom>
+                        </pic:spPr>
+                      </pic:pic>
+                    </a:graphicData>
+                  </a:graphic>
+                  <wp14:sizeRelH relativeFrom="margin">
+                    <wp14:pctWidth>0</wp14:pctWidth>
+                  </wp14:sizeRelH>
+                  <wp14:sizeRelV relativeFrom="margin">
+                    <wp14:pctHeight>0</wp14:pctHeight>
+                  </wp14:sizeRelV>
+                </wp:anchor>
+              </w:drawing>
+            </w:r>
+          </w:p>
+          <w:p>
+            <w:pPr>
+              <w:cnfStyle w:val="000000000000" w:firstRow="0" w:lastRow="0" w:firstColumn="0" w:lastColumn="0" w:oddVBand="0" w:evenVBand="0" w:oddHBand="0" w:evenHBand="0" w:firstRowFirstColumn="0" w:firstRowLastColumn="0" w:lastRowFirstColumn="0" w:lastRowLastColumn="0"/>
+            </w:pPr>
+          </w:p>
+          <w:p>
+            <w:pPr>
+              <w:cnfStyle w:val="000000000000" w:firstRow="0" w:lastRow="0" w:firstColumn="0" w:lastColumn="0" w:oddVBand="0" w:evenVBand="0" w:oddHBand="0" w:evenHBand="0" w:firstRowFirstColumn="0" w:firstRowLastColumn="0" w:lastRowFirstColumn="0" w:lastRowLastColumn="0"/>
+            </w:pPr>
+          </w:p>
+          <w:p>
+            <w:pPr>
+              <w:cnfStyle w:val="000000000000" w:firstRow="0" w:lastRow="0" w:firstColumn="0" w:lastColumn="0" w:oddVBand="0" w:evenVBand="0" w:oddHBand="0" w:evenHBand="0" w:firstRowFirstColumn="0" w:firstRowLastColumn="0" w:lastRowFirstColumn="0" w:lastRowLastColumn="0"/>
+            </w:pPr>
+          </w:p>
+          <w:p>
+            <w:pPr>
+              <w:cnfStyle w:val="000000000000" w:firstRow="0" w:lastRow="0" w:firstColumn="0" w:lastColumn="0" w:oddVBand="0" w:evenVBand="0" w:oddHBand="0" w:evenHBand="0" w:firstRowFirstColumn="0" w:firstRowLastColumn="0" w:lastRowFirstColumn="0" w:lastRowLastColumn="0"/>
+            </w:pPr>
+          </w:p>
+          <w:p>
+            <w:pPr>
+              <w:cnfStyle w:val="000000000000" w:firstRow="0" w:lastRow="0" w:firstColumn="0" w:lastColumn="0" w:oddVBand="0" w:evenVBand="0" w:oddHBand="0" w:evenHBand="0" w:firstRowFirstColumn="0" w:firstRowLastColumn="0" w:lastRowFirstColumn="0" w:lastRowLastColumn="0"/>
+            </w:pPr>
+          </w:p>
+          <w:p>
+            <w:pPr>
+              <w:cnfStyle w:val="000000000000" w:firstRow="0" w:lastRow="0" w:firstColumn="0" w:lastColumn="0" w:oddVBand="0" w:evenVBand="0" w:oddHBand="0" w:evenHBand="0" w:firstRowFirstColumn="0" w:firstRowLastColumn="0" w:lastRowFirstColumn="0" w:lastRowLastColumn="0"/>
+            </w:pPr>
+          </w:p>
+          <w:p>
+            <w:pPr>
+              <w:cnfStyle w:val="000000000000" w:firstRow="0" w:lastRow="0" w:firstColumn="0" w:lastColumn="0" w:oddVBand="0" w:evenVBand="0" w:oddHBand="0" w:evenHBand="0" w:firstRowFirstColumn="0" w:firstRowLastColumn="0" w:lastRowFirstColumn="0" w:lastRowLastColumn="0"/>
+            </w:pPr>
+          </w:p>
+          <w:p>
+            <w:pPr>
+              <w:cnfStyle w:val="000000000000" w:firstRow="0" w:lastRow="0" w:firstColumn="0" w:lastColumn="0" w:oddVBand="0" w:evenVBand="0" w:oddHBand="0" w:evenHBand="0" w:firstRowFirstColumn="0" w:firstRowLastColumn="0" w:lastRowFirstColumn="0" w:lastRowLastColumn="0"/>
+            </w:pPr>
+          </w:p>
+          <w:p>
+            <w:pPr>
+              <w:cnfStyle w:val="000000000000" w:firstRow="0" w:lastRow="0" w:firstColumn="0" w:lastColumn="0" w:oddVBand="0" w:evenVBand="0" w:oddHBand="0" w:evenHBand="0" w:firstRowFirstColumn="0" w:firstRowLastColumn="0" w:lastRowFirstColumn="0" w:lastRowLastColumn="0"/>
+            </w:pPr>
+            <w:r>
+              <w:rPr>
+                <w:noProof/>
+              </w:rPr>
+              <w:lastRenderedPageBreak/>
+              <w:drawing>
+                <wp:anchor distT="0" distB="0" distL="114300" distR="114300" simplePos="0" relativeHeight="251700224" behindDoc="1" locked="0" layoutInCell="1" allowOverlap="1" wp14:anchorId="0B9ACB7B" wp14:editId="2B1E1C3D">
+                  <wp:simplePos x="0" y="0"/>
+                  <wp:positionH relativeFrom="column">
+                    <wp:posOffset>68580</wp:posOffset>
+                  </wp:positionH>
+                  <wp:positionV relativeFrom="page">
+                    <wp:posOffset>334010</wp:posOffset>
+                  </wp:positionV>
+                  <wp:extent cx="4450080" cy="2148205"/>
+                  <wp:effectExtent l="0" t="0" r="7620" b="4445"/>
+                  <wp:wrapTight wrapText="bothSides">
+                    <wp:wrapPolygon edited="0">
+                      <wp:start x="0" y="0"/>
+                      <wp:lineTo x="0" y="21453"/>
+                      <wp:lineTo x="21545" y="21453"/>
+                      <wp:lineTo x="21545" y="0"/>
+                      <wp:lineTo x="0" y="0"/>
+                    </wp:wrapPolygon>
+                  </wp:wrapTight>
+                  <wp:docPr id="1808128617" name="Picture 1"/>
+                  <wp:cNvGraphicFramePr>
+                    <a:graphicFrameLocks xmlns:a="http://schemas.openxmlformats.org/drawingml/2006/main" noChangeAspect="1"/>
+                  </wp:cNvGraphicFramePr>
+                  <a:graphic xmlns:a="http://schemas.openxmlformats.org/drawingml/2006/main">
+                    <a:graphicData uri="http://schemas.openxmlformats.org/drawingml/2006/picture">
+                      <pic:pic xmlns:pic="http://schemas.openxmlformats.org/drawingml/2006/picture">
+                        <pic:nvPicPr>
+                          <pic:cNvPr id="1808128617" name=""/>
+                          <pic:cNvPicPr/>
+                        </pic:nvPicPr>
+                        <pic:blipFill>
+                          <a:blip r:embed="rId48" cstate="print">
+                            <a:extLst>
+                              <a:ext uri="{28A0092B-C50C-407E-A947-70E740481C1C}">
+                                <a14:useLocalDpi xmlns:a14="http://schemas.microsoft.com/office/drawing/2010/main" val="0"/>
+                              </a:ext>
+                            </a:extLst>
+                          </a:blip>
+                          <a:stretch>
+                            <a:fillRect/>
+                          </a:stretch>
+                        </pic:blipFill>
+                        <pic:spPr>
+                          <a:xfrm>
+                            <a:off x="0" y="0"/>
+                            <a:ext cx="4450080" cy="2148205"/>
+                          </a:xfrm>
+                          <a:prstGeom prst="rect">
+                            <a:avLst/>
+                          </a:prstGeom>
+                        </pic:spPr>
+                      </pic:pic>
+                    </a:graphicData>
+                  </a:graphic>
+                  <wp14:sizeRelH relativeFrom="margin">
+                    <wp14:pctWidth>0</wp14:pctWidth>
+                  </wp14:sizeRelH>
+                  <wp14:sizeRelV relativeFrom="margin">
+                    <wp14:pctHeight>0</wp14:pctHeight>
+                  </wp14:sizeRelV>
+                </wp:anchor>
+              </w:drawing>
+            </w:r>
+          </w:p>
+          <w:p>
+            <w:pPr>
+              <w:cnfStyle w:val="000000000000" w:firstRow="0" w:lastRow="0" w:firstColumn="0" w:lastColumn="0" w:oddVBand="0" w:evenVBand="0" w:oddHBand="0" w:evenHBand="0" w:firstRowFirstColumn="0" w:firstRowLastColumn="0" w:lastRowFirstColumn="0" w:lastRowLastColumn="0"/>
+            </w:pPr>
+          </w:p>
+          <w:p>
+            <w:pPr>
+              <w:cnfStyle w:val="000000000000" w:firstRow="0" w:lastRow="0" w:firstColumn="0" w:lastColumn="0" w:oddVBand="0" w:evenVBand="0" w:oddHBand="0" w:evenHBand="0" w:firstRowFirstColumn="0" w:firstRowLastColumn="0" w:lastRowFirstColumn="0" w:lastRowLastColumn="0"/>
+            </w:pPr>
+          </w:p>
+          <w:p>
+            <w:pPr>
+              <w:cnfStyle w:val="000000000000" w:firstRow="0" w:lastRow="0" w:firstColumn="0" w:lastColumn="0" w:oddVBand="0" w:evenVBand="0" w:oddHBand="0" w:evenHBand="0" w:firstRowFirstColumn="0" w:firstRowLastColumn="0" w:lastRowFirstColumn="0" w:lastRowLastColumn="0"/>
+            </w:pPr>
+            <w:r>
+              <w:rPr>
+                <w:noProof/>
+              </w:rPr>
+              <w:drawing>
+                <wp:anchor distT="0" distB="0" distL="114300" distR="114300" simplePos="0" relativeHeight="251699200" behindDoc="0" locked="0" layoutInCell="1" allowOverlap="1" wp14:anchorId="3758658F" wp14:editId="122E35CD">
+                  <wp:simplePos x="0" y="0"/>
+                  <wp:positionH relativeFrom="column">
+                    <wp:posOffset>1438910</wp:posOffset>
+                  </wp:positionH>
+                  <wp:positionV relativeFrom="page">
+                    <wp:posOffset>3041015</wp:posOffset>
+                  </wp:positionV>
+                  <wp:extent cx="2315210" cy="2732405"/>
+                  <wp:effectExtent l="0" t="0" r="8890" b="0"/>
+                  <wp:wrapNone/>
+                  <wp:docPr id="280899458" name="Picture 1"/>
+                  <wp:cNvGraphicFramePr>
+                    <a:graphicFrameLocks xmlns:a="http://schemas.openxmlformats.org/drawingml/2006/main" noChangeAspect="1"/>
+                  </wp:cNvGraphicFramePr>
+                  <a:graphic xmlns:a="http://schemas.openxmlformats.org/drawingml/2006/main">
+                    <a:graphicData uri="http://schemas.openxmlformats.org/drawingml/2006/picture">
+                      <pic:pic xmlns:pic="http://schemas.openxmlformats.org/drawingml/2006/picture">
+                        <pic:nvPicPr>
+                          <pic:cNvPr id="280899458" name=""/>
+                          <pic:cNvPicPr/>
+                        </pic:nvPicPr>
+                        <pic:blipFill>
+                          <a:blip r:embed="rId49" cstate="print">
+                            <a:extLst>
+                              <a:ext uri="{28A0092B-C50C-407E-A947-70E740481C1C}">
+                                <a14:useLocalDpi xmlns:a14="http://schemas.microsoft.com/office/drawing/2010/main" val="0"/>
+                              </a:ext>
+                            </a:extLst>
+                          </a:blip>
+                          <a:stretch>
+                            <a:fillRect/>
+                          </a:stretch>
+                        </pic:blipFill>
+                        <pic:spPr>
+                          <a:xfrm>
+                            <a:off x="0" y="0"/>
+                            <a:ext cx="2315210" cy="2732405"/>
+                          </a:xfrm>
+                          <a:prstGeom prst="rect">
+                            <a:avLst/>
+                          </a:prstGeom>
+                        </pic:spPr>
+                      </pic:pic>
+                    </a:graphicData>
+                  </a:graphic>
+                </wp:anchor>
+              </w:drawing>
+            </w:r>
+          </w:p>
+          <w:p>
+            <w:pPr>
+              <w:cnfStyle w:val="000000000000" w:firstRow="0" w:lastRow="0" w:firstColumn="0" w:lastColumn="0" w:oddVBand="0" w:evenVBand="0" w:oddHBand="0" w:evenHBand="0" w:firstRowFirstColumn="0" w:firstRowLastColumn="0" w:lastRowFirstColumn="0" w:lastRowLastColumn="0"/>
+            </w:pPr>
+          </w:p>
+          <w:p>
+            <w:pPr>
+              <w:cnfStyle w:val="000000000000" w:firstRow="0" w:lastRow="0" w:firstColumn="0" w:lastColumn="0" w:oddVBand="0" w:evenVBand="0" w:oddHBand="0" w:evenHBand="0" w:firstRowFirstColumn="0" w:firstRowLastColumn="0" w:lastRowFirstColumn="0" w:lastRowLastColumn="0"/>
+            </w:pPr>
+          </w:p>
+          <w:p>
+            <w:pPr>
+              <w:cnfStyle w:val="000000000000" w:firstRow="0" w:lastRow="0" w:firstColumn="0" w:lastColumn="0" w:oddVBand="0" w:evenVBand="0" w:oddHBand="0" w:evenHBand="0" w:firstRowFirstColumn="0" w:firstRowLastColumn="0" w:lastRowFirstColumn="0" w:lastRowLastColumn="0"/>
+            </w:pPr>
+          </w:p>
+          <w:p>
+            <w:pPr>
+              <w:cnfStyle w:val="000000000000" w:firstRow="0" w:lastRow="0" w:firstColumn="0" w:lastColumn="0" w:oddVBand="0" w:evenVBand="0" w:oddHBand="0" w:evenHBand="0" w:firstRowFirstColumn="0" w:firstRowLastColumn="0" w:lastRowFirstColumn="0" w:lastRowLastColumn="0"/>
+            </w:pPr>
+          </w:p>
+          <w:p>
+            <w:pPr>
+              <w:cnfStyle w:val="000000000000" w:firstRow="0" w:lastRow="0" w:firstColumn="0" w:lastColumn="0" w:oddVBand="0" w:evenVBand="0" w:oddHBand="0" w:evenHBand="0" w:firstRowFirstColumn="0" w:firstRowLastColumn="0" w:lastRowFirstColumn="0" w:lastRowLastColumn="0"/>
+            </w:pPr>
+          </w:p>
+          <w:p>
+            <w:pPr>
+              <w:cnfStyle w:val="000000000000" w:firstRow="0" w:lastRow="0" w:firstColumn="0" w:lastColumn="0" w:oddVBand="0" w:evenVBand="0" w:oddHBand="0" w:evenHBand="0" w:firstRowFirstColumn="0" w:firstRowLastColumn="0" w:lastRowFirstColumn="0" w:lastRowLastColumn="0"/>
+            </w:pPr>
+          </w:p>
+          <w:p>
+            <w:pPr>
+              <w:cnfStyle w:val="000000000000" w:firstRow="0" w:lastRow="0" w:firstColumn="0" w:lastColumn="0" w:oddVBand="0" w:evenVBand="0" w:oddHBand="0" w:evenHBand="0" w:firstRowFirstColumn="0" w:firstRowLastColumn="0" w:lastRowFirstColumn="0" w:lastRowLastColumn="0"/>
+            </w:pPr>
+          </w:p>
+          <w:p>
+            <w:pPr>
+              <w:cnfStyle w:val="000000000000" w:firstRow="0" w:lastRow="0" w:firstColumn="0" w:lastColumn="0" w:oddVBand="0" w:evenVBand="0" w:oddHBand="0" w:evenHBand="0" w:firstRowFirstColumn="0" w:firstRowLastColumn="0" w:lastRowFirstColumn="0" w:lastRowLastColumn="0"/>
+            </w:pPr>
+          </w:p>
+          <w:p>
+            <w:pPr>
+              <w:cnfStyle w:val="000000000000" w:firstRow="0" w:lastRow="0" w:firstColumn="0" w:lastColumn="0" w:oddVBand="0" w:evenVBand="0" w:oddHBand="0" w:evenHBand="0" w:firstRowFirstColumn="0" w:firstRowLastColumn="0" w:lastRowFirstColumn="0" w:lastRowLastColumn="0"/>
+            </w:pPr>
+          </w:p>
+          <w:p>
+            <w:pPr>
+              <w:cnfStyle w:val="000000000000" w:firstRow="0" w:lastRow="0" w:firstColumn="0" w:lastColumn="0" w:oddVBand="0" w:evenVBand="0" w:oddHBand="0" w:evenHBand="0" w:firstRowFirstColumn="0" w:firstRowLastColumn="0" w:lastRowFirstColumn="0" w:lastRowLastColumn="0"/>
+            </w:pPr>
+          </w:p>
+          <w:p>
+            <w:pPr>
+              <w:cnfStyle w:val="000000000000" w:firstRow="0" w:lastRow="0" w:firstColumn="0" w:lastColumn="0" w:oddVBand="0" w:evenVBand="0" w:oddHBand="0" w:evenHBand="0" w:firstRowFirstColumn="0" w:firstRowLastColumn="0" w:lastRowFirstColumn="0" w:lastRowLastColumn="0"/>
+            </w:pPr>
+          </w:p>
+          <w:p>
+            <w:pPr>
+              <w:cnfStyle w:val="000000000000" w:firstRow="0" w:lastRow="0" w:firstColumn="0" w:lastColumn="0" w:oddVBand="0" w:evenVBand="0" w:oddHBand="0" w:evenHBand="0" w:firstRowFirstColumn="0" w:firstRowLastColumn="0" w:lastRowFirstColumn="0" w:lastRowLastColumn="0"/>
+            </w:pPr>
+          </w:p>
+          <w:p>
+            <w:pPr>
+              <w:cnfStyle w:val="000000000000" w:firstRow="0" w:lastRow="0" w:firstColumn="0" w:lastColumn="0" w:oddVBand="0" w:evenVBand="0" w:oddHBand="0" w:evenHBand="0" w:firstRowFirstColumn="0" w:firstRowLastColumn="0" w:lastRowFirstColumn="0" w:lastRowLastColumn="0"/>
+            </w:pPr>
+          </w:p>
+          <w:p>
+            <w:pPr>
+              <w:cnfStyle w:val="000000000000" w:firstRow="0" w:lastRow="0" w:firstColumn="0" w:lastColumn="0" w:oddVBand="0" w:evenVBand="0" w:oddHBand="0" w:evenHBand="0" w:firstRowFirstColumn="0" w:firstRowLastColumn="0" w:lastRowFirstColumn="0" w:lastRowLastColumn="0"/>
+            </w:pPr>
+          </w:p>
+          <w:p>
+            <w:pPr>
+              <w:cnfStyle w:val="000000000000" w:firstRow="0" w:lastRow="0" w:firstColumn="0" w:lastColumn="0" w:oddVBand="0" w:evenVBand="0" w:oddHBand="0" w:evenHBand="0" w:firstRowFirstColumn="0" w:firstRowLastColumn="0" w:lastRowFirstColumn="0" w:lastRowLastColumn="0"/>
+            </w:pPr>
+          </w:p>
+          <w:p>
+            <w:pPr>
+              <w:cnfStyle w:val="000000000000" w:firstRow="0" w:lastRow="0" w:firstColumn="0" w:lastColumn="0" w:oddVBand="0" w:evenVBand="0" w:oddHBand="0" w:evenHBand="0" w:firstRowFirstColumn="0" w:firstRowLastColumn="0" w:lastRowFirstColumn="0" w:lastRowLastColumn="0"/>
+            </w:pPr>
+            <w:r>
+              <w:rPr>
+                <w:noProof/>
+              </w:rPr>
+              <w:lastRenderedPageBreak/>
+              <w:drawing>
+                <wp:anchor distT="0" distB="0" distL="114300" distR="114300" simplePos="0" relativeHeight="251702272" behindDoc="0" locked="0" layoutInCell="1" allowOverlap="1" wp14:anchorId="4D1D7AFE" wp14:editId="2D6DE77A">
+                  <wp:simplePos x="0" y="0"/>
+                  <wp:positionH relativeFrom="column">
+                    <wp:posOffset>455930</wp:posOffset>
+                  </wp:positionH>
+                  <wp:positionV relativeFrom="page">
+                    <wp:posOffset>23495</wp:posOffset>
+                  </wp:positionV>
+                  <wp:extent cx="3959860" cy="1917065"/>
+                  <wp:effectExtent l="0" t="0" r="2540" b="6985"/>
+                  <wp:wrapNone/>
+                  <wp:docPr id="1348450154" name="Picture 1"/>
+                  <wp:cNvGraphicFramePr>
+                    <a:graphicFrameLocks xmlns:a="http://schemas.openxmlformats.org/drawingml/2006/main" noChangeAspect="1"/>
+                  </wp:cNvGraphicFramePr>
+                  <a:graphic xmlns:a="http://schemas.openxmlformats.org/drawingml/2006/main">
+                    <a:graphicData uri="http://schemas.openxmlformats.org/drawingml/2006/picture">
+                      <pic:pic xmlns:pic="http://schemas.openxmlformats.org/drawingml/2006/picture">
+                        <pic:nvPicPr>
+                          <pic:cNvPr id="1348450154" name=""/>
+                          <pic:cNvPicPr/>
+                        </pic:nvPicPr>
+                        <pic:blipFill>
+                          <a:blip r:embed="rId50" cstate="print">
+                            <a:extLst>
+                              <a:ext uri="{28A0092B-C50C-407E-A947-70E740481C1C}">
+                                <a14:useLocalDpi xmlns:a14="http://schemas.microsoft.com/office/drawing/2010/main" val="0"/>
+                              </a:ext>
+                            </a:extLst>
+                          </a:blip>
+                          <a:stretch>
+                            <a:fillRect/>
+                          </a:stretch>
+                        </pic:blipFill>
+                        <pic:spPr>
+                          <a:xfrm>
+                            <a:off x="0" y="0"/>
+                            <a:ext cx="3959860" cy="1917065"/>
+                          </a:xfrm>
+                          <a:prstGeom prst="rect">
+                            <a:avLst/>
+                          </a:prstGeom>
+                        </pic:spPr>
+                      </pic:pic>
+                    </a:graphicData>
+                  </a:graphic>
+                  <wp14:sizeRelH relativeFrom="margin">
+                    <wp14:pctWidth>0</wp14:pctWidth>
+                  </wp14:sizeRelH>
+                  <wp14:sizeRelV relativeFrom="margin">
+                    <wp14:pctHeight>0</wp14:pctHeight>
+                  </wp14:sizeRelV>
+                </wp:anchor>
+              </w:drawing>
+            </w:r>
+          </w:p>
+          <w:p>
+            <w:pPr>
+              <w:cnfStyle w:val="000000000000" w:firstRow="0" w:lastRow="0" w:firstColumn="0" w:lastColumn="0" w:oddVBand="0" w:evenVBand="0" w:oddHBand="0" w:evenHBand="0" w:firstRowFirstColumn="0" w:firstRowLastColumn="0" w:lastRowFirstColumn="0" w:lastRowLastColumn="0"/>
+            </w:pPr>
+          </w:p>
+          <w:p>
+            <w:pPr>
+              <w:cnfStyle w:val="000000000000" w:firstRow="0" w:lastRow="0" w:firstColumn="0" w:lastColumn="0" w:oddVBand="0" w:evenVBand="0" w:oddHBand="0" w:evenHBand="0" w:firstRowFirstColumn="0" w:firstRowLastColumn="0" w:lastRowFirstColumn="0" w:lastRowLastColumn="0"/>
+            </w:pPr>
+          </w:p>
+          <w:p>
+            <w:pPr>
+              <w:cnfStyle w:val="000000000000" w:firstRow="0" w:lastRow="0" w:firstColumn="0" w:lastColumn="0" w:oddVBand="0" w:evenVBand="0" w:oddHBand="0" w:evenHBand="0" w:firstRowFirstColumn="0" w:firstRowLastColumn="0" w:lastRowFirstColumn="0" w:lastRowLastColumn="0"/>
+            </w:pPr>
+          </w:p>
+          <w:p>
+            <w:pPr>
+              <w:cnfStyle w:val="000000000000" w:firstRow="0" w:lastRow="0" w:firstColumn="0" w:lastColumn="0" w:oddVBand="0" w:evenVBand="0" w:oddHBand="0" w:evenHBand="0" w:firstRowFirstColumn="0" w:firstRowLastColumn="0" w:lastRowFirstColumn="0" w:lastRowLastColumn="0"/>
+            </w:pPr>
+          </w:p>
+          <w:p>
+            <w:pPr>
+              <w:cnfStyle w:val="000000000000" w:firstRow="0" w:lastRow="0" w:firstColumn="0" w:lastColumn="0" w:oddVBand="0" w:evenVBand="0" w:oddHBand="0" w:evenHBand="0" w:firstRowFirstColumn="0" w:firstRowLastColumn="0" w:lastRowFirstColumn="0" w:lastRowLastColumn="0"/>
+            </w:pPr>
+          </w:p>
+          <w:p>
+            <w:pPr>
+              <w:cnfStyle w:val="000000000000" w:firstRow="0" w:lastRow="0" w:firstColumn="0" w:lastColumn="0" w:oddVBand="0" w:evenVBand="0" w:oddHBand="0" w:evenHBand="0" w:firstRowFirstColumn="0" w:firstRowLastColumn="0" w:lastRowFirstColumn="0" w:lastRowLastColumn="0"/>
+            </w:pPr>
+          </w:p>
+          <w:p>
+            <w:pPr>
+              <w:cnfStyle w:val="000000000000" w:firstRow="0" w:lastRow="0" w:firstColumn="0" w:lastColumn="0" w:oddVBand="0" w:evenVBand="0" w:oddHBand="0" w:evenHBand="0" w:firstRowFirstColumn="0" w:firstRowLastColumn="0" w:lastRowFirstColumn="0" w:lastRowLastColumn="0"/>
+            </w:pPr>
+          </w:p>
+          <w:p>
+            <w:pPr>
+              <w:cnfStyle w:val="000000000000" w:firstRow="0" w:lastRow="0" w:firstColumn="0" w:lastColumn="0" w:oddVBand="0" w:evenVBand="0" w:oddHBand="0" w:evenHBand="0" w:firstRowFirstColumn="0" w:firstRowLastColumn="0" w:lastRowFirstColumn="0" w:lastRowLastColumn="0"/>
+            </w:pPr>
+          </w:p>
+          <w:p>
+            <w:pPr>
+              <w:cnfStyle w:val="000000000000" w:firstRow="0" w:lastRow="0" w:firstColumn="0" w:lastColumn="0" w:oddVBand="0" w:evenVBand="0" w:oddHBand="0" w:evenHBand="0" w:firstRowFirstColumn="0" w:firstRowLastColumn="0" w:lastRowFirstColumn="0" w:lastRowLastColumn="0"/>
+            </w:pPr>
+          </w:p>
+          <w:p>
+            <w:pPr>
+              <w:cnfStyle w:val="000000000000" w:firstRow="0" w:lastRow="0" w:firstColumn="0" w:lastColumn="0" w:oddVBand="0" w:evenVBand="0" w:oddHBand="0" w:evenHBand="0" w:firstRowFirstColumn="0" w:firstRowLastColumn="0" w:lastRowFirstColumn="0" w:lastRowLastColumn="0"/>
+            </w:pPr>
+          </w:p>
+          <w:p>
+            <w:pPr>
+              <w:cnfStyle w:val="000000000000" w:firstRow="0" w:lastRow="0" w:firstColumn="0" w:lastColumn="0" w:oddVBand="0" w:evenVBand="0" w:oddHBand="0" w:evenHBand="0" w:firstRowFirstColumn="0" w:firstRowLastColumn="0" w:lastRowFirstColumn="0" w:lastRowLastColumn="0"/>
+            </w:pPr>
+          </w:p>
+          <w:p>
+            <w:pPr>
+              <w:cnfStyle w:val="000000000000" w:firstRow="0" w:lastRow="0" w:firstColumn="0" w:lastColumn="0" w:oddVBand="0" w:evenVBand="0" w:oddHBand="0" w:evenHBand="0" w:firstRowFirstColumn="0" w:firstRowLastColumn="0" w:lastRowFirstColumn="0" w:lastRowLastColumn="0"/>
+            </w:pPr>
+            <w:r>
+              <w:rPr>
+                <w:noProof/>
+              </w:rPr>
+              <w:drawing>
+                <wp:anchor distT="0" distB="0" distL="114300" distR="114300" simplePos="0" relativeHeight="251701248" behindDoc="0" locked="0" layoutInCell="1" allowOverlap="1" wp14:anchorId="196BA82F" wp14:editId="0948EA95">
+                  <wp:simplePos x="0" y="0"/>
+                  <wp:positionH relativeFrom="column">
+                    <wp:posOffset>-1649095</wp:posOffset>
+                  </wp:positionH>
+                  <wp:positionV relativeFrom="page">
+                    <wp:posOffset>2568575</wp:posOffset>
+                  </wp:positionV>
+                  <wp:extent cx="2679065" cy="2399665"/>
+                  <wp:effectExtent l="0" t="0" r="6985" b="635"/>
+                  <wp:wrapNone/>
+                  <wp:docPr id="1703226441" name="Picture 1"/>
+                  <wp:cNvGraphicFramePr>
+                    <a:graphicFrameLocks xmlns:a="http://schemas.openxmlformats.org/drawingml/2006/main" noChangeAspect="1"/>
+                  </wp:cNvGraphicFramePr>
+                  <a:graphic xmlns:a="http://schemas.openxmlformats.org/drawingml/2006/main">
+                    <a:graphicData uri="http://schemas.openxmlformats.org/drawingml/2006/picture">
+                      <pic:pic xmlns:pic="http://schemas.openxmlformats.org/drawingml/2006/picture">
+                        <pic:nvPicPr>
+                          <pic:cNvPr id="1703226441" name=""/>
+                          <pic:cNvPicPr/>
+                        </pic:nvPicPr>
+                        <pic:blipFill>
+                          <a:blip r:embed="rId51" cstate="print">
+                            <a:extLst>
+                              <a:ext uri="{28A0092B-C50C-407E-A947-70E740481C1C}">
+                                <a14:useLocalDpi xmlns:a14="http://schemas.microsoft.com/office/drawing/2010/main" val="0"/>
+                              </a:ext>
+                            </a:extLst>
+                          </a:blip>
+                          <a:stretch>
+                            <a:fillRect/>
+                          </a:stretch>
+                        </pic:blipFill>
+                        <pic:spPr>
+                          <a:xfrm>
+                            <a:off x="0" y="0"/>
+                            <a:ext cx="2679065" cy="2399665"/>
+                          </a:xfrm>
+                          <a:prstGeom prst="rect">
+                            <a:avLst/>
+                          </a:prstGeom>
+                        </pic:spPr>
+                      </pic:pic>
+                    </a:graphicData>
+                  </a:graphic>
+                </wp:anchor>
+              </w:drawing>
+            </w:r>
+            <w:r>
+              <w:rPr>
+                <w:noProof/>
+              </w:rPr>
+              <w:drawing>
+                <wp:anchor distT="0" distB="0" distL="114300" distR="114300" simplePos="0" relativeHeight="251704320" behindDoc="0" locked="0" layoutInCell="1" allowOverlap="1" wp14:anchorId="7DA241A2" wp14:editId="13C42563">
+                  <wp:simplePos x="0" y="0"/>
+                  <wp:positionH relativeFrom="column">
+                    <wp:posOffset>3793490</wp:posOffset>
+                  </wp:positionH>
+                  <wp:positionV relativeFrom="page">
+                    <wp:posOffset>2385695</wp:posOffset>
+                  </wp:positionV>
+                  <wp:extent cx="1120134" cy="2979279"/>
+                  <wp:effectExtent l="0" t="0" r="4445" b="0"/>
+                  <wp:wrapNone/>
+                  <wp:docPr id="159357524" name="Picture 1"/>
+                  <wp:cNvGraphicFramePr>
+                    <a:graphicFrameLocks xmlns:a="http://schemas.openxmlformats.org/drawingml/2006/main" noChangeAspect="1"/>
+                  </wp:cNvGraphicFramePr>
+                  <a:graphic xmlns:a="http://schemas.openxmlformats.org/drawingml/2006/main">
+                    <a:graphicData uri="http://schemas.openxmlformats.org/drawingml/2006/picture">
+                      <pic:pic xmlns:pic="http://schemas.openxmlformats.org/drawingml/2006/picture">
+                        <pic:nvPicPr>
+                          <pic:cNvPr id="159357524" name=""/>
+                          <pic:cNvPicPr/>
+                        </pic:nvPicPr>
+                        <pic:blipFill>
+                          <a:blip r:embed="rId52" cstate="print">
+                            <a:extLst>
+                              <a:ext uri="{28A0092B-C50C-407E-A947-70E740481C1C}">
+                                <a14:useLocalDpi xmlns:a14="http://schemas.microsoft.com/office/drawing/2010/main" val="0"/>
+                              </a:ext>
+                            </a:extLst>
+                          </a:blip>
+                          <a:stretch>
+                            <a:fillRect/>
+                          </a:stretch>
+                        </pic:blipFill>
+                        <pic:spPr>
+                          <a:xfrm>
+                            <a:off x="0" y="0"/>
+                            <a:ext cx="1120134" cy="2979279"/>
+                          </a:xfrm>
+                          <a:prstGeom prst="rect">
+                            <a:avLst/>
+                          </a:prstGeom>
+                        </pic:spPr>
+                      </pic:pic>
+                    </a:graphicData>
+                  </a:graphic>
+                  <wp14:sizeRelH relativeFrom="margin">
+                    <wp14:pctWidth>0</wp14:pctWidth>
+                  </wp14:sizeRelH>
+                  <wp14:sizeRelV relativeFrom="margin">
+                    <wp14:pctHeight>0</wp14:pctHeight>
+                  </wp14:sizeRelV>
+                </wp:anchor>
+              </w:drawing>
+            </w:r>
+          </w:p>
+          <w:p>
+            <w:pPr>
+              <w:cnfStyle w:val="000000000000" w:firstRow="0" w:lastRow="0" w:firstColumn="0" w:lastColumn="0" w:oddVBand="0" w:evenVBand="0" w:oddHBand="0" w:evenHBand="0" w:firstRowFirstColumn="0" w:firstRowLastColumn="0" w:lastRowFirstColumn="0" w:lastRowLastColumn="0"/>
+            </w:pPr>
+          </w:p>
+          <w:p>
+            <w:pPr>
+              <w:cnfStyle w:val="000000000000" w:firstRow="0" w:lastRow="0" w:firstColumn="0" w:lastColumn="0" w:oddVBand="0" w:evenVBand="0" w:oddHBand="0" w:evenHBand="0" w:firstRowFirstColumn="0" w:firstRowLastColumn="0" w:lastRowFirstColumn="0" w:lastRowLastColumn="0"/>
+            </w:pPr>
+            <w:r>
+              <w:rPr>
+                <w:noProof/>
+              </w:rPr>
+              <w:drawing>
+                <wp:anchor distT="0" distB="0" distL="114300" distR="114300" simplePos="0" relativeHeight="251703296" behindDoc="0" locked="0" layoutInCell="1" allowOverlap="1" wp14:anchorId="0B957553" wp14:editId="0C24E608">
+                  <wp:simplePos x="0" y="0"/>
+                  <wp:positionH relativeFrom="column">
+                    <wp:posOffset>1225550</wp:posOffset>
+                  </wp:positionH>
+                  <wp:positionV relativeFrom="page">
+                    <wp:posOffset>2728595</wp:posOffset>
+                  </wp:positionV>
+                  <wp:extent cx="2318953" cy="2743200"/>
+                  <wp:effectExtent l="0" t="0" r="5715" b="0"/>
+                  <wp:wrapNone/>
+                  <wp:docPr id="1756296320" name="Picture 1"/>
+                  <wp:cNvGraphicFramePr>
+                    <a:graphicFrameLocks xmlns:a="http://schemas.openxmlformats.org/drawingml/2006/main" noChangeAspect="1"/>
+                  </wp:cNvGraphicFramePr>
+                  <a:graphic xmlns:a="http://schemas.openxmlformats.org/drawingml/2006/main">
+                    <a:graphicData uri="http://schemas.openxmlformats.org/drawingml/2006/picture">
+                      <pic:pic xmlns:pic="http://schemas.openxmlformats.org/drawingml/2006/picture">
+                        <pic:nvPicPr>
+                          <pic:cNvPr id="1756296320" name=""/>
+                          <pic:cNvPicPr/>
+                        </pic:nvPicPr>
+                        <pic:blipFill>
+                          <a:blip r:embed="rId53" cstate="print">
+                            <a:extLst>
+                              <a:ext uri="{28A0092B-C50C-407E-A947-70E740481C1C}">
+                                <a14:useLocalDpi xmlns:a14="http://schemas.microsoft.com/office/drawing/2010/main" val="0"/>
+                              </a:ext>
+                            </a:extLst>
+                          </a:blip>
+                          <a:stretch>
+                            <a:fillRect/>
+                          </a:stretch>
+                        </pic:blipFill>
+                        <pic:spPr>
+                          <a:xfrm>
+                            <a:off x="0" y="0"/>
+                            <a:ext cx="2320505" cy="2745036"/>
+                          </a:xfrm>
+                          <a:prstGeom prst="rect">
+                            <a:avLst/>
+                          </a:prstGeom>
+                        </pic:spPr>
+                      </pic:pic>
+                    </a:graphicData>
+                  </a:graphic>
+                  <wp14:sizeRelH relativeFrom="margin">
+                    <wp14:pctWidth>0</wp14:pctWidth>
+                  </wp14:sizeRelH>
+                  <wp14:sizeRelV relativeFrom="margin">
+                    <wp14:pctHeight>0</wp14:pctHeight>
+                  </wp14:sizeRelV>
+                </wp:anchor>
+              </w:drawing>
+            </w:r>
+          </w:p>
+          <w:p>
+            <w:pPr>
+              <w:cnfStyle w:val="000000000000" w:firstRow="0" w:lastRow="0" w:firstColumn="0" w:lastColumn="0" w:oddVBand="0" w:evenVBand="0" w:oddHBand="0" w:evenHBand="0" w:firstRowFirstColumn="0" w:firstRowLastColumn="0" w:lastRowFirstColumn="0" w:lastRowLastColumn="0"/>
+            </w:pPr>
+          </w:p>
+          <w:p>
+            <w:pPr>
+              <w:cnfStyle w:val="000000000000" w:firstRow="0" w:lastRow="0" w:firstColumn="0" w:lastColumn="0" w:oddVBand="0" w:evenVBand="0" w:oddHBand="0" w:evenHBand="0" w:firstRowFirstColumn="0" w:firstRowLastColumn="0" w:lastRowFirstColumn="0" w:lastRowLastColumn="0"/>
+            </w:pPr>
+          </w:p>
+          <w:p>
+            <w:pPr>
+              <w:cnfStyle w:val="000000000000" w:firstRow="0" w:lastRow="0" w:firstColumn="0" w:lastColumn="0" w:oddVBand="0" w:evenVBand="0" w:oddHBand="0" w:evenHBand="0" w:firstRowFirstColumn="0" w:firstRowLastColumn="0" w:lastRowFirstColumn="0" w:lastRowLastColumn="0"/>
+            </w:pPr>
+          </w:p>
+          <w:p>
+            <w:pPr>
+              <w:cnfStyle w:val="000000000000" w:firstRow="0" w:lastRow="0" w:firstColumn="0" w:lastColumn="0" w:oddVBand="0" w:evenVBand="0" w:oddHBand="0" w:evenHBand="0" w:firstRowFirstColumn="0" w:firstRowLastColumn="0" w:lastRowFirstColumn="0" w:lastRowLastColumn="0"/>
+            </w:pPr>
+          </w:p>
+          <w:p>
+            <w:pPr>
+              <w:cnfStyle w:val="000000000000" w:firstRow="0" w:lastRow="0" w:firstColumn="0" w:lastColumn="0" w:oddVBand="0" w:evenVBand="0" w:oddHBand="0" w:evenHBand="0" w:firstRowFirstColumn="0" w:firstRowLastColumn="0" w:lastRowFirstColumn="0" w:lastRowLastColumn="0"/>
+            </w:pPr>
+          </w:p>
+          <w:p>
+            <w:pPr>
+              <w:cnfStyle w:val="000000000000" w:firstRow="0" w:lastRow="0" w:firstColumn="0" w:lastColumn="0" w:oddVBand="0" w:evenVBand="0" w:oddHBand="0" w:evenHBand="0" w:firstRowFirstColumn="0" w:firstRowLastColumn="0" w:lastRowFirstColumn="0" w:lastRowLastColumn="0"/>
+            </w:pPr>
+          </w:p>
+          <w:p>
+            <w:pPr>
+              <w:cnfStyle w:val="000000000000" w:firstRow="0" w:lastRow="0" w:firstColumn="0" w:lastColumn="0" w:oddVBand="0" w:evenVBand="0" w:oddHBand="0" w:evenHBand="0" w:firstRowFirstColumn="0" w:firstRowLastColumn="0" w:lastRowFirstColumn="0" w:lastRowLastColumn="0"/>
+            </w:pPr>
+          </w:p>
+          <w:p>
+            <w:pPr>
+              <w:cnfStyle w:val="000000000000" w:firstRow="0" w:lastRow="0" w:firstColumn="0" w:lastColumn="0" w:oddVBand="0" w:evenVBand="0" w:oddHBand="0" w:evenHBand="0" w:firstRowFirstColumn="0" w:firstRowLastColumn="0" w:lastRowFirstColumn="0" w:lastRowLastColumn="0"/>
+            </w:pPr>
+          </w:p>
+          <w:p>
+            <w:pPr>
+              <w:cnfStyle w:val="000000000000" w:firstRow="0" w:lastRow="0" w:firstColumn="0" w:lastColumn="0" w:oddVBand="0" w:evenVBand="0" w:oddHBand="0" w:evenHBand="0" w:firstRowFirstColumn="0" w:firstRowLastColumn="0" w:lastRowFirstColumn="0" w:lastRowLastColumn="0"/>
+            </w:pPr>
+          </w:p>
+          <w:p>
+            <w:pPr>
+              <w:cnfStyle w:val="000000000000" w:firstRow="0" w:lastRow="0" w:firstColumn="0" w:lastColumn="0" w:oddVBand="0" w:evenVBand="0" w:oddHBand="0" w:evenHBand="0" w:firstRowFirstColumn="0" w:firstRowLastColumn="0" w:lastRowFirstColumn="0" w:lastRowLastColumn="0"/>
+            </w:pPr>
+          </w:p>
+          <w:p>
+            <w:pPr>
+              <w:cnfStyle w:val="000000000000" w:firstRow="0" w:lastRow="0" w:firstColumn="0" w:lastColumn="0" w:oddVBand="0" w:evenVBand="0" w:oddHBand="0" w:evenHBand="0" w:firstRowFirstColumn="0" w:firstRowLastColumn="0" w:lastRowFirstColumn="0" w:lastRowLastColumn="0"/>
+            </w:pPr>
+          </w:p>
+          <w:p>
+            <w:pPr>
+              <w:cnfStyle w:val="000000000000" w:firstRow="0" w:lastRow="0" w:firstColumn="0" w:lastColumn="0" w:oddVBand="0" w:evenVBand="0" w:oddHBand="0" w:evenHBand="0" w:firstRowFirstColumn="0" w:firstRowLastColumn="0" w:lastRowFirstColumn="0" w:lastRowLastColumn="0"/>
+            </w:pPr>
+          </w:p>
+          <w:p>
+            <w:pPr>
+              <w:cnfStyle w:val="000000000000" w:firstRow="0" w:lastRow="0" w:firstColumn="0" w:lastColumn="0" w:oddVBand="0" w:evenVBand="0" w:oddHBand="0" w:evenHBand="0" w:firstRowFirstColumn="0" w:firstRowLastColumn="0" w:lastRowFirstColumn="0" w:lastRowLastColumn="0"/>
+            </w:pPr>
+          </w:p>
+          <w:p>
+            <w:pPr>
+              <w:cnfStyle w:val="000000000000" w:firstRow="0" w:lastRow="0" w:firstColumn="0" w:lastColumn="0" w:oddVBand="0" w:evenVBand="0" w:oddHBand="0" w:evenHBand="0" w:firstRowFirstColumn="0" w:firstRowLastColumn="0" w:lastRowFirstColumn="0" w:lastRowLastColumn="0"/>
+            </w:pPr>
+          </w:p>
+          <w:p>
+            <w:pPr>
+              <w:cnfStyle w:val="000000000000" w:firstRow="0" w:lastRow="0" w:firstColumn="0" w:lastColumn="0" w:oddVBand="0" w:evenVBand="0" w:oddHBand="0" w:evenHBand="0" w:firstRowFirstColumn="0" w:firstRowLastColumn="0" w:lastRowFirstColumn="0" w:lastRowLastColumn="0"/>
+            </w:pPr>
+          </w:p>
+          <w:p>
+            <w:pPr>
+              <w:cnfStyle w:val="000000000000" w:firstRow="0" w:lastRow="0" w:firstColumn="0" w:lastColumn="0" w:oddVBand="0" w:evenVBand="0" w:oddHBand="0" w:evenHBand="0" w:firstRowFirstColumn="0" w:firstRowLastColumn="0" w:lastRowFirstColumn="0" w:lastRowLastColumn="0"/>
+            </w:pPr>
+          </w:p>
+          <w:p>
+            <w:pPr>
+              <w:cnfStyle w:val="000000000000" w:firstRow="0" w:lastRow="0" w:firstColumn="0" w:lastColumn="0" w:oddVBand="0" w:evenVBand="0" w:oddHBand="0" w:evenHBand="0" w:firstRowFirstColumn="0" w:firstRowLastColumn="0" w:lastRowFirstColumn="0" w:lastRowLastColumn="0"/>
+            </w:pPr>
+          </w:p>
+          <w:p>
+            <w:pPr>
+              <w:cnfStyle w:val="000000000000" w:firstRow="0" w:lastRow="0" w:firstColumn="0" w:lastColumn="0" w:oddVBand="0" w:evenVBand="0" w:oddHBand="0" w:evenHBand="0" w:firstRowFirstColumn="0" w:firstRowLastColumn="0" w:lastRowFirstColumn="0" w:lastRowLastColumn="0"/>
+            </w:pPr>
+            <w:r>
+              <w:rPr>
+                <w:noProof/>
+              </w:rPr>
+              <w:lastRenderedPageBreak/>
+              <w:drawing>
+                <wp:anchor distT="0" distB="0" distL="114300" distR="114300" simplePos="0" relativeHeight="251705344" behindDoc="0" locked="0" layoutInCell="1" allowOverlap="1" wp14:anchorId="394067C8" wp14:editId="46845503">
+                  <wp:simplePos x="0" y="0"/>
+                  <wp:positionH relativeFrom="column">
+                    <wp:posOffset>-138430</wp:posOffset>
+                  </wp:positionH>
+                  <wp:positionV relativeFrom="page">
+                    <wp:posOffset>-6985</wp:posOffset>
+                  </wp:positionV>
+                  <wp:extent cx="3939540" cy="1920240"/>
+                  <wp:effectExtent l="0" t="0" r="3810" b="3810"/>
+                  <wp:wrapNone/>
+                  <wp:docPr id="1620328550" name="Picture 1"/>
+                  <wp:cNvGraphicFramePr>
+                    <a:graphicFrameLocks xmlns:a="http://schemas.openxmlformats.org/drawingml/2006/main" noChangeAspect="1"/>
+                  </wp:cNvGraphicFramePr>
+                  <a:graphic xmlns:a="http://schemas.openxmlformats.org/drawingml/2006/main">
+                    <a:graphicData uri="http://schemas.openxmlformats.org/drawingml/2006/picture">
+                      <pic:pic xmlns:pic="http://schemas.openxmlformats.org/drawingml/2006/picture">
+                        <pic:nvPicPr>
+                          <pic:cNvPr id="1620328550" name=""/>
+                          <pic:cNvPicPr/>
+                        </pic:nvPicPr>
+                        <pic:blipFill>
+                          <a:blip r:embed="rId54" cstate="print">
+                            <a:extLst>
+                              <a:ext uri="{28A0092B-C50C-407E-A947-70E740481C1C}">
+                                <a14:useLocalDpi xmlns:a14="http://schemas.microsoft.com/office/drawing/2010/main" val="0"/>
+                              </a:ext>
+                            </a:extLst>
+                          </a:blip>
+                          <a:stretch>
+                            <a:fillRect/>
+                          </a:stretch>
+                        </pic:blipFill>
+                        <pic:spPr>
+                          <a:xfrm>
+                            <a:off x="0" y="0"/>
+                            <a:ext cx="3939540" cy="1920240"/>
+                          </a:xfrm>
+                          <a:prstGeom prst="rect">
+                            <a:avLst/>
+                          </a:prstGeom>
+                        </pic:spPr>
+                      </pic:pic>
+                    </a:graphicData>
+                  </a:graphic>
+                  <wp14:sizeRelH relativeFrom="margin">
+                    <wp14:pctWidth>0</wp14:pctWidth>
+                  </wp14:sizeRelH>
+                  <wp14:sizeRelV relativeFrom="margin">
+                    <wp14:pctHeight>0</wp14:pctHeight>
+                  </wp14:sizeRelV>
+                </wp:anchor>
+              </w:drawing>
+            </w:r>
+          </w:p>
+          <w:p>
+            <w:pPr>
+              <w:cnfStyle w:val="000000000000" w:firstRow="0" w:lastRow="0" w:firstColumn="0" w:lastColumn="0" w:oddVBand="0" w:evenVBand="0" w:oddHBand="0" w:evenHBand="0" w:firstRowFirstColumn="0" w:firstRowLastColumn="0" w:lastRowFirstColumn="0" w:lastRowLastColumn="0"/>
+            </w:pPr>
+          </w:p>
+          <w:p>
+            <w:pPr>
+              <w:cnfStyle w:val="000000000000" w:firstRow="0" w:lastRow="0" w:firstColumn="0" w:lastColumn="0" w:oddVBand="0" w:evenVBand="0" w:oddHBand="0" w:evenHBand="0" w:firstRowFirstColumn="0" w:firstRowLastColumn="0" w:lastRowFirstColumn="0" w:lastRowLastColumn="0"/>
+            </w:pPr>
+          </w:p>
+          <w:p>
+            <w:pPr>
+              <w:cnfStyle w:val="000000000000" w:firstRow="0" w:lastRow="0" w:firstColumn="0" w:lastColumn="0" w:oddVBand="0" w:evenVBand="0" w:oddHBand="0" w:evenHBand="0" w:firstRowFirstColumn="0" w:firstRowLastColumn="0" w:lastRowFirstColumn="0" w:lastRowLastColumn="0"/>
+            </w:pPr>
+          </w:p>
+          <w:p>
+            <w:pPr>
+              <w:cnfStyle w:val="000000000000" w:firstRow="0" w:lastRow="0" w:firstColumn="0" w:lastColumn="0" w:oddVBand="0" w:evenVBand="0" w:oddHBand="0" w:evenHBand="0" w:firstRowFirstColumn="0" w:firstRowLastColumn="0" w:lastRowFirstColumn="0" w:lastRowLastColumn="0"/>
+            </w:pPr>
+          </w:p>
+          <w:p>
+            <w:pPr>
+              <w:cnfStyle w:val="000000000000" w:firstRow="0" w:lastRow="0" w:firstColumn="0" w:lastColumn="0" w:oddVBand="0" w:evenVBand="0" w:oddHBand="0" w:evenHBand="0" w:firstRowFirstColumn="0" w:firstRowLastColumn="0" w:lastRowFirstColumn="0" w:lastRowLastColumn="0"/>
+            </w:pPr>
+          </w:p>
+          <w:p>
+            <w:pPr>
+              <w:cnfStyle w:val="000000000000" w:firstRow="0" w:lastRow="0" w:firstColumn="0" w:lastColumn="0" w:oddVBand="0" w:evenVBand="0" w:oddHBand="0" w:evenHBand="0" w:firstRowFirstColumn="0" w:firstRowLastColumn="0" w:lastRowFirstColumn="0" w:lastRowLastColumn="0"/>
+            </w:pPr>
+          </w:p>
+          <w:p>
+            <w:pPr>
+              <w:cnfStyle w:val="000000000000" w:firstRow="0" w:lastRow="0" w:firstColumn="0" w:lastColumn="0" w:oddVBand="0" w:evenVBand="0" w:oddHBand="0" w:evenHBand="0" w:firstRowFirstColumn="0" w:firstRowLastColumn="0" w:lastRowFirstColumn="0" w:lastRowLastColumn="0"/>
+            </w:pPr>
+          </w:p>
+          <w:p>
+            <w:pPr>
+              <w:cnfStyle w:val="000000000000" w:firstRow="0" w:lastRow="0" w:firstColumn="0" w:lastColumn="0" w:oddVBand="0" w:evenVBand="0" w:oddHBand="0" w:evenHBand="0" w:firstRowFirstColumn="0" w:firstRowLastColumn="0" w:lastRowFirstColumn="0" w:lastRowLastColumn="0"/>
+            </w:pPr>
+          </w:p>
+          <w:p>
+            <w:pPr>
+              <w:cnfStyle w:val="000000000000" w:firstRow="0" w:lastRow="0" w:firstColumn="0" w:lastColumn="0" w:oddVBand="0" w:evenVBand="0" w:oddHBand="0" w:evenHBand="0" w:firstRowFirstColumn="0" w:firstRowLastColumn="0" w:lastRowFirstColumn="0" w:lastRowLastColumn="0"/>
+            </w:pPr>
+          </w:p>
+          <w:p>
+            <w:pPr>
+              <w:cnfStyle w:val="000000000000" w:firstRow="0" w:lastRow="0" w:firstColumn="0" w:lastColumn="0" w:oddVBand="0" w:evenVBand="0" w:oddHBand="0" w:evenHBand="0" w:firstRowFirstColumn="0" w:firstRowLastColumn="0" w:lastRowFirstColumn="0" w:lastRowLastColumn="0"/>
+            </w:pPr>
+            <w:r>
+              <w:rPr>
+                <w:noProof/>
+              </w:rPr>
+              <w:drawing>
+                <wp:anchor distT="0" distB="0" distL="114300" distR="114300" simplePos="0" relativeHeight="251706368" behindDoc="0" locked="0" layoutInCell="1" allowOverlap="1" wp14:anchorId="4AEDEABD" wp14:editId="4AB4C3B0">
+                  <wp:simplePos x="0" y="0"/>
+                  <wp:positionH relativeFrom="column">
+                    <wp:posOffset>-998220</wp:posOffset>
+                  </wp:positionH>
+                  <wp:positionV relativeFrom="page">
+                    <wp:posOffset>2126615</wp:posOffset>
+                  </wp:positionV>
+                  <wp:extent cx="1359535" cy="3602355"/>
+                  <wp:effectExtent l="0" t="0" r="0" b="0"/>
+                  <wp:wrapNone/>
+                  <wp:docPr id="1307847875" name="Picture 1"/>
+                  <wp:cNvGraphicFramePr>
+                    <a:graphicFrameLocks xmlns:a="http://schemas.openxmlformats.org/drawingml/2006/main" noChangeAspect="1"/>
+                  </wp:cNvGraphicFramePr>
+                  <a:graphic xmlns:a="http://schemas.openxmlformats.org/drawingml/2006/main">
+                    <a:graphicData uri="http://schemas.openxmlformats.org/drawingml/2006/picture">
+                      <pic:pic xmlns:pic="http://schemas.openxmlformats.org/drawingml/2006/picture">
+                        <pic:nvPicPr>
+                          <pic:cNvPr id="1307847875" name=""/>
+                          <pic:cNvPicPr/>
+                        </pic:nvPicPr>
+                        <pic:blipFill>
+                          <a:blip r:embed="rId55" cstate="print">
+                            <a:extLst>
+                              <a:ext uri="{28A0092B-C50C-407E-A947-70E740481C1C}">
+                                <a14:useLocalDpi xmlns:a14="http://schemas.microsoft.com/office/drawing/2010/main" val="0"/>
+                              </a:ext>
+                            </a:extLst>
+                          </a:blip>
+                          <a:stretch>
+                            <a:fillRect/>
+                          </a:stretch>
+                        </pic:blipFill>
+                        <pic:spPr>
+                          <a:xfrm>
+                            <a:off x="0" y="0"/>
+                            <a:ext cx="1359535" cy="3602355"/>
+                          </a:xfrm>
+                          <a:prstGeom prst="rect">
+                            <a:avLst/>
+                          </a:prstGeom>
+                        </pic:spPr>
+                      </pic:pic>
+                    </a:graphicData>
+                  </a:graphic>
+                  <wp14:sizeRelH relativeFrom="margin">
+                    <wp14:pctWidth>0</wp14:pctWidth>
+                  </wp14:sizeRelH>
+                  <wp14:sizeRelV relativeFrom="margin">
+                    <wp14:pctHeight>0</wp14:pctHeight>
+                  </wp14:sizeRelV>
+                </wp:anchor>
+              </w:drawing>
+            </w:r>
+          </w:p>
+          <w:p>
+            <w:pPr>
+              <w:cnfStyle w:val="000000000000" w:firstRow="0" w:lastRow="0" w:firstColumn="0" w:lastColumn="0" w:oddVBand="0" w:evenVBand="0" w:oddHBand="0" w:evenHBand="0" w:firstRowFirstColumn="0" w:firstRowLastColumn="0" w:lastRowFirstColumn="0" w:lastRowLastColumn="0"/>
+            </w:pPr>
+            <w:r>
+              <w:rPr>
+                <w:noProof/>
+              </w:rPr>
+              <w:drawing>
+                <wp:anchor distT="0" distB="0" distL="114300" distR="114300" simplePos="0" relativeHeight="251707392" behindDoc="0" locked="0" layoutInCell="1" allowOverlap="1" wp14:anchorId="1AC08AE5" wp14:editId="32358825">
+                  <wp:simplePos x="0" y="0"/>
+                  <wp:positionH relativeFrom="column">
+                    <wp:posOffset>783590</wp:posOffset>
+                  </wp:positionH>
+                  <wp:positionV relativeFrom="page">
+                    <wp:posOffset>2125345</wp:posOffset>
+                  </wp:positionV>
+                  <wp:extent cx="3114040" cy="3660140"/>
+                  <wp:effectExtent l="0" t="0" r="0" b="0"/>
+                  <wp:wrapNone/>
+                  <wp:docPr id="1868494748" name="Picture 1"/>
+                  <wp:cNvGraphicFramePr>
+                    <a:graphicFrameLocks xmlns:a="http://schemas.openxmlformats.org/drawingml/2006/main" noChangeAspect="1"/>
+                  </wp:cNvGraphicFramePr>
+                  <a:graphic xmlns:a="http://schemas.openxmlformats.org/drawingml/2006/main">
+                    <a:graphicData uri="http://schemas.openxmlformats.org/drawingml/2006/picture">
+                      <pic:pic xmlns:pic="http://schemas.openxmlformats.org/drawingml/2006/picture">
+                        <pic:nvPicPr>
+                          <pic:cNvPr id="1868494748" name=""/>
+                          <pic:cNvPicPr/>
+                        </pic:nvPicPr>
+                        <pic:blipFill>
+                          <a:blip r:embed="rId56" cstate="print">
+                            <a:extLst>
+                              <a:ext uri="{28A0092B-C50C-407E-A947-70E740481C1C}">
+                                <a14:useLocalDpi xmlns:a14="http://schemas.microsoft.com/office/drawing/2010/main" val="0"/>
+                              </a:ext>
+                            </a:extLst>
+                          </a:blip>
+                          <a:stretch>
+                            <a:fillRect/>
+                          </a:stretch>
+                        </pic:blipFill>
+                        <pic:spPr>
+                          <a:xfrm>
+                            <a:off x="0" y="0"/>
+                            <a:ext cx="3114040" cy="3660140"/>
+                          </a:xfrm>
+                          <a:prstGeom prst="rect">
+                            <a:avLst/>
+                          </a:prstGeom>
+                        </pic:spPr>
+                      </pic:pic>
+                    </a:graphicData>
+                  </a:graphic>
+                  <wp14:sizeRelH relativeFrom="margin">
+                    <wp14:pctWidth>0</wp14:pctWidth>
+                  </wp14:sizeRelH>
+                  <wp14:sizeRelV relativeFrom="margin">
+                    <wp14:pctHeight>0</wp14:pctHeight>
+                  </wp14:sizeRelV>
+                </wp:anchor>
+              </w:drawing>
+            </w:r>
+          </w:p>
+          <w:p>
+            <w:pPr>
+              <w:cnfStyle w:val="000000000000" w:firstRow="0" w:lastRow="0" w:firstColumn="0" w:lastColumn="0" w:oddVBand="0" w:evenVBand="0" w:oddHBand="0" w:evenHBand="0" w:firstRowFirstColumn="0" w:firstRowLastColumn="0" w:lastRowFirstColumn="0" w:lastRowLastColumn="0"/>
+            </w:pPr>
+          </w:p>
+          <w:p>
+            <w:pPr>
+              <w:cnfStyle w:val="000000000000" w:firstRow="0" w:lastRow="0" w:firstColumn="0" w:lastColumn="0" w:oddVBand="0" w:evenVBand="0" w:oddHBand="0" w:evenHBand="0" w:firstRowFirstColumn="0" w:firstRowLastColumn="0" w:lastRowFirstColumn="0" w:lastRowLastColumn="0"/>
+            </w:pPr>
+          </w:p>
+          <w:p>
+            <w:pPr>
+              <w:cnfStyle w:val="000000000000" w:firstRow="0" w:lastRow="0" w:firstColumn="0" w:lastColumn="0" w:oddVBand="0" w:evenVBand="0" w:oddHBand="0" w:evenHBand="0" w:firstRowFirstColumn="0" w:firstRowLastColumn="0" w:lastRowFirstColumn="0" w:lastRowLastColumn="0"/>
+            </w:pPr>
+          </w:p>
+          <w:p>
+            <w:pPr>
+              <w:cnfStyle w:val="000000000000" w:firstRow="0" w:lastRow="0" w:firstColumn="0" w:lastColumn="0" w:oddVBand="0" w:evenVBand="0" w:oddHBand="0" w:evenHBand="0" w:firstRowFirstColumn="0" w:firstRowLastColumn="0" w:lastRowFirstColumn="0" w:lastRowLastColumn="0"/>
+            </w:pPr>
+          </w:p>
+          <w:p>
+            <w:pPr>
+              <w:cnfStyle w:val="000000000000" w:firstRow="0" w:lastRow="0" w:firstColumn="0" w:lastColumn="0" w:oddVBand="0" w:evenVBand="0" w:oddHBand="0" w:evenHBand="0" w:firstRowFirstColumn="0" w:firstRowLastColumn="0" w:lastRowFirstColumn="0" w:lastRowLastColumn="0"/>
+            </w:pPr>
+          </w:p>
+          <w:p>
+            <w:pPr>
+              <w:cnfStyle w:val="000000000000" w:firstRow="0" w:lastRow="0" w:firstColumn="0" w:lastColumn="0" w:oddVBand="0" w:evenVBand="0" w:oddHBand="0" w:evenHBand="0" w:firstRowFirstColumn="0" w:firstRowLastColumn="0" w:lastRowFirstColumn="0" w:lastRowLastColumn="0"/>
+            </w:pPr>
+          </w:p>
+          <w:p>
+            <w:pPr>
+              <w:cnfStyle w:val="000000000000" w:firstRow="0" w:lastRow="0" w:firstColumn="0" w:lastColumn="0" w:oddVBand="0" w:evenVBand="0" w:oddHBand="0" w:evenHBand="0" w:firstRowFirstColumn="0" w:firstRowLastColumn="0" w:lastRowFirstColumn="0" w:lastRowLastColumn="0"/>
+            </w:pPr>
+          </w:p>
+          <w:p>
+            <w:pPr>
+              <w:cnfStyle w:val="000000000000" w:firstRow="0" w:lastRow="0" w:firstColumn="0" w:lastColumn="0" w:oddVBand="0" w:evenVBand="0" w:oddHBand="0" w:evenHBand="0" w:firstRowFirstColumn="0" w:firstRowLastColumn="0" w:lastRowFirstColumn="0" w:lastRowLastColumn="0"/>
+            </w:pPr>
+          </w:p>
+          <w:p>
+            <w:pPr>
+              <w:cnfStyle w:val="000000000000" w:firstRow="0" w:lastRow="0" w:firstColumn="0" w:lastColumn="0" w:oddVBand="0" w:evenVBand="0" w:oddHBand="0" w:evenHBand="0" w:firstRowFirstColumn="0" w:firstRowLastColumn="0" w:lastRowFirstColumn="0" w:lastRowLastColumn="0"/>
+            </w:pPr>
+          </w:p>
+          <w:p>
+            <w:pPr>
+              <w:cnfStyle w:val="000000000000" w:firstRow="0" w:lastRow="0" w:firstColumn="0" w:lastColumn="0" w:oddVBand="0" w:evenVBand="0" w:oddHBand="0" w:evenHBand="0" w:firstRowFirstColumn="0" w:firstRowLastColumn="0" w:lastRowFirstColumn="0" w:lastRowLastColumn="0"/>
+            </w:pPr>
+          </w:p>
+          <w:p>
+            <w:pPr>
+              <w:cnfStyle w:val="000000000000" w:firstRow="0" w:lastRow="0" w:firstColumn="0" w:lastColumn="0" w:oddVBand="0" w:evenVBand="0" w:oddHBand="0" w:evenHBand="0" w:firstRowFirstColumn="0" w:firstRowLastColumn="0" w:lastRowFirstColumn="0" w:lastRowLastColumn="0"/>
+            </w:pPr>
+          </w:p>
+          <w:p>
+            <w:pPr>
+              <w:cnfStyle w:val="000000000000" w:firstRow="0" w:lastRow="0" w:firstColumn="0" w:lastColumn="0" w:oddVBand="0" w:evenVBand="0" w:oddHBand="0" w:evenHBand="0" w:firstRowFirstColumn="0" w:firstRowLastColumn="0" w:lastRowFirstColumn="0" w:lastRowLastColumn="0"/>
+            </w:pPr>
+          </w:p>
+          <w:p>
+            <w:pPr>
+              <w:cnfStyle w:val="000000000000" w:firstRow="0" w:lastRow="0" w:firstColumn="0" w:lastColumn="0" w:oddVBand="0" w:evenVBand="0" w:oddHBand="0" w:evenHBand="0" w:firstRowFirstColumn="0" w:firstRowLastColumn="0" w:lastRowFirstColumn="0" w:lastRowLastColumn="0"/>
+            </w:pPr>
+          </w:p>
+          <w:p>
+            <w:pPr>
+              <w:cnfStyle w:val="000000000000" w:firstRow="0" w:lastRow="0" w:firstColumn="0" w:lastColumn="0" w:oddVBand="0" w:evenVBand="0" w:oddHBand="0" w:evenHBand="0" w:firstRowFirstColumn="0" w:firstRowLastColumn="0" w:lastRowFirstColumn="0" w:lastRowLastColumn="0"/>
+            </w:pPr>
+          </w:p>
+          <w:p>
+            <w:pPr>
+              <w:cnfStyle w:val="000000000000" w:firstRow="0" w:lastRow="0" w:firstColumn="0" w:lastColumn="0" w:oddVBand="0" w:evenVBand="0" w:oddHBand="0" w:evenHBand="0" w:firstRowFirstColumn="0" w:firstRowLastColumn="0" w:lastRowFirstColumn="0" w:lastRowLastColumn="0"/>
+            </w:pPr>
+          </w:p>
+          <w:p>
+            <w:pPr>
+              <w:cnfStyle w:val="000000000000" w:firstRow="0" w:lastRow="0" w:firstColumn="0" w:lastColumn="0" w:oddVBand="0" w:evenVBand="0" w:oddHBand="0" w:evenHBand="0" w:firstRowFirstColumn="0" w:firstRowLastColumn="0" w:lastRowFirstColumn="0" w:lastRowLastColumn="0"/>
+            </w:pPr>
+          </w:p>
+          <w:p>
+            <w:pPr>
+              <w:cnfStyle w:val="000000000000" w:firstRow="0" w:lastRow="0" w:firstColumn="0" w:lastColumn="0" w:oddVBand="0" w:evenVBand="0" w:oddHBand="0" w:evenHBand="0" w:firstRowFirstColumn="0" w:firstRowLastColumn="0" w:lastRowFirstColumn="0" w:lastRowLastColumn="0"/>
+            </w:pPr>
+          </w:p>
+          <w:p>
+            <w:pPr>
+              <w:cnfStyle w:val="000000000000" w:firstRow="0" w:lastRow="0" w:firstColumn="0" w:lastColumn="0" w:oddVBand="0" w:evenVBand="0" w:oddHBand="0" w:evenHBand="0" w:firstRowFirstColumn="0" w:firstRowLastColumn="0" w:lastRowFirstColumn="0" w:lastRowLastColumn="0"/>
+            </w:pPr>
+          </w:p>
+          <w:p>
+            <w:pPr>
+              <w:cnfStyle w:val="000000000000" w:firstRow="0" w:lastRow="0" w:firstColumn="0" w:lastColumn="0" w:oddVBand="0" w:evenVBand="0" w:oddHBand="0" w:evenHBand="0" w:firstRowFirstColumn="0" w:firstRowLastColumn="0" w:lastRowFirstColumn="0" w:lastRowLastColumn="0"/>
+            </w:pPr>
+          </w:p>
+          <w:p>
+            <w:pPr>
+              <w:cnfStyle w:val="000000000000" w:firstRow="0" w:lastRow="0" w:firstColumn="0" w:lastColumn="0" w:oddVBand="0" w:evenVBand="0" w:oddHBand="0" w:evenHBand="0" w:firstRowFirstColumn="0" w:firstRowLastColumn="0" w:lastRowFirstColumn="0" w:lastRowLastColumn="0"/>
+            </w:pPr>
+          </w:p>
+          <w:p>
+            <w:pPr>
+              <w:cnfStyle w:val="000000000000" w:firstRow="0" w:lastRow="0" w:firstColumn="0" w:lastColumn="0" w:oddVBand="0" w:evenVBand="0" w:oddHBand="0" w:evenHBand="0" w:firstRowFirstColumn="0" w:firstRowLastColumn="0" w:lastRowFirstColumn="0" w:lastRowLastColumn="0"/>
+            </w:pPr>
+            <w:r>
+              <w:rPr>
+                <w:noProof/>
+              </w:rPr>
+              <w:lastRenderedPageBreak/>
+              <w:drawing>
+                <wp:anchor distT="0" distB="0" distL="114300" distR="114300" simplePos="0" relativeHeight="251708416" behindDoc="0" locked="0" layoutInCell="1" allowOverlap="1" wp14:anchorId="5C7991C1" wp14:editId="59AC378B">
+                  <wp:simplePos x="0" y="0"/>
+                  <wp:positionH relativeFrom="column">
+                    <wp:posOffset>-602615</wp:posOffset>
+                  </wp:positionH>
+                  <wp:positionV relativeFrom="paragraph">
+                    <wp:posOffset>8255</wp:posOffset>
+                  </wp:positionV>
+                  <wp:extent cx="5128260" cy="2481096"/>
+                  <wp:effectExtent l="0" t="0" r="0" b="0"/>
+                  <wp:wrapNone/>
+                  <wp:docPr id="1367319636" name="Picture 1"/>
+                  <wp:cNvGraphicFramePr>
+                    <a:graphicFrameLocks xmlns:a="http://schemas.openxmlformats.org/drawingml/2006/main" noChangeAspect="1"/>
+                  </wp:cNvGraphicFramePr>
+                  <a:graphic xmlns:a="http://schemas.openxmlformats.org/drawingml/2006/main">
+                    <a:graphicData uri="http://schemas.openxmlformats.org/drawingml/2006/picture">
+                      <pic:pic xmlns:pic="http://schemas.openxmlformats.org/drawingml/2006/picture">
+                        <pic:nvPicPr>
+                          <pic:cNvPr id="1367319636" name=""/>
+                          <pic:cNvPicPr/>
+                        </pic:nvPicPr>
+                        <pic:blipFill>
+                          <a:blip r:embed="rId57" cstate="print">
+                            <a:extLst>
+                              <a:ext uri="{28A0092B-C50C-407E-A947-70E740481C1C}">
+                                <a14:useLocalDpi xmlns:a14="http://schemas.microsoft.com/office/drawing/2010/main" val="0"/>
+                              </a:ext>
+                            </a:extLst>
+                          </a:blip>
+                          <a:stretch>
+                            <a:fillRect/>
+                          </a:stretch>
+                        </pic:blipFill>
+                        <pic:spPr>
+                          <a:xfrm>
+                            <a:off x="0" y="0"/>
+                            <a:ext cx="5128260" cy="2481096"/>
+                          </a:xfrm>
+                          <a:prstGeom prst="rect">
+                            <a:avLst/>
+                          </a:prstGeom>
+                        </pic:spPr>
+                      </pic:pic>
+                    </a:graphicData>
+                  </a:graphic>
+                  <wp14:sizeRelH relativeFrom="margin">
+                    <wp14:pctWidth>0</wp14:pctWidth>
+                  </wp14:sizeRelH>
+                  <wp14:sizeRelV relativeFrom="margin">
+                    <wp14:pctHeight>0</wp14:pctHeight>
+                  </wp14:sizeRelV>
+                </wp:anchor>
+              </w:drawing>
+            </w:r>
+          </w:p>
+          <w:p>
+            <w:pPr>
+              <w:cnfStyle w:val="000000000000" w:firstRow="0" w:lastRow="0" w:firstColumn="0" w:lastColumn="0" w:oddVBand="0" w:evenVBand="0" w:oddHBand="0" w:evenHBand="0" w:firstRowFirstColumn="0" w:firstRowLastColumn="0" w:lastRowFirstColumn="0" w:lastRowLastColumn="0"/>
+            </w:pPr>
+          </w:p>
+          <w:p>
+            <w:pPr>
+              <w:cnfStyle w:val="000000000000" w:firstRow="0" w:lastRow="0" w:firstColumn="0" w:lastColumn="0" w:oddVBand="0" w:evenVBand="0" w:oddHBand="0" w:evenHBand="0" w:firstRowFirstColumn="0" w:firstRowLastColumn="0" w:lastRowFirstColumn="0" w:lastRowLastColumn="0"/>
+            </w:pPr>
+          </w:p>
+          <w:p>
+            <w:pPr>
+              <w:cnfStyle w:val="000000000000" w:firstRow="0" w:lastRow="0" w:firstColumn="0" w:lastColumn="0" w:oddVBand="0" w:evenVBand="0" w:oddHBand="0" w:evenHBand="0" w:firstRowFirstColumn="0" w:firstRowLastColumn="0" w:lastRowFirstColumn="0" w:lastRowLastColumn="0"/>
+            </w:pPr>
+          </w:p>
+          <w:p>
+            <w:pPr>
+              <w:cnfStyle w:val="000000000000" w:firstRow="0" w:lastRow="0" w:firstColumn="0" w:lastColumn="0" w:oddVBand="0" w:evenVBand="0" w:oddHBand="0" w:evenHBand="0" w:firstRowFirstColumn="0" w:firstRowLastColumn="0" w:lastRowFirstColumn="0" w:lastRowLastColumn="0"/>
+            </w:pPr>
+          </w:p>
+          <w:p>
+            <w:pPr>
+              <w:cnfStyle w:val="000000000000" w:firstRow="0" w:lastRow="0" w:firstColumn="0" w:lastColumn="0" w:oddVBand="0" w:evenVBand="0" w:oddHBand="0" w:evenHBand="0" w:firstRowFirstColumn="0" w:firstRowLastColumn="0" w:lastRowFirstColumn="0" w:lastRowLastColumn="0"/>
+            </w:pPr>
+          </w:p>
+          <w:p>
+            <w:pPr>
+              <w:cnfStyle w:val="000000000000" w:firstRow="0" w:lastRow="0" w:firstColumn="0" w:lastColumn="0" w:oddVBand="0" w:evenVBand="0" w:oddHBand="0" w:evenHBand="0" w:firstRowFirstColumn="0" w:firstRowLastColumn="0" w:lastRowFirstColumn="0" w:lastRowLastColumn="0"/>
+            </w:pPr>
+          </w:p>
+          <w:p>
+            <w:pPr>
+              <w:cnfStyle w:val="000000000000" w:firstRow="0" w:lastRow="0" w:firstColumn="0" w:lastColumn="0" w:oddVBand="0" w:evenVBand="0" w:oddHBand="0" w:evenHBand="0" w:firstRowFirstColumn="0" w:firstRowLastColumn="0" w:lastRowFirstColumn="0" w:lastRowLastColumn="0"/>
+            </w:pPr>
+          </w:p>
+          <w:p>
+            <w:pPr>
+              <w:cnfStyle w:val="000000000000" w:firstRow="0" w:lastRow="0" w:firstColumn="0" w:lastColumn="0" w:oddVBand="0" w:evenVBand="0" w:oddHBand="0" w:evenHBand="0" w:firstRowFirstColumn="0" w:firstRowLastColumn="0" w:lastRowFirstColumn="0" w:lastRowLastColumn="0"/>
+            </w:pPr>
+          </w:p>
+          <w:p>
+            <w:pPr>
+              <w:cnfStyle w:val="000000000000" w:firstRow="0" w:lastRow="0" w:firstColumn="0" w:lastColumn="0" w:oddVBand="0" w:evenVBand="0" w:oddHBand="0" w:evenHBand="0" w:firstRowFirstColumn="0" w:firstRowLastColumn="0" w:lastRowFirstColumn="0" w:lastRowLastColumn="0"/>
+            </w:pPr>
+          </w:p>
+          <w:p>
+            <w:pPr>
+              <w:cnfStyle w:val="000000000000" w:firstRow="0" w:lastRow="0" w:firstColumn="0" w:lastColumn="0" w:oddVBand="0" w:evenVBand="0" w:oddHBand="0" w:evenHBand="0" w:firstRowFirstColumn="0" w:firstRowLastColumn="0" w:lastRowFirstColumn="0" w:lastRowLastColumn="0"/>
+            </w:pPr>
+          </w:p>
+          <w:p>
+            <w:pPr>
+              <w:cnfStyle w:val="000000000000" w:firstRow="0" w:lastRow="0" w:firstColumn="0" w:lastColumn="0" w:oddVBand="0" w:evenVBand="0" w:oddHBand="0" w:evenHBand="0" w:firstRowFirstColumn="0" w:firstRowLastColumn="0" w:lastRowFirstColumn="0" w:lastRowLastColumn="0"/>
+            </w:pPr>
+          </w:p>
+          <w:p>
+            <w:pPr>
+              <w:cnfStyle w:val="000000000000" w:firstRow="0" w:lastRow="0" w:firstColumn="0" w:lastColumn="0" w:oddVBand="0" w:evenVBand="0" w:oddHBand="0" w:evenHBand="0" w:firstRowFirstColumn="0" w:firstRowLastColumn="0" w:lastRowFirstColumn="0" w:lastRowLastColumn="0"/>
+            </w:pPr>
+          </w:p>
+          <w:p>
+            <w:pPr>
+              <w:cnfStyle w:val="000000000000" w:firstRow="0" w:lastRow="0" w:firstColumn="0" w:lastColumn="0" w:oddVBand="0" w:evenVBand="0" w:oddHBand="0" w:evenHBand="0" w:firstRowFirstColumn="0" w:firstRowLastColumn="0" w:lastRowFirstColumn="0" w:lastRowLastColumn="0"/>
+            </w:pPr>
+          </w:p>
+          <w:p>
+            <w:pPr>
+              <w:cnfStyle w:val="000000000000" w:firstRow="0" w:lastRow="0" w:firstColumn="0" w:lastColumn="0" w:oddVBand="0" w:evenVBand="0" w:oddHBand="0" w:evenHBand="0" w:firstRowFirstColumn="0" w:firstRowLastColumn="0" w:lastRowFirstColumn="0" w:lastRowLastColumn="0"/>
+            </w:pPr>
+          </w:p>
+          <w:p>
+            <w:pPr>
+              <w:cnfStyle w:val="000000000000" w:firstRow="0" w:lastRow="0" w:firstColumn="0" w:lastColumn="0" w:oddVBand="0" w:evenVBand="0" w:oddHBand="0" w:evenHBand="0" w:firstRowFirstColumn="0" w:firstRowLastColumn="0" w:lastRowFirstColumn="0" w:lastRowLastColumn="0"/>
+            </w:pPr>
+          </w:p>
+          <w:p>
+            <w:pPr>
+              <w:cnfStyle w:val="000000000000" w:firstRow="0" w:lastRow="0" w:firstColumn="0" w:lastColumn="0" w:oddVBand="0" w:evenVBand="0" w:oddHBand="0" w:evenHBand="0" w:firstRowFirstColumn="0" w:firstRowLastColumn="0" w:lastRowFirstColumn="0" w:lastRowLastColumn="0"/>
+            </w:pPr>
+            <w:r>
+              <w:rPr>
+                <w:noProof/>
+              </w:rPr>
+              <w:drawing>
+                <wp:anchor distT="0" distB="0" distL="114300" distR="114300" simplePos="0" relativeHeight="251710464" behindDoc="0" locked="0" layoutInCell="1" allowOverlap="1" wp14:anchorId="5F59EF6F" wp14:editId="28D944EA">
+                  <wp:simplePos x="0" y="0"/>
+                  <wp:positionH relativeFrom="column">
+                    <wp:posOffset>-69850</wp:posOffset>
+                  </wp:positionH>
+                  <wp:positionV relativeFrom="page">
+                    <wp:posOffset>3193415</wp:posOffset>
+                  </wp:positionV>
+                  <wp:extent cx="4895215" cy="2573655"/>
+                  <wp:effectExtent l="0" t="0" r="635" b="0"/>
+                  <wp:wrapNone/>
+                  <wp:docPr id="73749505" name="Picture 1"/>
+                  <wp:cNvGraphicFramePr>
+                    <a:graphicFrameLocks xmlns:a="http://schemas.openxmlformats.org/drawingml/2006/main" noChangeAspect="1"/>
+                  </wp:cNvGraphicFramePr>
+                  <a:graphic xmlns:a="http://schemas.openxmlformats.org/drawingml/2006/main">
+                    <a:graphicData uri="http://schemas.openxmlformats.org/drawingml/2006/picture">
+                      <pic:pic xmlns:pic="http://schemas.openxmlformats.org/drawingml/2006/picture">
+                        <pic:nvPicPr>
+                          <pic:cNvPr id="73749505" name=""/>
+                          <pic:cNvPicPr/>
+                        </pic:nvPicPr>
+                        <pic:blipFill>
+                          <a:blip r:embed="rId58" cstate="print">
+                            <a:extLst>
+                              <a:ext uri="{28A0092B-C50C-407E-A947-70E740481C1C}">
+                                <a14:useLocalDpi xmlns:a14="http://schemas.microsoft.com/office/drawing/2010/main" val="0"/>
+                              </a:ext>
+                            </a:extLst>
+                          </a:blip>
+                          <a:stretch>
+                            <a:fillRect/>
+                          </a:stretch>
+                        </pic:blipFill>
+                        <pic:spPr>
+                          <a:xfrm>
+                            <a:off x="0" y="0"/>
+                            <a:ext cx="4895215" cy="2573655"/>
+                          </a:xfrm>
+                          <a:prstGeom prst="rect">
+                            <a:avLst/>
+                          </a:prstGeom>
+                        </pic:spPr>
+                      </pic:pic>
+                    </a:graphicData>
+                  </a:graphic>
+                  <wp14:sizeRelH relativeFrom="margin">
+                    <wp14:pctWidth>0</wp14:pctWidth>
+                  </wp14:sizeRelH>
+                  <wp14:sizeRelV relativeFrom="margin">
+                    <wp14:pctHeight>0</wp14:pctHeight>
+                  </wp14:sizeRelV>
+                </wp:anchor>
+              </w:drawing>
+            </w:r>
+          </w:p>
+          <w:p>
+            <w:pPr>
+              <w:cnfStyle w:val="000000000000" w:firstRow="0" w:lastRow="0" w:firstColumn="0" w:lastColumn="0" w:oddVBand="0" w:evenVBand="0" w:oddHBand="0" w:evenHBand="0" w:firstRowFirstColumn="0" w:firstRowLastColumn="0" w:lastRowFirstColumn="0" w:lastRowLastColumn="0"/>
+            </w:pPr>
+          </w:p>
+          <w:p>
+            <w:pPr>
+              <w:cnfStyle w:val="000000000000" w:firstRow="0" w:lastRow="0" w:firstColumn="0" w:lastColumn="0" w:oddVBand="0" w:evenVBand="0" w:oddHBand="0" w:evenHBand="0" w:firstRowFirstColumn="0" w:firstRowLastColumn="0" w:lastRowFirstColumn="0" w:lastRowLastColumn="0"/>
+            </w:pPr>
+          </w:p>
+          <w:p>
+            <w:pPr>
+              <w:cnfStyle w:val="000000000000" w:firstRow="0" w:lastRow="0" w:firstColumn="0" w:lastColumn="0" w:oddVBand="0" w:evenVBand="0" w:oddHBand="0" w:evenHBand="0" w:firstRowFirstColumn="0" w:firstRowLastColumn="0" w:lastRowFirstColumn="0" w:lastRowLastColumn="0"/>
+            </w:pPr>
+          </w:p>
+          <w:p>
+            <w:pPr>
+              <w:cnfStyle w:val="000000000000" w:firstRow="0" w:lastRow="0" w:firstColumn="0" w:lastColumn="0" w:oddVBand="0" w:evenVBand="0" w:oddHBand="0" w:evenHBand="0" w:firstRowFirstColumn="0" w:firstRowLastColumn="0" w:lastRowFirstColumn="0" w:lastRowLastColumn="0"/>
+            </w:pPr>
+          </w:p>
+          <w:p>
+            <w:pPr>
+              <w:cnfStyle w:val="000000000000" w:firstRow="0" w:lastRow="0" w:firstColumn="0" w:lastColumn="0" w:oddVBand="0" w:evenVBand="0" w:oddHBand="0" w:evenHBand="0" w:firstRowFirstColumn="0" w:firstRowLastColumn="0" w:lastRowFirstColumn="0" w:lastRowLastColumn="0"/>
+            </w:pPr>
+          </w:p>
+          <w:p>
+            <w:pPr>
+              <w:cnfStyle w:val="000000000000" w:firstRow="0" w:lastRow="0" w:firstColumn="0" w:lastColumn="0" w:oddVBand="0" w:evenVBand="0" w:oddHBand="0" w:evenHBand="0" w:firstRowFirstColumn="0" w:firstRowLastColumn="0" w:lastRowFirstColumn="0" w:lastRowLastColumn="0"/>
+            </w:pPr>
+          </w:p>
+          <w:p>
+            <w:pPr>
+              <w:cnfStyle w:val="000000000000" w:firstRow="0" w:lastRow="0" w:firstColumn="0" w:lastColumn="0" w:oddVBand="0" w:evenVBand="0" w:oddHBand="0" w:evenHBand="0" w:firstRowFirstColumn="0" w:firstRowLastColumn="0" w:lastRowFirstColumn="0" w:lastRowLastColumn="0"/>
+            </w:pPr>
+          </w:p>
+          <w:p>
+            <w:pPr>
+              <w:cnfStyle w:val="000000000000" w:firstRow="0" w:lastRow="0" w:firstColumn="0" w:lastColumn="0" w:oddVBand="0" w:evenVBand="0" w:oddHBand="0" w:evenHBand="0" w:firstRowFirstColumn="0" w:firstRowLastColumn="0" w:lastRowFirstColumn="0" w:lastRowLastColumn="0"/>
+            </w:pPr>
+          </w:p>
+          <w:p>
+            <w:pPr>
+              <w:cnfStyle w:val="000000000000" w:firstRow="0" w:lastRow="0" w:firstColumn="0" w:lastColumn="0" w:oddVBand="0" w:evenVBand="0" w:oddHBand="0" w:evenHBand="0" w:firstRowFirstColumn="0" w:firstRowLastColumn="0" w:lastRowFirstColumn="0" w:lastRowLastColumn="0"/>
+            </w:pPr>
+          </w:p>
+          <w:p>
+            <w:pPr>
+              <w:cnfStyle w:val="000000000000" w:firstRow="0" w:lastRow="0" w:firstColumn="0" w:lastColumn="0" w:oddVBand="0" w:evenVBand="0" w:oddHBand="0" w:evenHBand="0" w:firstRowFirstColumn="0" w:firstRowLastColumn="0" w:lastRowFirstColumn="0" w:lastRowLastColumn="0"/>
+            </w:pPr>
+          </w:p>
+          <w:p>
+            <w:pPr>
+              <w:cnfStyle w:val="000000000000" w:firstRow="0" w:lastRow="0" w:firstColumn="0" w:lastColumn="0" w:oddVBand="0" w:evenVBand="0" w:oddHBand="0" w:evenHBand="0" w:firstRowFirstColumn="0" w:firstRowLastColumn="0" w:lastRowFirstColumn="0" w:lastRowLastColumn="0"/>
+            </w:pPr>
+          </w:p>
+          <w:p>
+            <w:pPr>
+              <w:cnfStyle w:val="000000000000" w:firstRow="0" w:lastRow="0" w:firstColumn="0" w:lastColumn="0" w:oddVBand="0" w:evenVBand="0" w:oddHBand="0" w:evenHBand="0" w:firstRowFirstColumn="0" w:firstRowLastColumn="0" w:lastRowFirstColumn="0" w:lastRowLastColumn="0"/>
+            </w:pPr>
+          </w:p>
+          <w:p>
+            <w:pPr>
+              <w:cnfStyle w:val="000000000000" w:firstRow="0" w:lastRow="0" w:firstColumn="0" w:lastColumn="0" w:oddVBand="0" w:evenVBand="0" w:oddHBand="0" w:evenHBand="0" w:firstRowFirstColumn="0" w:firstRowLastColumn="0" w:lastRowFirstColumn="0" w:lastRowLastColumn="0"/>
+            </w:pPr>
+          </w:p>
+          <w:p>
+            <w:pPr>
+              <w:cnfStyle w:val="000000000000" w:firstRow="0" w:lastRow="0" w:firstColumn="0" w:lastColumn="0" w:oddVBand="0" w:evenVBand="0" w:oddHBand="0" w:evenHBand="0" w:firstRowFirstColumn="0" w:firstRowLastColumn="0" w:lastRowFirstColumn="0" w:lastRowLastColumn="0"/>
+            </w:pPr>
+          </w:p>
+          <w:p>
+            <w:pPr>
+              <w:cnfStyle w:val="000000000000" w:firstRow="0" w:lastRow="0" w:firstColumn="0" w:lastColumn="0" w:oddVBand="0" w:evenVBand="0" w:oddHBand="0" w:evenHBand="0" w:firstRowFirstColumn="0" w:firstRowLastColumn="0" w:lastRowFirstColumn="0" w:lastRowLastColumn="0"/>
+            </w:pPr>
+          </w:p>
+          <w:p>
+            <w:pPr>
+              <w:cnfStyle w:val="000000000000" w:firstRow="0" w:lastRow="0" w:firstColumn="0" w:lastColumn="0" w:oddVBand="0" w:evenVBand="0" w:oddHBand="0" w:evenHBand="0" w:firstRowFirstColumn="0" w:firstRowLastColumn="0" w:lastRowFirstColumn="0" w:lastRowLastColumn="0"/>
+            </w:pPr>
+            <w:r>
+              <w:rPr>
+                <w:noProof/>
+              </w:rPr>
+              <w:lastRenderedPageBreak/>
+              <w:drawing>
+                <wp:anchor distT="0" distB="0" distL="114300" distR="114300" simplePos="0" relativeHeight="251711488" behindDoc="0" locked="0" layoutInCell="1" allowOverlap="1" wp14:anchorId="1A4572CF" wp14:editId="2B15F91B">
+                  <wp:simplePos x="0" y="0"/>
+                  <wp:positionH relativeFrom="column">
+                    <wp:posOffset>44450</wp:posOffset>
+                  </wp:positionH>
+                  <wp:positionV relativeFrom="page">
+                    <wp:posOffset>-6985</wp:posOffset>
+                  </wp:positionV>
+                  <wp:extent cx="4878070" cy="2346960"/>
+                  <wp:effectExtent l="0" t="0" r="0" b="0"/>
+                  <wp:wrapNone/>
+                  <wp:docPr id="2090436000" name="Picture 1"/>
+                  <wp:cNvGraphicFramePr>
+                    <a:graphicFrameLocks xmlns:a="http://schemas.openxmlformats.org/drawingml/2006/main" noChangeAspect="1"/>
+                  </wp:cNvGraphicFramePr>
+                  <a:graphic xmlns:a="http://schemas.openxmlformats.org/drawingml/2006/main">
+                    <a:graphicData uri="http://schemas.openxmlformats.org/drawingml/2006/picture">
+                      <pic:pic xmlns:pic="http://schemas.openxmlformats.org/drawingml/2006/picture">
+                        <pic:nvPicPr>
+                          <pic:cNvPr id="2090436000" name=""/>
+                          <pic:cNvPicPr/>
+                        </pic:nvPicPr>
+                        <pic:blipFill>
+                          <a:blip r:embed="rId59" cstate="print">
+                            <a:extLst>
+                              <a:ext uri="{28A0092B-C50C-407E-A947-70E740481C1C}">
+                                <a14:useLocalDpi xmlns:a14="http://schemas.microsoft.com/office/drawing/2010/main" val="0"/>
+                              </a:ext>
+                            </a:extLst>
+                          </a:blip>
+                          <a:stretch>
+                            <a:fillRect/>
+                          </a:stretch>
+                        </pic:blipFill>
+                        <pic:spPr>
+                          <a:xfrm>
+                            <a:off x="0" y="0"/>
+                            <a:ext cx="4878070" cy="2346960"/>
+                          </a:xfrm>
+                          <a:prstGeom prst="rect">
+                            <a:avLst/>
+                          </a:prstGeom>
+                        </pic:spPr>
+                      </pic:pic>
+                    </a:graphicData>
+                  </a:graphic>
+                  <wp14:sizeRelH relativeFrom="margin">
+                    <wp14:pctWidth>0</wp14:pctWidth>
+                  </wp14:sizeRelH>
+                  <wp14:sizeRelV relativeFrom="margin">
+                    <wp14:pctHeight>0</wp14:pctHeight>
+                  </wp14:sizeRelV>
+                </wp:anchor>
+              </w:drawing>
+            </w:r>
+          </w:p>
+          <w:p>
+            <w:pPr>
+              <w:cnfStyle w:val="000000000000" w:firstRow="0" w:lastRow="0" w:firstColumn="0" w:lastColumn="0" w:oddVBand="0" w:evenVBand="0" w:oddHBand="0" w:evenHBand="0" w:firstRowFirstColumn="0" w:firstRowLastColumn="0" w:lastRowFirstColumn="0" w:lastRowLastColumn="0"/>
+            </w:pPr>
+          </w:p>
+          <w:p>
+            <w:pPr>
+              <w:cnfStyle w:val="000000000000" w:firstRow="0" w:lastRow="0" w:firstColumn="0" w:lastColumn="0" w:oddVBand="0" w:evenVBand="0" w:oddHBand="0" w:evenHBand="0" w:firstRowFirstColumn="0" w:firstRowLastColumn="0" w:lastRowFirstColumn="0" w:lastRowLastColumn="0"/>
+            </w:pPr>
+          </w:p>
+          <w:p>
+            <w:pPr>
+              <w:cnfStyle w:val="000000000000" w:firstRow="0" w:lastRow="0" w:firstColumn="0" w:lastColumn="0" w:oddVBand="0" w:evenVBand="0" w:oddHBand="0" w:evenHBand="0" w:firstRowFirstColumn="0" w:firstRowLastColumn="0" w:lastRowFirstColumn="0" w:lastRowLastColumn="0"/>
+            </w:pPr>
+          </w:p>
+          <w:p>
+            <w:pPr>
+              <w:cnfStyle w:val="000000000000" w:firstRow="0" w:lastRow="0" w:firstColumn="0" w:lastColumn="0" w:oddVBand="0" w:evenVBand="0" w:oddHBand="0" w:evenHBand="0" w:firstRowFirstColumn="0" w:firstRowLastColumn="0" w:lastRowFirstColumn="0" w:lastRowLastColumn="0"/>
+            </w:pPr>
+          </w:p>
+          <w:p>
+            <w:pPr>
+              <w:cnfStyle w:val="000000000000" w:firstRow="0" w:lastRow="0" w:firstColumn="0" w:lastColumn="0" w:oddVBand="0" w:evenVBand="0" w:oddHBand="0" w:evenHBand="0" w:firstRowFirstColumn="0" w:firstRowLastColumn="0" w:lastRowFirstColumn="0" w:lastRowLastColumn="0"/>
+            </w:pPr>
+          </w:p>
+        </w:tc>
+      </w:tr>
+    </w:tbl>
+    <w:p>
+      <w:r>
+        <w:rPr>
+          <w:noProof/>
+        </w:rPr>
+        <w:lastRenderedPageBreak/>
+        <w:drawing>
+          <wp:anchor distT="0" distB="0" distL="114300" distR="114300" simplePos="0" relativeHeight="251713536" behindDoc="0" locked="0" layoutInCell="1" allowOverlap="1" wp14:anchorId="100B8279" wp14:editId="3C4B1E61">
+            <wp:simplePos x="0" y="0"/>
+            <wp:positionH relativeFrom="margin">
+              <wp:align>right</wp:align>
+            </wp:positionH>
+            <wp:positionV relativeFrom="page">
+              <wp:posOffset>3230880</wp:posOffset>
+            </wp:positionV>
+            <wp:extent cx="2622550" cy="3085465"/>
+            <wp:effectExtent l="0" t="0" r="6350" b="635"/>
+            <wp:wrapNone/>
+            <wp:docPr id="72605658" name="Picture 1"/>
+            <wp:cNvGraphicFramePr>
+              <a:graphicFrameLocks xmlns:a="http://schemas.openxmlformats.org/drawingml/2006/main" noChangeAspect="1"/>
+            </wp:cNvGraphicFramePr>
+            <a:graphic xmlns:a="http://schemas.openxmlformats.org/drawingml/2006/main">
+              <a:graphicData uri="http://schemas.openxmlformats.org/drawingml/2006/picture">
+                <pic:pic xmlns:pic="http://schemas.openxmlformats.org/drawingml/2006/picture">
+                  <pic:nvPicPr>
+                    <pic:cNvPr id="72605658" name=""/>
+                    <pic:cNvPicPr/>
+                  </pic:nvPicPr>
+                  <pic:blipFill>
+                    <a:blip r:embed="rId60" cstate="print">
+                      <a:extLst>
+                        <a:ext uri="{28A0092B-C50C-407E-A947-70E740481C1C}">
+                          <a14:useLocalDpi xmlns:a14="http://schemas.microsoft.com/office/drawing/2010/main" val="0"/>
+                        </a:ext>
+                      </a:extLst>
+                    </a:blip>
+                    <a:stretch>
+                      <a:fillRect/>
+                    </a:stretch>
+                  </pic:blipFill>
+                  <pic:spPr>
+                    <a:xfrm>
+                      <a:off x="0" y="0"/>
+                      <a:ext cx="2622550" cy="3085465"/>
+                    </a:xfrm>
+                    <a:prstGeom prst="rect">
+                      <a:avLst/>
+                    </a:prstGeom>
+                  </pic:spPr>
+                </pic:pic>
+              </a:graphicData>
+            </a:graphic>
+            <wp14:sizeRelH relativeFrom="margin">
+              <wp14:pctWidth>0</wp14:pctWidth>
+            </wp14:sizeRelH>
+            <wp14:sizeRelV relativeFrom="margin">
+              <wp14:pctHeight>0</wp14:pctHeight>
+            </wp14:sizeRelV>
+          </wp:anchor>
+        </w:drawing>
+      </w:r>
+      <w:r>
+        <w:rPr>
+          <w:noProof/>
+        </w:rPr>
+        <w:drawing>
+          <wp:anchor distT="0" distB="0" distL="114300" distR="114300" simplePos="0" relativeHeight="251712512" behindDoc="0" locked="0" layoutInCell="1" allowOverlap="1" wp14:anchorId="75B39DA3" wp14:editId="01EB55E7">
+            <wp:simplePos x="0" y="0"/>
+            <wp:positionH relativeFrom="column">
+              <wp:posOffset>4800600</wp:posOffset>
+            </wp:positionH>
+            <wp:positionV relativeFrom="page">
+              <wp:posOffset>3238500</wp:posOffset>
+            </wp:positionV>
+            <wp:extent cx="1221915" cy="3205651"/>
+            <wp:effectExtent l="0" t="0" r="0" b="0"/>
+            <wp:wrapNone/>
+            <wp:docPr id="1571908358" name="Picture 1"/>
+            <wp:cNvGraphicFramePr>
+              <a:graphicFrameLocks xmlns:a="http://schemas.openxmlformats.org/drawingml/2006/main" noChangeAspect="1"/>
+            </wp:cNvGraphicFramePr>
+            <a:graphic xmlns:a="http://schemas.openxmlformats.org/drawingml/2006/main">
+              <a:graphicData uri="http://schemas.openxmlformats.org/drawingml/2006/picture">
+                <pic:pic xmlns:pic="http://schemas.openxmlformats.org/drawingml/2006/picture">
+                  <pic:nvPicPr>
+                    <pic:cNvPr id="1571908358" name=""/>
+                    <pic:cNvPicPr/>
+                  </pic:nvPicPr>
+                  <pic:blipFill>
+                    <a:blip r:embed="rId61" cstate="print">
+                      <a:extLst>
+                        <a:ext uri="{28A0092B-C50C-407E-A947-70E740481C1C}">
+                          <a14:useLocalDpi xmlns:a14="http://schemas.microsoft.com/office/drawing/2010/main" val="0"/>
+                        </a:ext>
+                      </a:extLst>
+                    </a:blip>
+                    <a:stretch>
+                      <a:fillRect/>
+                    </a:stretch>
+                  </pic:blipFill>
+                  <pic:spPr>
+                    <a:xfrm>
+                      <a:off x="0" y="0"/>
+                      <a:ext cx="1221915" cy="3205651"/>
+                    </a:xfrm>
+                    <a:prstGeom prst="rect">
+                      <a:avLst/>
+                    </a:prstGeom>
+                  </pic:spPr>
+                </pic:pic>
+              </a:graphicData>
+            </a:graphic>
+            <wp14:sizeRelH relativeFrom="margin">
+              <wp14:pctWidth>0</wp14:pctWidth>
+            </wp14:sizeRelH>
+            <wp14:sizeRelV relativeFrom="margin">
+              <wp14:pctHeight>0</wp14:pctHeight>
+            </wp14:sizeRelV>
+          </wp:anchor>
+        </w:drawing>
+      </w:r>
+    </w:p>
+    <w:p>
+      <w:r>
+        <w:rPr>
+          <w:sz w:val="44"/>
+          <w:szCs w:val="44"/>
+        </w:rPr>
+        <w:lastRenderedPageBreak/>
+        <w:t xml:space="preserve">Solutions to </w:t>
+      </w:r>
+      <w:r>
+        <w:rPr>
+          <w:sz w:val="44"/>
+          <w:szCs w:val="44"/>
+        </w:rPr>
+        <w:t xml:space="preserve">Version </w:t>
+      </w:r>
+      <w:r>
+        <w:rPr>
+          <w:sz w:val="44"/>
+          <w:szCs w:val="44"/>
+        </w:rPr>
+        <w:t>2</w:t>
+      </w:r>
+      <w:r>
+        <w:rPr>
+          <w:sz w:val="44"/>
+          <w:szCs w:val="44"/>
+        </w:rPr>
+        <w:t xml:space="preserve"> </w:t>
+      </w:r>
+      <w:r>
+        <w:rPr>
+          <w:sz w:val="44"/>
+          <w:szCs w:val="44"/>
+        </w:rPr>
+        <w:t>Fails:</w:t>
+      </w:r>
+    </w:p>
+    <w:p>
+      <w:pPr>
+        <w:rPr>
+          <w:sz w:val="32"/>
+          <w:szCs w:val="32"/>
+        </w:rPr>
+      </w:pPr>
+      <w:r>
+        <w:rPr>
+          <w:sz w:val="32"/>
+          <w:szCs w:val="32"/>
+        </w:rPr>
+        <w:t xml:space="preserve">Larger image size leading to </w:t>
+      </w:r>
+      <w:r>
+        <w:rPr>
+          <w:sz w:val="32"/>
+          <w:szCs w:val="32"/>
+        </w:rPr>
+        <w:t>incorrect content display</w:t>
+      </w:r>
+      <w:r>
+        <w:rPr>
+          <w:sz w:val="32"/>
+          <w:szCs w:val="32"/>
+        </w:rPr>
+        <w:t xml:space="preserve"> on Home and </w:t>
+      </w:r>
+      <w:r>
+        <w:rPr>
+          <w:sz w:val="32"/>
+          <w:szCs w:val="32"/>
+        </w:rPr>
+        <w:t>Learn</w:t>
+      </w:r>
+      <w:r>
+        <w:rPr>
+          <w:sz w:val="32"/>
+          <w:szCs w:val="32"/>
+        </w:rPr>
+        <w:t xml:space="preserve"> pages</w:t>
+      </w:r>
+      <w:r>
+        <w:rPr>
+          <w:sz w:val="32"/>
+          <w:szCs w:val="32"/>
+        </w:rPr>
+        <w:t>:</w:t>
+      </w:r>
+    </w:p>
+    <w:p>
+      <w:pPr>
+        <w:rPr>
+          <w:sz w:val="26"/>
+          <w:szCs w:val="26"/>
+        </w:rPr>
+      </w:pPr>
+      <w:r>
+        <w:rPr>
+          <w:noProof/>
+        </w:rPr>
+        <w:drawing>
+          <wp:anchor distT="0" distB="0" distL="114300" distR="114300" simplePos="0" relativeHeight="251719680" behindDoc="0" locked="0" layoutInCell="1" allowOverlap="1" wp14:anchorId="05FD825B" wp14:editId="532A71E7">
+            <wp:simplePos x="0" y="0"/>
+            <wp:positionH relativeFrom="column">
+              <wp:posOffset>7513320</wp:posOffset>
+            </wp:positionH>
+            <wp:positionV relativeFrom="page">
+              <wp:posOffset>1537854</wp:posOffset>
+            </wp:positionV>
+            <wp:extent cx="1863855" cy="1669473"/>
+            <wp:effectExtent l="0" t="0" r="3175" b="6985"/>
+            <wp:wrapNone/>
+            <wp:docPr id="853014708" name="Picture 1"/>
+            <wp:cNvGraphicFramePr>
+              <a:graphicFrameLocks xmlns:a="http://schemas.openxmlformats.org/drawingml/2006/main" noChangeAspect="1"/>
+            </wp:cNvGraphicFramePr>
+            <a:graphic xmlns:a="http://schemas.openxmlformats.org/drawingml/2006/main">
+              <a:graphicData uri="http://schemas.openxmlformats.org/drawingml/2006/picture">
+                <pic:pic xmlns:pic="http://schemas.openxmlformats.org/drawingml/2006/picture">
+                  <pic:nvPicPr>
+                    <pic:cNvPr id="1703226441" name=""/>
+                    <pic:cNvPicPr/>
+                  </pic:nvPicPr>
+                  <pic:blipFill>
+                    <a:blip r:embed="rId62" cstate="print">
+                      <a:extLst>
+                        <a:ext uri="{28A0092B-C50C-407E-A947-70E740481C1C}">
+                          <a14:useLocalDpi xmlns:a14="http://schemas.microsoft.com/office/drawing/2010/main" val="0"/>
+                        </a:ext>
+                      </a:extLst>
+                    </a:blip>
+                    <a:stretch>
+                      <a:fillRect/>
+                    </a:stretch>
+                  </pic:blipFill>
+                  <pic:spPr>
+                    <a:xfrm>
+                      <a:off x="0" y="0"/>
+                      <a:ext cx="1863855" cy="1669473"/>
+                    </a:xfrm>
+                    <a:prstGeom prst="rect">
+                      <a:avLst/>
+                    </a:prstGeom>
+                  </pic:spPr>
+                </pic:pic>
+              </a:graphicData>
+            </a:graphic>
+            <wp14:sizeRelH relativeFrom="margin">
+              <wp14:pctWidth>0</wp14:pctWidth>
+            </wp14:sizeRelH>
+            <wp14:sizeRelV relativeFrom="margin">
+              <wp14:pctHeight>0</wp14:pctHeight>
+            </wp14:sizeRelV>
+          </wp:anchor>
+        </w:drawing>
+      </w:r>
+      <w:r>
+        <w:rPr>
+          <w:noProof/>
+        </w:rPr>
+        <w:drawing>
+          <wp:anchor distT="0" distB="0" distL="114300" distR="114300" simplePos="0" relativeHeight="251716608" behindDoc="0" locked="0" layoutInCell="1" allowOverlap="1" wp14:anchorId="1F6F05B4" wp14:editId="68224C75">
+            <wp:simplePos x="0" y="0"/>
+            <wp:positionH relativeFrom="column">
+              <wp:posOffset>5354262</wp:posOffset>
+            </wp:positionH>
+            <wp:positionV relativeFrom="page">
+              <wp:posOffset>1533063</wp:posOffset>
+            </wp:positionV>
+            <wp:extent cx="1939636" cy="1736339"/>
+            <wp:effectExtent l="0" t="0" r="3810" b="0"/>
+            <wp:wrapNone/>
+            <wp:docPr id="1879951409" name="Picture 1"/>
+            <wp:cNvGraphicFramePr>
+              <a:graphicFrameLocks xmlns:a="http://schemas.openxmlformats.org/drawingml/2006/main" noChangeAspect="1"/>
+            </wp:cNvGraphicFramePr>
+            <a:graphic xmlns:a="http://schemas.openxmlformats.org/drawingml/2006/main">
+              <a:graphicData uri="http://schemas.openxmlformats.org/drawingml/2006/picture">
+                <pic:pic xmlns:pic="http://schemas.openxmlformats.org/drawingml/2006/picture">
+                  <pic:nvPicPr>
+                    <pic:cNvPr id="1101734961" name=""/>
+                    <pic:cNvPicPr/>
+                  </pic:nvPicPr>
+                  <pic:blipFill>
+                    <a:blip r:embed="rId63" cstate="print">
+                      <a:extLst>
+                        <a:ext uri="{28A0092B-C50C-407E-A947-70E740481C1C}">
+                          <a14:useLocalDpi xmlns:a14="http://schemas.microsoft.com/office/drawing/2010/main" val="0"/>
+                        </a:ext>
+                      </a:extLst>
+                    </a:blip>
+                    <a:stretch>
+                      <a:fillRect/>
+                    </a:stretch>
+                  </pic:blipFill>
+                  <pic:spPr>
+                    <a:xfrm>
+                      <a:off x="0" y="0"/>
+                      <a:ext cx="1939636" cy="1736339"/>
+                    </a:xfrm>
+                    <a:prstGeom prst="rect">
+                      <a:avLst/>
+                    </a:prstGeom>
+                  </pic:spPr>
+                </pic:pic>
+              </a:graphicData>
+            </a:graphic>
+            <wp14:sizeRelH relativeFrom="margin">
+              <wp14:pctWidth>0</wp14:pctWidth>
+            </wp14:sizeRelH>
+            <wp14:sizeRelV relativeFrom="margin">
+              <wp14:pctHeight>0</wp14:pctHeight>
+            </wp14:sizeRelV>
+          </wp:anchor>
+        </w:drawing>
+      </w:r>
+      <w:r>
+        <w:rPr>
+          <w:sz w:val="26"/>
+          <w:szCs w:val="26"/>
+        </w:rPr>
+        <w:t>Before:</w:t>
+      </w:r>
+    </w:p>
+    <w:p>
+      <w:r>
+        <w:rPr>
+          <w:noProof/>
+        </w:rPr>
+        <w:drawing>
+          <wp:inline distT="0" distB="0" distL="0" distR="0" wp14:anchorId="249E756C" wp14:editId="6B21267C">
+            <wp:extent cx="5013960" cy="1394753"/>
+            <wp:effectExtent l="0" t="0" r="0" b="0"/>
+            <wp:docPr id="317629590" name="Picture 1"/>
+            <wp:cNvGraphicFramePr>
+              <a:graphicFrameLocks xmlns:a="http://schemas.openxmlformats.org/drawingml/2006/main" noChangeAspect="1"/>
+            </wp:cNvGraphicFramePr>
+            <a:graphic xmlns:a="http://schemas.openxmlformats.org/drawingml/2006/main">
+              <a:graphicData uri="http://schemas.openxmlformats.org/drawingml/2006/picture">
+                <pic:pic xmlns:pic="http://schemas.openxmlformats.org/drawingml/2006/picture">
+                  <pic:nvPicPr>
+                    <pic:cNvPr id="317629590" name=""/>
+                    <pic:cNvPicPr/>
+                  </pic:nvPicPr>
+                  <pic:blipFill>
+                    <a:blip r:embed="rId64"/>
+                    <a:stretch>
+                      <a:fillRect/>
+                    </a:stretch>
+                  </pic:blipFill>
+                  <pic:spPr>
+                    <a:xfrm>
+                      <a:off x="0" y="0"/>
+                      <a:ext cx="5035613" cy="1400776"/>
+                    </a:xfrm>
+                    <a:prstGeom prst="rect">
+                      <a:avLst/>
+                    </a:prstGeom>
+                  </pic:spPr>
+                </pic:pic>
+              </a:graphicData>
+            </a:graphic>
+          </wp:inline>
+        </w:drawing>
+      </w:r>
+    </w:p>
+    <w:p>
+      <w:r>
+        <w:t>After:</w:t>
+      </w:r>
+    </w:p>
+    <w:p>
+      <w:r>
+        <w:t>Images wrap on screens 1024px or smaller.</w:t>
+      </w:r>
+    </w:p>
+    <w:p>
+      <w:r>
+        <w:drawing>
+          <wp:anchor distT="0" distB="0" distL="114300" distR="114300" simplePos="0" relativeHeight="251720704" behindDoc="0" locked="0" layoutInCell="1" allowOverlap="1" wp14:anchorId="6FAEBD71" wp14:editId="0BB09615">
+            <wp:simplePos x="0" y="0"/>
+            <wp:positionH relativeFrom="margin">
+              <wp:posOffset>7494732</wp:posOffset>
+            </wp:positionH>
+            <wp:positionV relativeFrom="margin">
+              <wp:posOffset>3510511</wp:posOffset>
+            </wp:positionV>
+            <wp:extent cx="1862398" cy="1678253"/>
+            <wp:effectExtent l="0" t="0" r="5080" b="0"/>
+            <wp:wrapNone/>
+            <wp:docPr id="1710661505" name="Picture 1"/>
+            <wp:cNvGraphicFramePr>
+              <a:graphicFrameLocks xmlns:a="http://schemas.openxmlformats.org/drawingml/2006/main" noChangeAspect="1"/>
+            </wp:cNvGraphicFramePr>
+            <a:graphic xmlns:a="http://schemas.openxmlformats.org/drawingml/2006/main">
+              <a:graphicData uri="http://schemas.openxmlformats.org/drawingml/2006/picture">
+                <pic:pic xmlns:pic="http://schemas.openxmlformats.org/drawingml/2006/picture">
+                  <pic:nvPicPr>
+                    <pic:cNvPr id="1710661505" name=""/>
+                    <pic:cNvPicPr/>
+                  </pic:nvPicPr>
+                  <pic:blipFill>
+                    <a:blip r:embed="rId65" cstate="print">
+                      <a:extLst>
+                        <a:ext uri="{28A0092B-C50C-407E-A947-70E740481C1C}">
+                          <a14:useLocalDpi xmlns:a14="http://schemas.microsoft.com/office/drawing/2010/main" val="0"/>
+                        </a:ext>
+                      </a:extLst>
+                    </a:blip>
+                    <a:stretch>
+                      <a:fillRect/>
+                    </a:stretch>
+                  </pic:blipFill>
+                  <pic:spPr>
+                    <a:xfrm>
+                      <a:off x="0" y="0"/>
+                      <a:ext cx="1862398" cy="1678253"/>
+                    </a:xfrm>
+                    <a:prstGeom prst="rect">
+                      <a:avLst/>
+                    </a:prstGeom>
+                  </pic:spPr>
+                </pic:pic>
+              </a:graphicData>
+            </a:graphic>
+            <wp14:sizeRelH relativeFrom="margin">
+              <wp14:pctWidth>0</wp14:pctWidth>
+            </wp14:sizeRelH>
+            <wp14:sizeRelV relativeFrom="margin">
+              <wp14:pctHeight>0</wp14:pctHeight>
+            </wp14:sizeRelV>
+          </wp:anchor>
+        </w:drawing>
+      </w:r>
+      <w:r>
+        <w:drawing>
+          <wp:anchor distT="0" distB="0" distL="114300" distR="114300" simplePos="0" relativeHeight="251717632" behindDoc="0" locked="0" layoutInCell="1" allowOverlap="1" wp14:anchorId="4358222C" wp14:editId="4AE7FCD1">
+            <wp:simplePos x="0" y="0"/>
+            <wp:positionH relativeFrom="margin">
+              <wp:posOffset>5374582</wp:posOffset>
+            </wp:positionH>
+            <wp:positionV relativeFrom="margin">
+              <wp:posOffset>3572510</wp:posOffset>
+            </wp:positionV>
+            <wp:extent cx="1877290" cy="1676587"/>
+            <wp:effectExtent l="0" t="0" r="8890" b="0"/>
+            <wp:wrapNone/>
+            <wp:docPr id="53712720" name="Picture 1"/>
+            <wp:cNvGraphicFramePr>
+              <a:graphicFrameLocks xmlns:a="http://schemas.openxmlformats.org/drawingml/2006/main" noChangeAspect="1"/>
+            </wp:cNvGraphicFramePr>
+            <a:graphic xmlns:a="http://schemas.openxmlformats.org/drawingml/2006/main">
+              <a:graphicData uri="http://schemas.openxmlformats.org/drawingml/2006/picture">
+                <pic:pic xmlns:pic="http://schemas.openxmlformats.org/drawingml/2006/picture">
+                  <pic:nvPicPr>
+                    <pic:cNvPr id="53712720" name=""/>
+                    <pic:cNvPicPr/>
+                  </pic:nvPicPr>
+                  <pic:blipFill>
+                    <a:blip r:embed="rId66" cstate="print">
+                      <a:extLst>
+                        <a:ext uri="{28A0092B-C50C-407E-A947-70E740481C1C}">
+                          <a14:useLocalDpi xmlns:a14="http://schemas.microsoft.com/office/drawing/2010/main" val="0"/>
+                        </a:ext>
+                      </a:extLst>
+                    </a:blip>
+                    <a:stretch>
+                      <a:fillRect/>
+                    </a:stretch>
+                  </pic:blipFill>
+                  <pic:spPr>
+                    <a:xfrm>
+                      <a:off x="0" y="0"/>
+                      <a:ext cx="1877290" cy="1676587"/>
+                    </a:xfrm>
+                    <a:prstGeom prst="rect">
+                      <a:avLst/>
+                    </a:prstGeom>
+                  </pic:spPr>
+                </pic:pic>
+              </a:graphicData>
+            </a:graphic>
+            <wp14:sizeRelH relativeFrom="margin">
+              <wp14:pctWidth>0</wp14:pctWidth>
+            </wp14:sizeRelH>
+            <wp14:sizeRelV relativeFrom="margin">
+              <wp14:pctHeight>0</wp14:pctHeight>
+            </wp14:sizeRelV>
+          </wp:anchor>
+        </w:drawing>
+      </w:r>
+      <w:r>
+        <w:drawing>
+          <wp:inline distT="0" distB="0" distL="0" distR="0" wp14:anchorId="76B8A22D" wp14:editId="61665B12">
+            <wp:extent cx="4914900" cy="2040453"/>
+            <wp:effectExtent l="0" t="0" r="0" b="0"/>
+            <wp:docPr id="1294528810" name="Picture 1"/>
+            <wp:cNvGraphicFramePr>
+              <a:graphicFrameLocks xmlns:a="http://schemas.openxmlformats.org/drawingml/2006/main" noChangeAspect="1"/>
+            </wp:cNvGraphicFramePr>
+            <a:graphic xmlns:a="http://schemas.openxmlformats.org/drawingml/2006/main">
+              <a:graphicData uri="http://schemas.openxmlformats.org/drawingml/2006/picture">
+                <pic:pic xmlns:pic="http://schemas.openxmlformats.org/drawingml/2006/picture">
+                  <pic:nvPicPr>
+                    <pic:cNvPr id="1294528810" name=""/>
+                    <pic:cNvPicPr/>
+                  </pic:nvPicPr>
+                  <pic:blipFill>
+                    <a:blip r:embed="rId67"/>
+                    <a:stretch>
+                      <a:fillRect/>
+                    </a:stretch>
+                  </pic:blipFill>
+                  <pic:spPr>
+                    <a:xfrm>
+                      <a:off x="0" y="0"/>
+                      <a:ext cx="4933834" cy="2048314"/>
+                    </a:xfrm>
+                    <a:prstGeom prst="rect">
+                      <a:avLst/>
+                    </a:prstGeom>
+                  </pic:spPr>
+                </pic:pic>
+              </a:graphicData>
+            </a:graphic>
+          </wp:inline>
+        </w:drawing>
+      </w:r>
+    </w:p>
+    <w:p/>
+    <w:p/>
+    <w:p>
+      <w:pPr>
+        <w:rPr>
+          <w:sz w:val="32"/>
+          <w:szCs w:val="32"/>
+        </w:rPr>
+      </w:pPr>
+    </w:p>
+    <w:p>
+      <w:pPr>
+        <w:rPr>
+          <w:sz w:val="32"/>
+          <w:szCs w:val="32"/>
+        </w:rPr>
+      </w:pPr>
+      <w:r>
+        <w:rPr>
+          <w:sz w:val="32"/>
+          <w:szCs w:val="32"/>
+        </w:rPr>
+        <w:t>Game Result incorrectly calculated from round 9</w:t>
+      </w:r>
+      <w:r>
+        <w:rPr>
+          <w:sz w:val="32"/>
+          <w:szCs w:val="32"/>
+        </w:rPr>
+        <w:t>:</w:t>
+      </w:r>
+    </w:p>
+    <w:p>
+      <w:pPr>
+        <w:rPr>
+          <w:sz w:val="26"/>
+          <w:szCs w:val="26"/>
+        </w:rPr>
+      </w:pPr>
+      <w:r>
+        <w:rPr>
+          <w:sz w:val="26"/>
+          <w:szCs w:val="26"/>
+        </w:rPr>
+        <w:t>Before:</w:t>
+      </w:r>
+    </w:p>
+    <w:p>
+      <w:r>
+        <w:t>‘</w:t>
+      </w:r>
+      <w:proofErr w:type="spellStart"/>
+      <w:proofErr w:type="gramStart"/>
+      <w:r>
+        <w:t>player</w:t>
+      </w:r>
+      <w:proofErr w:type="gramEnd"/>
+      <w:r>
+        <w:t>_total</w:t>
+      </w:r>
+      <w:proofErr w:type="spellEnd"/>
+      <w:r>
+        <w:t xml:space="preserve">’ is a variable passed from client side </w:t>
+      </w:r>
+      <w:r>
+        <w:t>and not touched on the server</w:t>
+      </w:r>
+      <w:r>
+        <w:t>.</w:t>
+      </w:r>
+    </w:p>
+    <w:p>
+      <w:r>
+        <w:rPr>
+          <w:noProof/>
+        </w:rPr>
+        <w:drawing>
+          <wp:anchor distT="0" distB="0" distL="114300" distR="114300" simplePos="0" relativeHeight="251725824" behindDoc="0" locked="0" layoutInCell="1" allowOverlap="1" wp14:anchorId="5F66A2C3" wp14:editId="02795C30">
+            <wp:simplePos x="0" y="0"/>
+            <wp:positionH relativeFrom="column">
+              <wp:posOffset>5153083</wp:posOffset>
+            </wp:positionH>
+            <wp:positionV relativeFrom="page">
+              <wp:posOffset>2146762</wp:posOffset>
+            </wp:positionV>
+            <wp:extent cx="3613670" cy="1899884"/>
+            <wp:effectExtent l="0" t="0" r="6350" b="5715"/>
+            <wp:wrapNone/>
+            <wp:docPr id="817553684" name="Picture 1"/>
+            <wp:cNvGraphicFramePr>
+              <a:graphicFrameLocks xmlns:a="http://schemas.openxmlformats.org/drawingml/2006/main" noChangeAspect="1"/>
+            </wp:cNvGraphicFramePr>
+            <a:graphic xmlns:a="http://schemas.openxmlformats.org/drawingml/2006/main">
+              <a:graphicData uri="http://schemas.openxmlformats.org/drawingml/2006/picture">
+                <pic:pic xmlns:pic="http://schemas.openxmlformats.org/drawingml/2006/picture">
+                  <pic:nvPicPr>
+                    <pic:cNvPr id="73749505" name=""/>
+                    <pic:cNvPicPr/>
+                  </pic:nvPicPr>
+                  <pic:blipFill>
+                    <a:blip r:embed="rId68" cstate="print">
+                      <a:extLst>
+                        <a:ext uri="{28A0092B-C50C-407E-A947-70E740481C1C}">
+                          <a14:useLocalDpi xmlns:a14="http://schemas.microsoft.com/office/drawing/2010/main" val="0"/>
+                        </a:ext>
+                      </a:extLst>
+                    </a:blip>
+                    <a:stretch>
+                      <a:fillRect/>
+                    </a:stretch>
+                  </pic:blipFill>
+                  <pic:spPr>
+                    <a:xfrm>
+                      <a:off x="0" y="0"/>
+                      <a:ext cx="3613670" cy="1899884"/>
+                    </a:xfrm>
+                    <a:prstGeom prst="rect">
+                      <a:avLst/>
+                    </a:prstGeom>
+                  </pic:spPr>
+                </pic:pic>
+              </a:graphicData>
+            </a:graphic>
+            <wp14:sizeRelH relativeFrom="margin">
+              <wp14:pctWidth>0</wp14:pctWidth>
+            </wp14:sizeRelH>
+            <wp14:sizeRelV relativeFrom="margin">
+              <wp14:pctHeight>0</wp14:pctHeight>
+            </wp14:sizeRelV>
+          </wp:anchor>
+        </w:drawing>
+      </w:r>
+      <w:r>
+        <w:drawing>
+          <wp:anchor distT="0" distB="0" distL="114300" distR="114300" simplePos="0" relativeHeight="251721728" behindDoc="0" locked="0" layoutInCell="1" allowOverlap="1" wp14:anchorId="049DA342" wp14:editId="06054322">
+            <wp:simplePos x="0" y="0"/>
+            <wp:positionH relativeFrom="margin">
+              <wp:align>left</wp:align>
+            </wp:positionH>
+            <wp:positionV relativeFrom="page">
+              <wp:posOffset>1973580</wp:posOffset>
+            </wp:positionV>
+            <wp:extent cx="4775408" cy="2057400"/>
+            <wp:effectExtent l="0" t="0" r="6350" b="0"/>
+            <wp:wrapNone/>
+            <wp:docPr id="1989870765" name="Picture 1"/>
+            <wp:cNvGraphicFramePr>
+              <a:graphicFrameLocks xmlns:a="http://schemas.openxmlformats.org/drawingml/2006/main" noChangeAspect="1"/>
+            </wp:cNvGraphicFramePr>
+            <a:graphic xmlns:a="http://schemas.openxmlformats.org/drawingml/2006/main">
+              <a:graphicData uri="http://schemas.openxmlformats.org/drawingml/2006/picture">
+                <pic:pic xmlns:pic="http://schemas.openxmlformats.org/drawingml/2006/picture">
+                  <pic:nvPicPr>
+                    <pic:cNvPr id="1989870765" name=""/>
+                    <pic:cNvPicPr/>
+                  </pic:nvPicPr>
+                  <pic:blipFill>
+                    <a:blip r:embed="rId69" cstate="print">
+                      <a:extLst>
+                        <a:ext uri="{28A0092B-C50C-407E-A947-70E740481C1C}">
+                          <a14:useLocalDpi xmlns:a14="http://schemas.microsoft.com/office/drawing/2010/main" val="0"/>
+                        </a:ext>
+                      </a:extLst>
+                    </a:blip>
+                    <a:stretch>
+                      <a:fillRect/>
+                    </a:stretch>
+                  </pic:blipFill>
+                  <pic:spPr>
+                    <a:xfrm>
+                      <a:off x="0" y="0"/>
+                      <a:ext cx="4781028" cy="2059821"/>
+                    </a:xfrm>
+                    <a:prstGeom prst="rect">
+                      <a:avLst/>
+                    </a:prstGeom>
+                  </pic:spPr>
+                </pic:pic>
+              </a:graphicData>
+            </a:graphic>
+            <wp14:sizeRelH relativeFrom="margin">
+              <wp14:pctWidth>0</wp14:pctWidth>
+            </wp14:sizeRelH>
+            <wp14:sizeRelV relativeFrom="margin">
+              <wp14:pctHeight>0</wp14:pctHeight>
+            </wp14:sizeRelV>
+          </wp:anchor>
+        </w:drawing>
+      </w:r>
+    </w:p>
+    <w:p/>
+    <w:p/>
+    <w:p/>
+    <w:p/>
+    <w:p/>
+    <w:p/>
+    <w:p>
+      <w:r>
+        <w:t>After:</w:t>
+      </w:r>
+    </w:p>
+    <w:p>
+      <w:r>
+        <w:drawing>
+          <wp:anchor distT="0" distB="0" distL="114300" distR="114300" simplePos="0" relativeHeight="251723776" behindDoc="0" locked="0" layoutInCell="1" allowOverlap="1" wp14:anchorId="74AD44A7" wp14:editId="4B5E79F4">
+            <wp:simplePos x="0" y="0"/>
+            <wp:positionH relativeFrom="margin">
+              <wp:posOffset>5015865</wp:posOffset>
+            </wp:positionH>
+            <wp:positionV relativeFrom="margin">
+              <wp:posOffset>4193540</wp:posOffset>
+            </wp:positionV>
+            <wp:extent cx="4105308" cy="1988242"/>
+            <wp:effectExtent l="0" t="0" r="0" b="0"/>
+            <wp:wrapNone/>
+            <wp:docPr id="568607708" name="Picture 1"/>
+            <wp:cNvGraphicFramePr>
+              <a:graphicFrameLocks xmlns:a="http://schemas.openxmlformats.org/drawingml/2006/main" noChangeAspect="1"/>
+            </wp:cNvGraphicFramePr>
+            <a:graphic xmlns:a="http://schemas.openxmlformats.org/drawingml/2006/main">
+              <a:graphicData uri="http://schemas.openxmlformats.org/drawingml/2006/picture">
+                <pic:pic xmlns:pic="http://schemas.openxmlformats.org/drawingml/2006/picture">
+                  <pic:nvPicPr>
+                    <pic:cNvPr id="568607708" name=""/>
+                    <pic:cNvPicPr/>
+                  </pic:nvPicPr>
+                  <pic:blipFill>
+                    <a:blip r:embed="rId70" cstate="print">
+                      <a:extLst>
+                        <a:ext uri="{28A0092B-C50C-407E-A947-70E740481C1C}">
+                          <a14:useLocalDpi xmlns:a14="http://schemas.microsoft.com/office/drawing/2010/main" val="0"/>
+                        </a:ext>
+                      </a:extLst>
+                    </a:blip>
+                    <a:stretch>
+                      <a:fillRect/>
+                    </a:stretch>
+                  </pic:blipFill>
+                  <pic:spPr>
+                    <a:xfrm>
+                      <a:off x="0" y="0"/>
+                      <a:ext cx="4105308" cy="1988242"/>
+                    </a:xfrm>
+                    <a:prstGeom prst="rect">
+                      <a:avLst/>
+                    </a:prstGeom>
+                  </pic:spPr>
+                </pic:pic>
+              </a:graphicData>
+            </a:graphic>
+            <wp14:sizeRelH relativeFrom="margin">
+              <wp14:pctWidth>0</wp14:pctWidth>
+            </wp14:sizeRelH>
+            <wp14:sizeRelV relativeFrom="margin">
+              <wp14:pctHeight>0</wp14:pctHeight>
+            </wp14:sizeRelV>
+          </wp:anchor>
+        </w:drawing>
+      </w:r>
+      <w:r>
+        <w:t>Added scores to the total when computing the result.</w:t>
+      </w:r>
+    </w:p>
+    <w:p>
+      <w:r>
+        <w:drawing>
+          <wp:anchor distT="0" distB="0" distL="114300" distR="114300" simplePos="0" relativeHeight="251722752" behindDoc="0" locked="0" layoutInCell="1" allowOverlap="1" wp14:anchorId="7EE17441" wp14:editId="72F6B07C">
+            <wp:simplePos x="0" y="0"/>
+            <wp:positionH relativeFrom="column">
+              <wp:posOffset>90055</wp:posOffset>
+            </wp:positionH>
+            <wp:positionV relativeFrom="page">
+              <wp:posOffset>4828310</wp:posOffset>
+            </wp:positionV>
+            <wp:extent cx="4613563" cy="1931584"/>
+            <wp:effectExtent l="0" t="0" r="0" b="0"/>
+            <wp:wrapNone/>
+            <wp:docPr id="854344686" name="Picture 1"/>
+            <wp:cNvGraphicFramePr>
+              <a:graphicFrameLocks xmlns:a="http://schemas.openxmlformats.org/drawingml/2006/main" noChangeAspect="1"/>
+            </wp:cNvGraphicFramePr>
+            <a:graphic xmlns:a="http://schemas.openxmlformats.org/drawingml/2006/main">
+              <a:graphicData uri="http://schemas.openxmlformats.org/drawingml/2006/picture">
+                <pic:pic xmlns:pic="http://schemas.openxmlformats.org/drawingml/2006/picture">
+                  <pic:nvPicPr>
+                    <pic:cNvPr id="854344686" name=""/>
+                    <pic:cNvPicPr/>
+                  </pic:nvPicPr>
+                  <pic:blipFill>
+                    <a:blip r:embed="rId71" cstate="print">
+                      <a:extLst>
+                        <a:ext uri="{28A0092B-C50C-407E-A947-70E740481C1C}">
+                          <a14:useLocalDpi xmlns:a14="http://schemas.microsoft.com/office/drawing/2010/main" val="0"/>
+                        </a:ext>
+                      </a:extLst>
+                    </a:blip>
+                    <a:stretch>
+                      <a:fillRect/>
+                    </a:stretch>
+                  </pic:blipFill>
+                  <pic:spPr>
+                    <a:xfrm>
+                      <a:off x="0" y="0"/>
+                      <a:ext cx="4625036" cy="1936387"/>
+                    </a:xfrm>
+                    <a:prstGeom prst="rect">
+                      <a:avLst/>
+                    </a:prstGeom>
+                  </pic:spPr>
+                </pic:pic>
+              </a:graphicData>
+            </a:graphic>
+            <wp14:sizeRelH relativeFrom="margin">
+              <wp14:pctWidth>0</wp14:pctWidth>
+            </wp14:sizeRelH>
+            <wp14:sizeRelV relativeFrom="margin">
+              <wp14:pctHeight>0</wp14:pctHeight>
+            </wp14:sizeRelV>
+          </wp:anchor>
+        </w:drawing>
+      </w:r>
+    </w:p>
+    <w:p/>
+    <w:p/>
+    <w:p/>
+    <w:p/>
+    <w:p/>
+    <w:p>
+      <w:pPr>
+        <w:rPr>
+          <w:sz w:val="32"/>
+          <w:szCs w:val="32"/>
+        </w:rPr>
+      </w:pPr>
+      <w:r>
+        <w:rPr>
+          <w:noProof/>
+        </w:rPr>
+        <w:lastRenderedPageBreak/>
+        <w:drawing>
+          <wp:anchor distT="0" distB="0" distL="114300" distR="114300" simplePos="0" relativeHeight="251729920" behindDoc="0" locked="0" layoutInCell="1" allowOverlap="1" wp14:anchorId="2B993BE7" wp14:editId="498B71CE">
+            <wp:simplePos x="0" y="0"/>
+            <wp:positionH relativeFrom="column">
+              <wp:posOffset>4527550</wp:posOffset>
+            </wp:positionH>
+            <wp:positionV relativeFrom="page">
+              <wp:posOffset>685800</wp:posOffset>
+            </wp:positionV>
+            <wp:extent cx="986214" cy="2571750"/>
+            <wp:effectExtent l="0" t="0" r="4445" b="0"/>
+            <wp:wrapNone/>
+            <wp:docPr id="1830875436" name="Picture 1"/>
+            <wp:cNvGraphicFramePr>
+              <a:graphicFrameLocks xmlns:a="http://schemas.openxmlformats.org/drawingml/2006/main" noChangeAspect="1"/>
+            </wp:cNvGraphicFramePr>
+            <a:graphic xmlns:a="http://schemas.openxmlformats.org/drawingml/2006/main">
+              <a:graphicData uri="http://schemas.openxmlformats.org/drawingml/2006/picture">
+                <pic:pic xmlns:pic="http://schemas.openxmlformats.org/drawingml/2006/picture">
+                  <pic:nvPicPr>
+                    <pic:cNvPr id="1150701304" name=""/>
+                    <pic:cNvPicPr/>
+                  </pic:nvPicPr>
+                  <pic:blipFill>
+                    <a:blip r:embed="rId72" cstate="print">
+                      <a:extLst>
+                        <a:ext uri="{28A0092B-C50C-407E-A947-70E740481C1C}">
+                          <a14:useLocalDpi xmlns:a14="http://schemas.microsoft.com/office/drawing/2010/main" val="0"/>
+                        </a:ext>
+                      </a:extLst>
+                    </a:blip>
+                    <a:stretch>
+                      <a:fillRect/>
+                    </a:stretch>
+                  </pic:blipFill>
+                  <pic:spPr>
+                    <a:xfrm>
+                      <a:off x="0" y="0"/>
+                      <a:ext cx="986214" cy="2571750"/>
+                    </a:xfrm>
+                    <a:prstGeom prst="rect">
+                      <a:avLst/>
+                    </a:prstGeom>
+                  </pic:spPr>
+                </pic:pic>
+              </a:graphicData>
+            </a:graphic>
+            <wp14:sizeRelH relativeFrom="margin">
+              <wp14:pctWidth>0</wp14:pctWidth>
+            </wp14:sizeRelH>
+            <wp14:sizeRelV relativeFrom="margin">
+              <wp14:pctHeight>0</wp14:pctHeight>
+            </wp14:sizeRelV>
+          </wp:anchor>
+        </w:drawing>
+      </w:r>
+      <w:r>
+        <w:rPr>
+          <w:noProof/>
+        </w:rPr>
+        <w:drawing>
+          <wp:anchor distT="0" distB="0" distL="114300" distR="114300" simplePos="0" relativeHeight="251730944" behindDoc="0" locked="0" layoutInCell="1" allowOverlap="1" wp14:anchorId="66020864" wp14:editId="56D52223">
+            <wp:simplePos x="0" y="0"/>
+            <wp:positionH relativeFrom="column">
+              <wp:posOffset>6445250</wp:posOffset>
+            </wp:positionH>
+            <wp:positionV relativeFrom="page">
+              <wp:posOffset>660400</wp:posOffset>
+            </wp:positionV>
+            <wp:extent cx="2082236" cy="2457450"/>
+            <wp:effectExtent l="0" t="0" r="0" b="0"/>
+            <wp:wrapNone/>
+            <wp:docPr id="1282779149" name="Picture 1"/>
+            <wp:cNvGraphicFramePr>
+              <a:graphicFrameLocks xmlns:a="http://schemas.openxmlformats.org/drawingml/2006/main" noChangeAspect="1"/>
+            </wp:cNvGraphicFramePr>
+            <a:graphic xmlns:a="http://schemas.openxmlformats.org/drawingml/2006/main">
+              <a:graphicData uri="http://schemas.openxmlformats.org/drawingml/2006/picture">
+                <pic:pic xmlns:pic="http://schemas.openxmlformats.org/drawingml/2006/picture">
+                  <pic:nvPicPr>
+                    <pic:cNvPr id="280899458" name=""/>
+                    <pic:cNvPicPr/>
+                  </pic:nvPicPr>
+                  <pic:blipFill>
+                    <a:blip r:embed="rId49" cstate="print">
+                      <a:extLst>
+                        <a:ext uri="{28A0092B-C50C-407E-A947-70E740481C1C}">
+                          <a14:useLocalDpi xmlns:a14="http://schemas.microsoft.com/office/drawing/2010/main" val="0"/>
+                        </a:ext>
+                      </a:extLst>
+                    </a:blip>
+                    <a:stretch>
+                      <a:fillRect/>
+                    </a:stretch>
+                  </pic:blipFill>
+                  <pic:spPr>
+                    <a:xfrm>
+                      <a:off x="0" y="0"/>
+                      <a:ext cx="2082236" cy="2457450"/>
+                    </a:xfrm>
+                    <a:prstGeom prst="rect">
+                      <a:avLst/>
+                    </a:prstGeom>
+                  </pic:spPr>
+                </pic:pic>
+              </a:graphicData>
+            </a:graphic>
+            <wp14:sizeRelH relativeFrom="margin">
+              <wp14:pctWidth>0</wp14:pctWidth>
+            </wp14:sizeRelH>
+            <wp14:sizeRelV relativeFrom="margin">
+              <wp14:pctHeight>0</wp14:pctHeight>
+            </wp14:sizeRelV>
+          </wp:anchor>
+        </w:drawing>
+      </w:r>
+      <w:r>
+        <w:rPr>
+          <w:sz w:val="32"/>
+          <w:szCs w:val="32"/>
+        </w:rPr>
+        <w:t>No padding below copyright:</w:t>
+      </w:r>
+    </w:p>
+    <w:p>
+      <w:pPr>
+        <w:rPr>
+          <w:sz w:val="26"/>
+          <w:szCs w:val="26"/>
+        </w:rPr>
+      </w:pPr>
+      <w:r>
+        <w:rPr>
+          <w:sz w:val="26"/>
+          <w:szCs w:val="26"/>
+        </w:rPr>
+        <w:t>Before:</w:t>
+      </w:r>
+    </w:p>
+    <w:p>
+      <w:r>
+        <w:drawing>
+          <wp:inline distT="0" distB="0" distL="0" distR="0" wp14:anchorId="2F7EDFFD" wp14:editId="2663A786">
+            <wp:extent cx="3524742" cy="1333686"/>
+            <wp:effectExtent l="0" t="0" r="0" b="0"/>
+            <wp:docPr id="888845702" name="Picture 1"/>
+            <wp:cNvGraphicFramePr>
+              <a:graphicFrameLocks xmlns:a="http://schemas.openxmlformats.org/drawingml/2006/main" noChangeAspect="1"/>
+            </wp:cNvGraphicFramePr>
+            <a:graphic xmlns:a="http://schemas.openxmlformats.org/drawingml/2006/main">
+              <a:graphicData uri="http://schemas.openxmlformats.org/drawingml/2006/picture">
+                <pic:pic xmlns:pic="http://schemas.openxmlformats.org/drawingml/2006/picture">
+                  <pic:nvPicPr>
+                    <pic:cNvPr id="888845702" name=""/>
+                    <pic:cNvPicPr/>
+                  </pic:nvPicPr>
+                  <pic:blipFill>
+                    <a:blip r:embed="rId73"/>
+                    <a:stretch>
+                      <a:fillRect/>
+                    </a:stretch>
+                  </pic:blipFill>
+                  <pic:spPr>
+                    <a:xfrm>
+                      <a:off x="0" y="0"/>
+                      <a:ext cx="3524742" cy="1333686"/>
+                    </a:xfrm>
+                    <a:prstGeom prst="rect">
+                      <a:avLst/>
+                    </a:prstGeom>
+                  </pic:spPr>
+                </pic:pic>
+              </a:graphicData>
+            </a:graphic>
+          </wp:inline>
+        </w:drawing>
+      </w:r>
+    </w:p>
+    <w:p/>
+    <w:p>
+      <w:r>
+        <w:t>After:</w:t>
+      </w:r>
+    </w:p>
+    <w:p>
+      <w:r>
+        <w:rPr>
+          <w:noProof/>
+        </w:rPr>
+        <w:drawing>
+          <wp:anchor distT="0" distB="0" distL="114300" distR="114300" simplePos="0" relativeHeight="251727872" behindDoc="0" locked="0" layoutInCell="1" allowOverlap="1" wp14:anchorId="177A3CE5" wp14:editId="3DBD0496">
+            <wp:simplePos x="0" y="0"/>
+            <wp:positionH relativeFrom="column">
+              <wp:posOffset>6286500</wp:posOffset>
+            </wp:positionH>
+            <wp:positionV relativeFrom="margin">
+              <wp:posOffset>2948940</wp:posOffset>
+            </wp:positionV>
+            <wp:extent cx="2227612" cy="2599963"/>
+            <wp:effectExtent l="0" t="0" r="1270" b="0"/>
+            <wp:wrapNone/>
+            <wp:docPr id="1160180750" name="Picture 1"/>
+            <wp:cNvGraphicFramePr>
+              <a:graphicFrameLocks xmlns:a="http://schemas.openxmlformats.org/drawingml/2006/main" noChangeAspect="1"/>
+            </wp:cNvGraphicFramePr>
+            <a:graphic xmlns:a="http://schemas.openxmlformats.org/drawingml/2006/main">
+              <a:graphicData uri="http://schemas.openxmlformats.org/drawingml/2006/picture">
+                <pic:pic xmlns:pic="http://schemas.openxmlformats.org/drawingml/2006/picture">
+                  <pic:nvPicPr>
+                    <pic:cNvPr id="1160180750" name=""/>
+                    <pic:cNvPicPr/>
+                  </pic:nvPicPr>
+                  <pic:blipFill>
+                    <a:blip r:embed="rId74" cstate="print">
+                      <a:extLst>
+                        <a:ext uri="{28A0092B-C50C-407E-A947-70E740481C1C}">
+                          <a14:useLocalDpi xmlns:a14="http://schemas.microsoft.com/office/drawing/2010/main" val="0"/>
+                        </a:ext>
+                      </a:extLst>
+                    </a:blip>
+                    <a:stretch>
+                      <a:fillRect/>
+                    </a:stretch>
+                  </pic:blipFill>
+                  <pic:spPr>
+                    <a:xfrm>
+                      <a:off x="0" y="0"/>
+                      <a:ext cx="2227612" cy="2599963"/>
+                    </a:xfrm>
+                    <a:prstGeom prst="rect">
+                      <a:avLst/>
+                    </a:prstGeom>
+                  </pic:spPr>
+                </pic:pic>
+              </a:graphicData>
+            </a:graphic>
+            <wp14:sizeRelH relativeFrom="margin">
+              <wp14:pctWidth>0</wp14:pctWidth>
+            </wp14:sizeRelH>
+            <wp14:sizeRelV relativeFrom="margin">
+              <wp14:pctHeight>0</wp14:pctHeight>
+            </wp14:sizeRelV>
+          </wp:anchor>
+        </w:drawing>
+      </w:r>
+      <w:r>
+        <w:drawing>
+          <wp:anchor distT="0" distB="0" distL="114300" distR="114300" simplePos="0" relativeHeight="251726848" behindDoc="0" locked="0" layoutInCell="1" allowOverlap="1" wp14:anchorId="0D5B10A7" wp14:editId="707DBD19">
+            <wp:simplePos x="0" y="0"/>
+            <wp:positionH relativeFrom="column">
+              <wp:posOffset>4502150</wp:posOffset>
+            </wp:positionH>
+            <wp:positionV relativeFrom="margin">
+              <wp:posOffset>2939415</wp:posOffset>
+            </wp:positionV>
+            <wp:extent cx="997282" cy="2609215"/>
+            <wp:effectExtent l="0" t="0" r="0" b="635"/>
+            <wp:wrapNone/>
+            <wp:docPr id="181655926" name="Picture 1"/>
+            <wp:cNvGraphicFramePr>
+              <a:graphicFrameLocks xmlns:a="http://schemas.openxmlformats.org/drawingml/2006/main" noChangeAspect="1"/>
+            </wp:cNvGraphicFramePr>
+            <a:graphic xmlns:a="http://schemas.openxmlformats.org/drawingml/2006/main">
+              <a:graphicData uri="http://schemas.openxmlformats.org/drawingml/2006/picture">
+                <pic:pic xmlns:pic="http://schemas.openxmlformats.org/drawingml/2006/picture">
+                  <pic:nvPicPr>
+                    <pic:cNvPr id="181655926" name=""/>
+                    <pic:cNvPicPr/>
+                  </pic:nvPicPr>
+                  <pic:blipFill>
+                    <a:blip r:embed="rId75" cstate="print">
+                      <a:extLst>
+                        <a:ext uri="{28A0092B-C50C-407E-A947-70E740481C1C}">
+                          <a14:useLocalDpi xmlns:a14="http://schemas.microsoft.com/office/drawing/2010/main" val="0"/>
+                        </a:ext>
+                      </a:extLst>
+                    </a:blip>
+                    <a:stretch>
+                      <a:fillRect/>
+                    </a:stretch>
+                  </pic:blipFill>
+                  <pic:spPr>
+                    <a:xfrm>
+                      <a:off x="0" y="0"/>
+                      <a:ext cx="997282" cy="2609215"/>
+                    </a:xfrm>
+                    <a:prstGeom prst="rect">
+                      <a:avLst/>
+                    </a:prstGeom>
+                  </pic:spPr>
+                </pic:pic>
+              </a:graphicData>
+            </a:graphic>
+            <wp14:sizeRelH relativeFrom="margin">
+              <wp14:pctWidth>0</wp14:pctWidth>
+            </wp14:sizeRelH>
+            <wp14:sizeRelV relativeFrom="margin">
+              <wp14:pctHeight>0</wp14:pctHeight>
+            </wp14:sizeRelV>
+          </wp:anchor>
+        </w:drawing>
+      </w:r>
+      <w:r>
+        <w:t>Added footer padding.</w:t>
+      </w:r>
+    </w:p>
+    <w:p>
+      <w:r>
+        <w:drawing>
+          <wp:inline distT="0" distB="0" distL="0" distR="0" wp14:anchorId="32CBBB09" wp14:editId="4CD31479">
+            <wp:extent cx="3477110" cy="1524213"/>
+            <wp:effectExtent l="0" t="0" r="0" b="0"/>
+            <wp:docPr id="1369803156" name="Picture 1"/>
+            <wp:cNvGraphicFramePr>
+              <a:graphicFrameLocks xmlns:a="http://schemas.openxmlformats.org/drawingml/2006/main" noChangeAspect="1"/>
+            </wp:cNvGraphicFramePr>
+            <a:graphic xmlns:a="http://schemas.openxmlformats.org/drawingml/2006/main">
+              <a:graphicData uri="http://schemas.openxmlformats.org/drawingml/2006/picture">
+                <pic:pic xmlns:pic="http://schemas.openxmlformats.org/drawingml/2006/picture">
+                  <pic:nvPicPr>
+                    <pic:cNvPr id="1369803156" name=""/>
+                    <pic:cNvPicPr/>
+                  </pic:nvPicPr>
+                  <pic:blipFill>
+                    <a:blip r:embed="rId76"/>
+                    <a:stretch>
+                      <a:fillRect/>
+                    </a:stretch>
+                  </pic:blipFill>
+                  <pic:spPr>
+                    <a:xfrm>
+                      <a:off x="0" y="0"/>
+                      <a:ext cx="3477110" cy="1524213"/>
+                    </a:xfrm>
+                    <a:prstGeom prst="rect">
+                      <a:avLst/>
+                    </a:prstGeom>
+                  </pic:spPr>
+                </pic:pic>
+              </a:graphicData>
+            </a:graphic>
+          </wp:inline>
+        </w:drawing>
+      </w:r>
+      <w:r>
+        <w:rPr>
+          <w:noProof/>
+        </w:rPr>
+        <w:t xml:space="preserve"> </w:t>
+      </w:r>
+    </w:p>
     <w:sectPr>
       <w:pgSz w:w="16838" w:h="11906" w:orient="landscape"/>
       <w:pgMar w:top="851" w:right="1440" w:bottom="1440" w:left="1440" w:header="709" w:footer="709" w:gutter="0"/>
@@ -4684,6 +10171,7 @@
   <w:style w:type="paragraph" w:default="1" w:styleId="Normal">
     <w:name w:val="Normal"/>
     <w:qFormat/>
+    <w:rsid w:val="00AA03CF"/>
   </w:style>
   <w:style w:type="paragraph" w:styleId="Heading1">
     <w:name w:val="heading 1"/>
@@ -4887,7 +10375,6 @@
   <w:style w:type="character" w:default="1" w:styleId="DefaultParagraphFont">
     <w:name w:val="Default Paragraph Font"/>
     <w:uiPriority w:val="1"/>
-    <w:semiHidden/>
     <w:unhideWhenUsed/>
   </w:style>
   <w:style w:type="table" w:default="1" w:styleId="TableNormal">

--- a/tests/tests.docx
+++ b/tests/tests.docx
@@ -52,15 +52,7 @@
         <w:t>`</w:t>
       </w:r>
       <w:r>
-        <w:t xml:space="preserve">python -m </w:t>
-      </w:r>
-      <w:proofErr w:type="spellStart"/>
-      <w:r>
-        <w:t>pytest</w:t>
-      </w:r>
-      <w:proofErr w:type="spellEnd"/>
-      <w:r>
-        <w:t xml:space="preserve"> .\tests\test_bots.py`.</w:t>
+        <w:t>python -m pytest .\tests\test_bots.py`.</w:t>
       </w:r>
     </w:p>
     <w:p/>
@@ -3769,7 +3761,7 @@
           <w:szCs w:val="44"/>
         </w:rPr>
         <w:drawing>
-          <wp:anchor distT="0" distB="0" distL="114300" distR="114300" simplePos="0" relativeHeight="251681792" behindDoc="0" locked="0" layoutInCell="1" allowOverlap="1" wp14:anchorId="23749E4E" wp14:editId="588E300B">
+          <wp:anchor distT="0" distB="0" distL="114300" distR="114300" simplePos="0" relativeHeight="251681792" behindDoc="0" locked="0" layoutInCell="1" allowOverlap="1" wp14:anchorId="23749E4E" wp14:editId="7517E99B">
             <wp:simplePos x="0" y="0"/>
             <wp:positionH relativeFrom="column">
               <wp:posOffset>5669280</wp:posOffset>
@@ -4035,7 +4027,7 @@
           <w:noProof/>
         </w:rPr>
         <w:drawing>
-          <wp:anchor distT="0" distB="0" distL="114300" distR="114300" simplePos="0" relativeHeight="251685888" behindDoc="0" locked="0" layoutInCell="1" allowOverlap="1" wp14:anchorId="4E168E56" wp14:editId="5A506060">
+          <wp:anchor distT="0" distB="0" distL="114300" distR="114300" simplePos="0" relativeHeight="251685888" behindDoc="0" locked="0" layoutInCell="1" allowOverlap="1" wp14:anchorId="4E168E56" wp14:editId="2CC0A21C">
             <wp:simplePos x="0" y="0"/>
             <wp:positionH relativeFrom="margin">
               <wp:posOffset>6271261</wp:posOffset>
@@ -4298,15 +4290,7 @@
         <w:t xml:space="preserve">‘test_bots.py’ was updated to </w:t>
       </w:r>
       <w:r>
-        <w:t>check ‘</w:t>
-      </w:r>
-      <w:proofErr w:type="spellStart"/>
-      <w:r>
-        <w:t>GameError’s</w:t>
-      </w:r>
-      <w:proofErr w:type="spellEnd"/>
-      <w:r>
-        <w:t xml:space="preserve"> are raised when given incorrect game states</w:t>
+        <w:t>check ‘GameError’s are raised when given incorrect game states</w:t>
       </w:r>
     </w:p>
     <w:p>
@@ -4383,7 +4367,7 @@
           <w:noProof/>
         </w:rPr>
         <w:drawing>
-          <wp:anchor distT="0" distB="0" distL="114300" distR="114300" simplePos="0" relativeHeight="251691008" behindDoc="0" locked="0" layoutInCell="1" allowOverlap="1" wp14:anchorId="20D769D3" wp14:editId="694D6CB6">
+          <wp:anchor distT="0" distB="0" distL="114300" distR="114300" simplePos="0" relativeHeight="251691008" behindDoc="0" locked="0" layoutInCell="1" allowOverlap="1" wp14:anchorId="20D769D3" wp14:editId="194FFD99">
             <wp:simplePos x="0" y="0"/>
             <wp:positionH relativeFrom="margin">
               <wp:posOffset>-60960</wp:posOffset>
@@ -4468,15 +4452,7 @@
         <w:t xml:space="preserve">(see green highlighted lines) </w:t>
       </w:r>
       <w:r>
-        <w:t xml:space="preserve">to Pavlov and </w:t>
-      </w:r>
-      <w:proofErr w:type="spellStart"/>
-      <w:r>
-        <w:t>TitForTwoTats</w:t>
-      </w:r>
-      <w:proofErr w:type="spellEnd"/>
-      <w:r>
-        <w:t xml:space="preserve"> that resolved this:</w:t>
+        <w:t>to Pavlov and TitForTwoTats that resolved this:</w:t>
       </w:r>
       <w:r>
         <w:t xml:space="preserve"> </w:t>
@@ -4488,7 +4464,7 @@
           <w:noProof/>
         </w:rPr>
         <w:drawing>
-          <wp:anchor distT="0" distB="0" distL="114300" distR="114300" simplePos="0" relativeHeight="251693056" behindDoc="0" locked="0" layoutInCell="1" allowOverlap="1" wp14:anchorId="601275E4" wp14:editId="191C2F40">
+          <wp:anchor distT="0" distB="0" distL="114300" distR="114300" simplePos="0" relativeHeight="251693056" behindDoc="0" locked="0" layoutInCell="1" allowOverlap="1" wp14:anchorId="601275E4" wp14:editId="5C32861D">
             <wp:simplePos x="0" y="0"/>
             <wp:positionH relativeFrom="margin">
               <wp:posOffset>350520</wp:posOffset>
@@ -4632,7 +4608,7 @@
         </w:rPr>
         <w:lastRenderedPageBreak/>
         <w:drawing>
-          <wp:anchor distT="0" distB="0" distL="114300" distR="114300" simplePos="0" relativeHeight="251697152" behindDoc="0" locked="0" layoutInCell="1" allowOverlap="1" wp14:anchorId="336DBC67" wp14:editId="7845640D">
+          <wp:anchor distT="0" distB="0" distL="114300" distR="114300" simplePos="0" relativeHeight="251697152" behindDoc="0" locked="0" layoutInCell="1" allowOverlap="1" wp14:anchorId="336DBC67" wp14:editId="050CEED1">
             <wp:simplePos x="0" y="0"/>
             <wp:positionH relativeFrom="column">
               <wp:posOffset>3307080</wp:posOffset>
@@ -6235,7 +6211,7 @@
                 <w:noProof/>
               </w:rPr>
               <w:drawing>
-                <wp:anchor distT="0" distB="0" distL="114300" distR="114300" simplePos="0" relativeHeight="251698176" behindDoc="0" locked="0" layoutInCell="1" allowOverlap="1" wp14:anchorId="42CC4FBD" wp14:editId="66DAF066">
+                <wp:anchor distT="0" distB="0" distL="114300" distR="114300" simplePos="0" relativeHeight="251698176" behindDoc="0" locked="0" layoutInCell="1" allowOverlap="1" wp14:anchorId="42CC4FBD" wp14:editId="4B51328B">
                   <wp:simplePos x="0" y="0"/>
                   <wp:positionH relativeFrom="column">
                     <wp:posOffset>587375</wp:posOffset>
@@ -7593,7 +7569,7 @@
                 <w:noProof/>
               </w:rPr>
               <w:drawing>
-                <wp:anchor distT="0" distB="0" distL="114300" distR="114300" simplePos="0" relativeHeight="251704320" behindDoc="0" locked="0" layoutInCell="1" allowOverlap="1" wp14:anchorId="7DA241A2" wp14:editId="13C42563">
+                <wp:anchor distT="0" distB="0" distL="114300" distR="114300" simplePos="0" relativeHeight="251704320" behindDoc="0" locked="0" layoutInCell="1" allowOverlap="1" wp14:anchorId="7DA241A2" wp14:editId="32323613">
                   <wp:simplePos x="0" y="0"/>
                   <wp:positionH relativeFrom="column">
                     <wp:posOffset>3793490</wp:posOffset>
@@ -7924,7 +7900,7 @@
                 <w:noProof/>
               </w:rPr>
               <w:drawing>
-                <wp:anchor distT="0" distB="0" distL="114300" distR="114300" simplePos="0" relativeHeight="251706368" behindDoc="0" locked="0" layoutInCell="1" allowOverlap="1" wp14:anchorId="4AEDEABD" wp14:editId="4AB4C3B0">
+                <wp:anchor distT="0" distB="0" distL="114300" distR="114300" simplePos="0" relativeHeight="251706368" behindDoc="0" locked="0" layoutInCell="1" allowOverlap="1" wp14:anchorId="4AEDEABD" wp14:editId="09F25EF9">
                   <wp:simplePos x="0" y="0"/>
                   <wp:positionH relativeFrom="column">
                     <wp:posOffset>-998220</wp:posOffset>
@@ -7989,7 +7965,7 @@
                 <w:noProof/>
               </w:rPr>
               <w:drawing>
-                <wp:anchor distT="0" distB="0" distL="114300" distR="114300" simplePos="0" relativeHeight="251707392" behindDoc="0" locked="0" layoutInCell="1" allowOverlap="1" wp14:anchorId="1AC08AE5" wp14:editId="32358825">
+                <wp:anchor distT="0" distB="0" distL="114300" distR="114300" simplePos="0" relativeHeight="251707392" behindDoc="0" locked="0" layoutInCell="1" allowOverlap="1" wp14:anchorId="1AC08AE5" wp14:editId="33FCF290">
                   <wp:simplePos x="0" y="0"/>
                   <wp:positionH relativeFrom="column">
                     <wp:posOffset>783590</wp:posOffset>
@@ -8295,7 +8271,7 @@
                 <w:noProof/>
               </w:rPr>
               <w:drawing>
-                <wp:anchor distT="0" distB="0" distL="114300" distR="114300" simplePos="0" relativeHeight="251710464" behindDoc="0" locked="0" layoutInCell="1" allowOverlap="1" wp14:anchorId="5F59EF6F" wp14:editId="28D944EA">
+                <wp:anchor distT="0" distB="0" distL="114300" distR="114300" simplePos="0" relativeHeight="251710464" behindDoc="0" locked="0" layoutInCell="1" allowOverlap="1" wp14:anchorId="5F59EF6F" wp14:editId="517C98C1">
                   <wp:simplePos x="0" y="0"/>
                   <wp:positionH relativeFrom="column">
                     <wp:posOffset>-69850</wp:posOffset>
@@ -8527,7 +8503,7 @@
         </w:rPr>
         <w:lastRenderedPageBreak/>
         <w:drawing>
-          <wp:anchor distT="0" distB="0" distL="114300" distR="114300" simplePos="0" relativeHeight="251713536" behindDoc="0" locked="0" layoutInCell="1" allowOverlap="1" wp14:anchorId="100B8279" wp14:editId="3C4B1E61">
+          <wp:anchor distT="0" distB="0" distL="114300" distR="114300" simplePos="0" relativeHeight="251713536" behindDoc="0" locked="0" layoutInCell="1" allowOverlap="1" wp14:anchorId="100B8279" wp14:editId="27145138">
             <wp:simplePos x="0" y="0"/>
             <wp:positionH relativeFrom="margin">
               <wp:align>right</wp:align>
@@ -8587,7 +8563,7 @@
           <w:noProof/>
         </w:rPr>
         <w:drawing>
-          <wp:anchor distT="0" distB="0" distL="114300" distR="114300" simplePos="0" relativeHeight="251712512" behindDoc="0" locked="0" layoutInCell="1" allowOverlap="1" wp14:anchorId="75B39DA3" wp14:editId="01EB55E7">
+          <wp:anchor distT="0" distB="0" distL="114300" distR="114300" simplePos="0" relativeHeight="251712512" behindDoc="0" locked="0" layoutInCell="1" allowOverlap="1" wp14:anchorId="75B39DA3" wp14:editId="03030CF2">
             <wp:simplePos x="0" y="0"/>
             <wp:positionH relativeFrom="column">
               <wp:posOffset>4800600</wp:posOffset>
@@ -8920,6 +8896,9 @@
     </w:p>
     <w:p>
       <w:r>
+        <w:rPr>
+          <w:noProof/>
+        </w:rPr>
         <w:drawing>
           <wp:anchor distT="0" distB="0" distL="114300" distR="114300" simplePos="0" relativeHeight="251720704" behindDoc="0" locked="0" layoutInCell="1" allowOverlap="1" wp14:anchorId="6FAEBD71" wp14:editId="0BB09615">
             <wp:simplePos x="0" y="0"/>
@@ -8977,6 +8956,9 @@
         </w:drawing>
       </w:r>
       <w:r>
+        <w:rPr>
+          <w:noProof/>
+        </w:rPr>
         <w:drawing>
           <wp:anchor distT="0" distB="0" distL="114300" distR="114300" simplePos="0" relativeHeight="251717632" behindDoc="0" locked="0" layoutInCell="1" allowOverlap="1" wp14:anchorId="4358222C" wp14:editId="4AE7FCD1">
             <wp:simplePos x="0" y="0"/>
@@ -9034,6 +9016,9 @@
         </w:drawing>
       </w:r>
       <w:r>
+        <w:rPr>
+          <w:noProof/>
+        </w:rPr>
         <w:drawing>
           <wp:inline distT="0" distB="0" distL="0" distR="0" wp14:anchorId="76B8A22D" wp14:editId="61665B12">
             <wp:extent cx="4914900" cy="2040453"/>
@@ -9093,14 +9078,7 @@
           <w:sz w:val="32"/>
           <w:szCs w:val="32"/>
         </w:rPr>
-        <w:t>Game Result incorrectly calculated from round 9</w:t>
-      </w:r>
-      <w:r>
-        <w:rPr>
-          <w:sz w:val="32"/>
-          <w:szCs w:val="32"/>
-        </w:rPr>
-        <w:t>:</w:t>
+        <w:t>Game Result incorrectly calculated from round 9:</w:t>
       </w:r>
     </w:p>
     <w:p>
@@ -9120,20 +9098,7 @@
     </w:p>
     <w:p>
       <w:r>
-        <w:t>‘</w:t>
-      </w:r>
-      <w:proofErr w:type="spellStart"/>
-      <w:proofErr w:type="gramStart"/>
-      <w:r>
-        <w:t>player</w:t>
-      </w:r>
-      <w:proofErr w:type="gramEnd"/>
-      <w:r>
-        <w:t>_total</w:t>
-      </w:r>
-      <w:proofErr w:type="spellEnd"/>
-      <w:r>
-        <w:t xml:space="preserve">’ is a variable passed from client side </w:t>
+        <w:t xml:space="preserve">‘player_total’ is a variable passed from client side </w:t>
       </w:r>
       <w:r>
         <w:t>and not touched on the server</w:t>
@@ -9204,8 +9169,11 @@
         </w:drawing>
       </w:r>
       <w:r>
+        <w:rPr>
+          <w:noProof/>
+        </w:rPr>
         <w:drawing>
-          <wp:anchor distT="0" distB="0" distL="114300" distR="114300" simplePos="0" relativeHeight="251721728" behindDoc="0" locked="0" layoutInCell="1" allowOverlap="1" wp14:anchorId="049DA342" wp14:editId="06054322">
+          <wp:anchor distT="0" distB="0" distL="114300" distR="114300" simplePos="0" relativeHeight="251721728" behindDoc="0" locked="0" layoutInCell="1" allowOverlap="1" wp14:anchorId="049DA342" wp14:editId="5DB1A490">
             <wp:simplePos x="0" y="0"/>
             <wp:positionH relativeFrom="margin">
               <wp:align>left</wp:align>
@@ -9274,6 +9242,9 @@
     </w:p>
     <w:p>
       <w:r>
+        <w:rPr>
+          <w:noProof/>
+        </w:rPr>
         <w:drawing>
           <wp:anchor distT="0" distB="0" distL="114300" distR="114300" simplePos="0" relativeHeight="251723776" behindDoc="0" locked="0" layoutInCell="1" allowOverlap="1" wp14:anchorId="74AD44A7" wp14:editId="4B5E79F4">
             <wp:simplePos x="0" y="0"/>
@@ -9331,13 +9302,22 @@
         </w:drawing>
       </w:r>
       <w:r>
-        <w:t>Added scores to the total when computing the result.</w:t>
+        <w:t xml:space="preserve">Added </w:t>
+      </w:r>
+      <w:r>
+        <w:t xml:space="preserve">the round’s </w:t>
+      </w:r>
+      <w:r>
+        <w:t>scores to the total when computing the result.</w:t>
       </w:r>
     </w:p>
     <w:p>
       <w:r>
+        <w:rPr>
+          <w:noProof/>
+        </w:rPr>
         <w:drawing>
-          <wp:anchor distT="0" distB="0" distL="114300" distR="114300" simplePos="0" relativeHeight="251722752" behindDoc="0" locked="0" layoutInCell="1" allowOverlap="1" wp14:anchorId="7EE17441" wp14:editId="72F6B07C">
+          <wp:anchor distT="0" distB="0" distL="114300" distR="114300" simplePos="0" relativeHeight="251722752" behindDoc="0" locked="0" layoutInCell="1" allowOverlap="1" wp14:anchorId="7EE17441" wp14:editId="72C3D43A">
             <wp:simplePos x="0" y="0"/>
             <wp:positionH relativeFrom="column">
               <wp:posOffset>90055</wp:posOffset>
@@ -9471,7 +9451,7 @@
           <w:noProof/>
         </w:rPr>
         <w:drawing>
-          <wp:anchor distT="0" distB="0" distL="114300" distR="114300" simplePos="0" relativeHeight="251730944" behindDoc="0" locked="0" layoutInCell="1" allowOverlap="1" wp14:anchorId="66020864" wp14:editId="56D52223">
+          <wp:anchor distT="0" distB="0" distL="114300" distR="114300" simplePos="0" relativeHeight="251730944" behindDoc="0" locked="0" layoutInCell="1" allowOverlap="1" wp14:anchorId="66020864" wp14:editId="3D7CAB49">
             <wp:simplePos x="0" y="0"/>
             <wp:positionH relativeFrom="column">
               <wp:posOffset>6445250</wp:posOffset>
@@ -9551,6 +9531,9 @@
     </w:p>
     <w:p>
       <w:r>
+        <w:rPr>
+          <w:noProof/>
+        </w:rPr>
         <w:drawing>
           <wp:inline distT="0" distB="0" distL="0" distR="0" wp14:anchorId="2F7EDFFD" wp14:editId="2663A786">
             <wp:extent cx="3524742" cy="1333686"/>
@@ -9656,6 +9639,9 @@
         </w:drawing>
       </w:r>
       <w:r>
+        <w:rPr>
+          <w:noProof/>
+        </w:rPr>
         <w:drawing>
           <wp:anchor distT="0" distB="0" distL="114300" distR="114300" simplePos="0" relativeHeight="251726848" behindDoc="0" locked="0" layoutInCell="1" allowOverlap="1" wp14:anchorId="0D5B10A7" wp14:editId="707DBD19">
             <wp:simplePos x="0" y="0"/>
@@ -9718,6 +9704,9 @@
     </w:p>
     <w:p>
       <w:r>
+        <w:rPr>
+          <w:noProof/>
+        </w:rPr>
         <w:drawing>
           <wp:inline distT="0" distB="0" distL="0" distR="0" wp14:anchorId="32CBBB09" wp14:editId="4CD31479">
             <wp:extent cx="3477110" cy="1524213"/>
@@ -10375,6 +10364,7 @@
   <w:style w:type="character" w:default="1" w:styleId="DefaultParagraphFont">
     <w:name w:val="Default Paragraph Font"/>
     <w:uiPriority w:val="1"/>
+    <w:semiHidden/>
     <w:unhideWhenUsed/>
   </w:style>
   <w:style w:type="table" w:default="1" w:styleId="TableNormal">
